--- a/assets/pdfs/Tirtha_Das_Banerjee_CV.docx
+++ b/assets/pdfs/Tirtha_Das_Banerjee_CV.docx
@@ -676,7 +676,7 @@
           <w:sz w:val="22"/>
           <w:szCs w:val="22"/>
         </w:rPr>
-        <w:t>2</w:t>
+        <w:t>3</w:t>
       </w:r>
     </w:p>
     <w:p>
@@ -743,7 +743,7 @@
           <w:sz w:val="22"/>
           <w:szCs w:val="22"/>
         </w:rPr>
-        <w:t>3</w:t>
+        <w:t>5</w:t>
       </w:r>
     </w:p>
     <w:p>
@@ -3110,6 +3110,41 @@
         <w:rPr>
           <w:rFonts w:ascii="Times New Roman" w:hAnsi="Times New Roman" w:cs="Times New Roman"/>
           <w:bCs/>
+          <w:sz w:val="22"/>
+          <w:szCs w:val="22"/>
+        </w:rPr>
+      </w:pPr>
+    </w:p>
+    <w:p>
+      <w:pPr>
+        <w:pStyle w:val="Default"/>
+        <w:jc w:val="both"/>
+        <w:rPr>
+          <w:rFonts w:ascii="Times New Roman" w:hAnsi="Times New Roman" w:cs="Times New Roman"/>
+          <w:b/>
+          <w:sz w:val="22"/>
+          <w:szCs w:val="22"/>
+          <w:u w:val="single"/>
+        </w:rPr>
+      </w:pPr>
+      <w:r>
+        <w:rPr>
+          <w:rFonts w:ascii="Times New Roman" w:hAnsi="Times New Roman" w:cs="Times New Roman"/>
+          <w:b/>
+          <w:sz w:val="22"/>
+          <w:szCs w:val="22"/>
+          <w:u w:val="single"/>
+        </w:rPr>
+        <w:t>Publications</w:t>
+      </w:r>
+    </w:p>
+    <w:p>
+      <w:pPr>
+        <w:pStyle w:val="Default"/>
+        <w:jc w:val="both"/>
+        <w:rPr>
+          <w:rFonts w:ascii="Times New Roman" w:hAnsi="Times New Roman" w:cs="Times New Roman"/>
+          <w:bCs/>
           <w:sz w:val="8"/>
           <w:szCs w:val="8"/>
         </w:rPr>
@@ -3121,1660 +3156,404 @@
         <w:jc w:val="both"/>
         <w:rPr>
           <w:rFonts w:ascii="Times New Roman" w:hAnsi="Times New Roman" w:cs="Times New Roman"/>
-          <w:b/>
-          <w:sz w:val="22"/>
-          <w:szCs w:val="22"/>
-          <w:u w:val="single"/>
-        </w:rPr>
-      </w:pPr>
-      <w:r>
-        <w:rPr>
-          <w:rFonts w:ascii="Times New Roman" w:hAnsi="Times New Roman" w:cs="Times New Roman"/>
-          <w:b/>
-          <w:sz w:val="22"/>
-          <w:szCs w:val="22"/>
-          <w:u w:val="single"/>
-        </w:rPr>
-        <w:t xml:space="preserve">Biological </w:t>
-      </w:r>
-      <w:r>
-        <w:rPr>
-          <w:rFonts w:ascii="Times New Roman" w:hAnsi="Times New Roman" w:cs="Times New Roman"/>
-          <w:b/>
-          <w:sz w:val="22"/>
-          <w:szCs w:val="22"/>
-          <w:u w:val="single"/>
-        </w:rPr>
-        <w:t>Skills and expertise</w:t>
-      </w:r>
-    </w:p>
-    <w:p>
-      <w:pPr>
-        <w:pStyle w:val="NoSpacing"/>
-        <w:jc w:val="both"/>
-        <w:rPr>
-          <w:rFonts w:ascii="Times New Roman" w:hAnsi="Times New Roman" w:cs="Times New Roman"/>
-        </w:rPr>
-      </w:pPr>
-      <w:r>
-        <w:rPr>
-          <w:rFonts w:ascii="Times New Roman" w:hAnsi="Times New Roman" w:cs="Times New Roman"/>
-        </w:rPr>
-        <w:t xml:space="preserve">Single cell and bulk RNA-Seq, multiplex-FISH, colony optimization and automation, </w:t>
-      </w:r>
-      <w:r>
-        <w:rPr>
-          <w:rFonts w:ascii="Times New Roman" w:hAnsi="Times New Roman" w:cs="Times New Roman"/>
-        </w:rPr>
-        <w:t>s</w:t>
-      </w:r>
-      <w:r>
-        <w:rPr>
-          <w:rFonts w:ascii="Times New Roman" w:hAnsi="Times New Roman" w:cs="Times New Roman"/>
-        </w:rPr>
-        <w:t xml:space="preserve">patial biology, </w:t>
-      </w:r>
-      <w:r>
-        <w:rPr>
-          <w:rFonts w:ascii="Times New Roman" w:hAnsi="Times New Roman" w:cs="Times New Roman"/>
-        </w:rPr>
-        <w:t>l</w:t>
-      </w:r>
-      <w:r>
-        <w:rPr>
-          <w:rFonts w:ascii="Times New Roman" w:hAnsi="Times New Roman" w:cs="Times New Roman"/>
-        </w:rPr>
-        <w:t xml:space="preserve">aser </w:t>
-      </w:r>
-      <w:r>
-        <w:rPr>
-          <w:rFonts w:ascii="Times New Roman" w:hAnsi="Times New Roman" w:cs="Times New Roman"/>
-        </w:rPr>
-        <w:t>c</w:t>
-      </w:r>
-      <w:r>
-        <w:rPr>
-          <w:rFonts w:ascii="Times New Roman" w:hAnsi="Times New Roman" w:cs="Times New Roman"/>
-        </w:rPr>
-        <w:t xml:space="preserve">apture </w:t>
-      </w:r>
-      <w:r>
-        <w:rPr>
-          <w:rFonts w:ascii="Times New Roman" w:hAnsi="Times New Roman" w:cs="Times New Roman"/>
-        </w:rPr>
-        <w:t>m</w:t>
-      </w:r>
-      <w:r>
-        <w:rPr>
-          <w:rFonts w:ascii="Times New Roman" w:hAnsi="Times New Roman" w:cs="Times New Roman"/>
-        </w:rPr>
-        <w:t>icrodissection, CRISPR-Cas9, immunohistochemistry, qPCR, gene cloning, western blotting, microbial gene and protein expression, and advanced bioinformatics.</w:t>
-      </w:r>
-    </w:p>
-    <w:p>
-      <w:pPr>
-        <w:pStyle w:val="NoSpacing"/>
-        <w:jc w:val="both"/>
-        <w:rPr>
-          <w:rFonts w:ascii="Times New Roman" w:hAnsi="Times New Roman" w:cs="Times New Roman"/>
-          <w:sz w:val="20"/>
-          <w:szCs w:val="20"/>
-        </w:rPr>
-      </w:pPr>
-    </w:p>
-    <w:p>
-      <w:pPr>
-        <w:pStyle w:val="NoSpacing"/>
-        <w:jc w:val="both"/>
-        <w:rPr>
-          <w:rFonts w:ascii="Times New Roman" w:hAnsi="Times New Roman" w:cs="Times New Roman"/>
-          <w:b/>
-          <w:u w:val="single"/>
-        </w:rPr>
-      </w:pPr>
-      <w:r>
-        <w:rPr>
-          <w:rFonts w:ascii="Times New Roman" w:hAnsi="Times New Roman" w:cs="Times New Roman"/>
-          <w:b/>
-          <w:u w:val="single"/>
-        </w:rPr>
-        <w:t xml:space="preserve">Area of Interest </w:t>
-      </w:r>
-    </w:p>
-    <w:p>
-      <w:pPr>
-        <w:pStyle w:val="Default"/>
-        <w:jc w:val="both"/>
-        <w:rPr>
-          <w:rFonts w:ascii="Times New Roman" w:hAnsi="Times New Roman" w:cs="Times New Roman"/>
-          <w:bCs/>
-          <w:sz w:val="22"/>
-          <w:szCs w:val="22"/>
-        </w:rPr>
-      </w:pPr>
-      <w:r>
-        <w:rPr>
-          <w:rFonts w:ascii="Times New Roman" w:hAnsi="Times New Roman" w:cs="Times New Roman"/>
-          <w:bCs/>
-          <w:sz w:val="22"/>
-          <w:szCs w:val="22"/>
-        </w:rPr>
-        <w:t xml:space="preserve">Molecular Biology, Developmental Biology, Evolutionary Biology, </w:t>
-      </w:r>
-      <w:r>
-        <w:rPr>
-          <w:rFonts w:ascii="Times New Roman" w:hAnsi="Times New Roman" w:cs="Times New Roman"/>
-          <w:bCs/>
-          <w:sz w:val="22"/>
-          <w:szCs w:val="22"/>
-        </w:rPr>
-        <w:t xml:space="preserve">Bioengineering, </w:t>
-      </w:r>
-      <w:r>
-        <w:rPr>
-          <w:rFonts w:ascii="Times New Roman" w:hAnsi="Times New Roman" w:cs="Times New Roman"/>
-          <w:bCs/>
-          <w:sz w:val="22"/>
-          <w:szCs w:val="22"/>
-        </w:rPr>
-        <w:t>Insect Biology,</w:t>
-      </w:r>
-      <w:r>
-        <w:rPr>
-          <w:rFonts w:ascii="Times New Roman" w:hAnsi="Times New Roman" w:cs="Times New Roman"/>
-          <w:bCs/>
-          <w:sz w:val="22"/>
-          <w:szCs w:val="22"/>
-        </w:rPr>
-        <w:t xml:space="preserve"> </w:t>
-      </w:r>
-      <w:r>
-        <w:rPr>
-          <w:rFonts w:ascii="Times New Roman" w:hAnsi="Times New Roman" w:cs="Times New Roman"/>
-          <w:bCs/>
-          <w:sz w:val="22"/>
-          <w:szCs w:val="22"/>
-        </w:rPr>
-        <w:t>Robotics, Microbiology, Artificial Intelligence, Computer Vision, and Spatial Biology.</w:t>
-      </w:r>
-    </w:p>
-    <w:p>
-      <w:pPr>
-        <w:pStyle w:val="Default"/>
-        <w:jc w:val="both"/>
-        <w:rPr>
-          <w:rFonts w:ascii="Times New Roman" w:hAnsi="Times New Roman" w:cs="Times New Roman"/>
-          <w:bCs/>
-          <w:sz w:val="20"/>
-          <w:szCs w:val="20"/>
-        </w:rPr>
-      </w:pPr>
-    </w:p>
-    <w:p>
-      <w:pPr>
-        <w:pStyle w:val="Default"/>
-        <w:jc w:val="both"/>
-        <w:rPr>
-          <w:rFonts w:ascii="Times New Roman" w:hAnsi="Times New Roman" w:cs="Times New Roman"/>
-          <w:b/>
-          <w:sz w:val="22"/>
-          <w:szCs w:val="22"/>
-          <w:u w:val="single"/>
-        </w:rPr>
-      </w:pPr>
-      <w:r>
-        <w:rPr>
-          <w:rFonts w:ascii="Times New Roman" w:hAnsi="Times New Roman" w:cs="Times New Roman"/>
-          <w:b/>
-          <w:sz w:val="22"/>
-          <w:szCs w:val="22"/>
-          <w:u w:val="single"/>
-        </w:rPr>
-        <w:t>Model organisms</w:t>
-      </w:r>
-    </w:p>
-    <w:p>
-      <w:pPr>
-        <w:pStyle w:val="Default"/>
-        <w:jc w:val="both"/>
-        <w:rPr>
-          <w:rFonts w:ascii="Times New Roman" w:hAnsi="Times New Roman" w:cs="Times New Roman"/>
-          <w:bCs/>
-          <w:sz w:val="22"/>
-          <w:szCs w:val="22"/>
-        </w:rPr>
-      </w:pPr>
-      <w:r>
-        <w:rPr>
-          <w:rFonts w:ascii="Times New Roman" w:hAnsi="Times New Roman" w:cs="Times New Roman"/>
+          <w:bCs/>
+          <w:sz w:val="22"/>
+          <w:szCs w:val="22"/>
+        </w:rPr>
+      </w:pPr>
+      <w:r>
+        <w:rPr>
+          <w:rFonts w:ascii="Times New Roman" w:hAnsi="Times New Roman" w:cs="Times New Roman"/>
+          <w:b/>
+          <w:sz w:val="22"/>
+          <w:szCs w:val="22"/>
+        </w:rPr>
+        <w:t>Banerjee TD</w:t>
+      </w:r>
+      <w:r>
+        <w:rPr>
+          <w:rFonts w:ascii="Times New Roman" w:hAnsi="Times New Roman" w:cs="Times New Roman"/>
+          <w:b/>
+          <w:sz w:val="22"/>
+          <w:szCs w:val="22"/>
+          <w:vertAlign w:val="superscript"/>
+        </w:rPr>
+        <w:t>#</w:t>
+      </w:r>
+      <w:r>
+        <w:rPr>
+          <w:rFonts w:ascii="Times New Roman" w:hAnsi="Times New Roman" w:cs="Times New Roman"/>
+          <w:b/>
+          <w:sz w:val="22"/>
+          <w:szCs w:val="22"/>
+        </w:rPr>
+        <w:t xml:space="preserve">, </w:t>
+      </w:r>
+      <w:r>
+        <w:rPr>
+          <w:rFonts w:ascii="Times New Roman" w:hAnsi="Times New Roman" w:cs="Times New Roman"/>
+          <w:bCs/>
+          <w:sz w:val="22"/>
+          <w:szCs w:val="22"/>
+        </w:rPr>
+        <w:t>and Monteiro A</w:t>
+      </w:r>
+      <w:r>
+        <w:rPr>
+          <w:rFonts w:ascii="Times New Roman" w:hAnsi="Times New Roman" w:cs="Times New Roman"/>
+          <w:bCs/>
+          <w:sz w:val="22"/>
+          <w:szCs w:val="22"/>
+          <w:vertAlign w:val="superscript"/>
+        </w:rPr>
+        <w:t>#</w:t>
+      </w:r>
+      <w:r>
+        <w:rPr>
+          <w:rFonts w:ascii="Times New Roman" w:hAnsi="Times New Roman" w:cs="Times New Roman"/>
+          <w:bCs/>
+          <w:sz w:val="22"/>
+          <w:szCs w:val="22"/>
+        </w:rPr>
+        <w:t xml:space="preserve"> (2025). Shared regulatory networks link vein positioning and eyespot ring formation in butterflies. </w:t>
+      </w:r>
+      <w:r>
+        <w:rPr>
+          <w:rFonts w:ascii="Times New Roman" w:hAnsi="Times New Roman" w:cs="Times New Roman"/>
+          <w:b/>
+          <w:sz w:val="22"/>
+          <w:szCs w:val="22"/>
+        </w:rPr>
+        <w:t>Communications Biology.</w:t>
+      </w:r>
+      <w:r>
+        <w:rPr>
+          <w:rFonts w:ascii="Times New Roman" w:hAnsi="Times New Roman" w:cs="Times New Roman"/>
+          <w:bCs/>
+          <w:sz w:val="22"/>
+          <w:szCs w:val="22"/>
+        </w:rPr>
+        <w:t xml:space="preserve"> (</w:t>
+      </w:r>
+      <w:r>
+        <w:rPr>
+          <w:rFonts w:ascii="Times New Roman" w:hAnsi="Times New Roman" w:cs="Times New Roman"/>
+          <w:bCs/>
+          <w:sz w:val="22"/>
+          <w:szCs w:val="22"/>
+          <w:vertAlign w:val="superscript"/>
+        </w:rPr>
+        <w:t>#</w:t>
+      </w:r>
+      <w:r>
+        <w:rPr>
+          <w:rFonts w:ascii="Times New Roman" w:hAnsi="Times New Roman" w:cs="Times New Roman"/>
+          <w:bCs/>
+          <w:sz w:val="22"/>
+          <w:szCs w:val="22"/>
+        </w:rPr>
+        <w:t>Co-corresponding author). doi: 10.1038/s42003-025-09356-2. Featured article, Jan 2026</w:t>
+      </w:r>
+      <w:r>
+        <w:rPr>
+          <w:rFonts w:ascii="Times New Roman" w:hAnsi="Times New Roman" w:cs="Times New Roman"/>
+          <w:bCs/>
+          <w:sz w:val="22"/>
+          <w:szCs w:val="22"/>
+        </w:rPr>
+        <w:t>.</w:t>
+      </w:r>
+    </w:p>
+    <w:p>
+      <w:pPr>
+        <w:pStyle w:val="Default"/>
+        <w:jc w:val="both"/>
+        <w:rPr>
+          <w:rFonts w:ascii="Times New Roman" w:hAnsi="Times New Roman" w:cs="Times New Roman"/>
+          <w:bCs/>
+          <w:sz w:val="8"/>
+          <w:szCs w:val="8"/>
+        </w:rPr>
+      </w:pPr>
+    </w:p>
+    <w:p>
+      <w:pPr>
+        <w:pStyle w:val="Default"/>
+        <w:jc w:val="both"/>
+        <w:rPr>
+          <w:rFonts w:ascii="Times New Roman" w:hAnsi="Times New Roman" w:cs="Times New Roman"/>
+          <w:bCs/>
+          <w:sz w:val="22"/>
+          <w:szCs w:val="22"/>
+        </w:rPr>
+      </w:pPr>
+      <w:r>
+        <w:rPr>
+          <w:rFonts w:ascii="Times New Roman" w:hAnsi="Times New Roman" w:cs="Times New Roman"/>
+          <w:b/>
+          <w:sz w:val="22"/>
+          <w:szCs w:val="22"/>
+        </w:rPr>
+        <w:t>Banerjee TD</w:t>
+      </w:r>
+      <w:r>
+        <w:rPr>
+          <w:rFonts w:ascii="Times New Roman" w:hAnsi="Times New Roman" w:cs="Times New Roman"/>
+          <w:b/>
+          <w:sz w:val="22"/>
+          <w:szCs w:val="22"/>
+          <w:vertAlign w:val="superscript"/>
+        </w:rPr>
+        <w:t>#</w:t>
+      </w:r>
+      <w:r>
+        <w:rPr>
+          <w:rFonts w:ascii="Times New Roman" w:hAnsi="Times New Roman" w:cs="Times New Roman"/>
+          <w:b/>
+          <w:sz w:val="22"/>
+          <w:szCs w:val="22"/>
+        </w:rPr>
+        <w:t xml:space="preserve">, </w:t>
+      </w:r>
+      <w:r>
+        <w:rPr>
+          <w:rFonts w:ascii="Times New Roman" w:hAnsi="Times New Roman" w:cs="Times New Roman"/>
+          <w:bCs/>
+          <w:sz w:val="22"/>
+          <w:szCs w:val="22"/>
+        </w:rPr>
+        <w:t>Murugesan SN, Connahs H, and Monteiro A</w:t>
+      </w:r>
+      <w:r>
+        <w:rPr>
+          <w:rFonts w:ascii="Times New Roman" w:hAnsi="Times New Roman" w:cs="Times New Roman"/>
+          <w:bCs/>
+          <w:sz w:val="22"/>
+          <w:szCs w:val="22"/>
+          <w:vertAlign w:val="superscript"/>
+        </w:rPr>
+        <w:t>#</w:t>
+      </w:r>
+      <w:r>
+        <w:rPr>
+          <w:rFonts w:ascii="Times New Roman" w:hAnsi="Times New Roman" w:cs="Times New Roman"/>
+          <w:bCs/>
+          <w:sz w:val="22"/>
+          <w:szCs w:val="22"/>
+        </w:rPr>
+        <w:t xml:space="preserve"> (2023). Spatial and temporal regulation of Wnt signaling pathway members in the development of butterfly wing patterns.</w:t>
+      </w:r>
+      <w:r>
+        <w:rPr>
+          <w:rFonts w:ascii="Times New Roman" w:hAnsi="Times New Roman" w:cs="Times New Roman"/>
+          <w:b/>
+          <w:sz w:val="22"/>
+          <w:szCs w:val="22"/>
+        </w:rPr>
+        <w:t xml:space="preserve"> Science Advances. </w:t>
+      </w:r>
+      <w:r>
+        <w:rPr>
+          <w:rFonts w:ascii="Times New Roman" w:hAnsi="Times New Roman" w:cs="Times New Roman"/>
+          <w:bCs/>
+          <w:sz w:val="22"/>
+          <w:szCs w:val="22"/>
+        </w:rPr>
+        <w:t>(</w:t>
+      </w:r>
+      <w:r>
+        <w:rPr>
+          <w:rFonts w:ascii="Times New Roman" w:hAnsi="Times New Roman" w:cs="Times New Roman"/>
+          <w:bCs/>
+          <w:sz w:val="22"/>
+          <w:szCs w:val="22"/>
+          <w:vertAlign w:val="superscript"/>
+        </w:rPr>
+        <w:t>#</w:t>
+      </w:r>
+      <w:r>
+        <w:rPr>
+          <w:rFonts w:ascii="Times New Roman" w:hAnsi="Times New Roman" w:cs="Times New Roman"/>
+          <w:bCs/>
+          <w:sz w:val="22"/>
+          <w:szCs w:val="22"/>
+        </w:rPr>
+        <w:t>Co-corresponding author). Featured in the cover of 28</w:t>
+      </w:r>
+      <w:r>
+        <w:rPr>
+          <w:rFonts w:ascii="Times New Roman" w:hAnsi="Times New Roman" w:cs="Times New Roman"/>
+          <w:bCs/>
+          <w:sz w:val="22"/>
+          <w:szCs w:val="22"/>
+          <w:vertAlign w:val="superscript"/>
+        </w:rPr>
+        <w:t>th</w:t>
+      </w:r>
+      <w:r>
+        <w:rPr>
+          <w:rFonts w:ascii="Times New Roman" w:hAnsi="Times New Roman" w:cs="Times New Roman"/>
+          <w:bCs/>
+          <w:sz w:val="22"/>
+          <w:szCs w:val="22"/>
+        </w:rPr>
+        <w:t xml:space="preserve"> July 2023 issue. doi: 10.1126/sciadv.adg3877.</w:t>
+      </w:r>
+    </w:p>
+    <w:p>
+      <w:pPr>
+        <w:pStyle w:val="Default"/>
+        <w:jc w:val="both"/>
+        <w:rPr>
+          <w:rFonts w:ascii="Times New Roman" w:hAnsi="Times New Roman" w:cs="Times New Roman"/>
+          <w:bCs/>
+          <w:sz w:val="8"/>
+          <w:szCs w:val="8"/>
+        </w:rPr>
+      </w:pPr>
+    </w:p>
+    <w:p>
+      <w:pPr>
+        <w:pStyle w:val="NormalWeb"/>
+        <w:spacing w:before="0" w:beforeAutospacing="0" w:after="0" w:afterAutospacing="0"/>
+        <w:jc w:val="both"/>
+        <w:rPr>
+          <w:bCs/>
+          <w:sz w:val="22"/>
+          <w:szCs w:val="22"/>
+        </w:rPr>
+      </w:pPr>
+      <w:r>
+        <w:rPr>
+          <w:bCs/>
+          <w:sz w:val="22"/>
+          <w:szCs w:val="22"/>
+        </w:rPr>
+        <w:t xml:space="preserve">Tian S, Lee B, </w:t>
+      </w:r>
+      <w:r>
+        <w:rPr>
+          <w:b/>
+          <w:sz w:val="22"/>
+          <w:szCs w:val="22"/>
+        </w:rPr>
+        <w:t>Banerjee TD</w:t>
+      </w:r>
+      <w:r>
+        <w:rPr>
+          <w:bCs/>
+          <w:sz w:val="22"/>
+          <w:szCs w:val="22"/>
+        </w:rPr>
+        <w:t xml:space="preserve">, Murugesan SN, Monteiro A. (2025). A novel Hox gene promoter fuels the evolution of adaptive phenotypic plasticity. </w:t>
+      </w:r>
+      <w:r>
+        <w:rPr>
+          <w:b/>
+          <w:sz w:val="22"/>
+          <w:szCs w:val="22"/>
+        </w:rPr>
+        <w:t>Nature Ecology and Evolution</w:t>
+      </w:r>
+      <w:r>
+        <w:rPr>
+          <w:bCs/>
+          <w:sz w:val="22"/>
+          <w:szCs w:val="22"/>
+        </w:rPr>
+        <w:t>. doi: 10.1038/s41559-025-02891-5.</w:t>
+      </w:r>
+    </w:p>
+    <w:p>
+      <w:pPr>
+        <w:pStyle w:val="NormalWeb"/>
+        <w:spacing w:before="0" w:beforeAutospacing="0" w:after="0" w:afterAutospacing="0"/>
+        <w:jc w:val="both"/>
+        <w:rPr>
+          <w:bCs/>
+          <w:sz w:val="8"/>
+          <w:szCs w:val="8"/>
+        </w:rPr>
+      </w:pPr>
+    </w:p>
+    <w:p>
+      <w:pPr>
+        <w:pStyle w:val="NormalWeb"/>
+        <w:spacing w:before="0" w:beforeAutospacing="0" w:after="0" w:afterAutospacing="0"/>
+        <w:jc w:val="both"/>
+        <w:rPr>
+          <w:bCs/>
+          <w:sz w:val="22"/>
+          <w:szCs w:val="22"/>
+          <w:lang w:val="en-IN"/>
+        </w:rPr>
+      </w:pPr>
+      <w:r>
+        <w:rPr>
+          <w:bCs/>
+          <w:sz w:val="22"/>
+          <w:szCs w:val="22"/>
+        </w:rPr>
+        <w:t xml:space="preserve">Raine J, Kibat C, </w:t>
+      </w:r>
+      <w:r>
+        <w:rPr>
+          <w:b/>
+          <w:sz w:val="22"/>
+          <w:szCs w:val="22"/>
+        </w:rPr>
+        <w:t>Banerjee TD</w:t>
+      </w:r>
+      <w:r>
+        <w:rPr>
+          <w:bCs/>
+          <w:sz w:val="22"/>
+          <w:szCs w:val="22"/>
+        </w:rPr>
+        <w:t xml:space="preserve">, Mathuru AS. (2025). </w:t>
+      </w:r>
+      <w:r>
+        <w:rPr>
           <w:bCs/>
           <w:i/>
           <w:iCs/>
           <w:sz w:val="22"/>
           <w:szCs w:val="22"/>
         </w:rPr>
-        <w:t>Bicyclus anynana</w:t>
-      </w:r>
-      <w:r>
-        <w:rPr>
-          <w:rFonts w:ascii="Times New Roman" w:hAnsi="Times New Roman" w:cs="Times New Roman"/>
-          <w:bCs/>
-          <w:sz w:val="22"/>
-          <w:szCs w:val="22"/>
-        </w:rPr>
-        <w:t xml:space="preserve"> and </w:t>
-      </w:r>
-      <w:r>
-        <w:rPr>
-          <w:rFonts w:ascii="Times New Roman" w:hAnsi="Times New Roman" w:cs="Times New Roman"/>
-          <w:bCs/>
-          <w:i/>
-          <w:iCs/>
-          <w:sz w:val="22"/>
-          <w:szCs w:val="22"/>
-        </w:rPr>
-        <w:t>Danio rerio</w:t>
-      </w:r>
-      <w:r>
-        <w:rPr>
-          <w:rFonts w:ascii="Times New Roman" w:hAnsi="Times New Roman" w:cs="Times New Roman"/>
-          <w:bCs/>
-          <w:sz w:val="22"/>
-          <w:szCs w:val="22"/>
-        </w:rPr>
-        <w:t xml:space="preserve"> </w:t>
-      </w:r>
-    </w:p>
-    <w:p>
-      <w:pPr>
-        <w:pStyle w:val="NoSpacing"/>
-        <w:jc w:val="both"/>
-        <w:rPr>
-          <w:rFonts w:ascii="Times New Roman" w:hAnsi="Times New Roman" w:cs="Times New Roman"/>
-          <w:sz w:val="20"/>
-          <w:szCs w:val="20"/>
-        </w:rPr>
-      </w:pPr>
-    </w:p>
-    <w:p>
-      <w:pPr>
-        <w:pStyle w:val="NoSpacing"/>
-        <w:jc w:val="both"/>
-        <w:rPr>
-          <w:rFonts w:ascii="Times New Roman" w:hAnsi="Times New Roman" w:cs="Times New Roman"/>
-          <w:b/>
-          <w:bCs/>
-          <w:u w:val="single"/>
-        </w:rPr>
-      </w:pPr>
-      <w:r>
-        <w:rPr>
-          <w:rFonts w:ascii="Times New Roman" w:hAnsi="Times New Roman" w:cs="Times New Roman"/>
-          <w:b/>
-          <w:bCs/>
-          <w:u w:val="single"/>
-        </w:rPr>
-        <w:t>Programming languages</w:t>
-      </w:r>
-    </w:p>
-    <w:p>
-      <w:pPr>
-        <w:pStyle w:val="NoSpacing"/>
-        <w:jc w:val="both"/>
-        <w:rPr>
-          <w:rFonts w:ascii="Times New Roman" w:hAnsi="Times New Roman" w:cs="Times New Roman"/>
-        </w:rPr>
-      </w:pPr>
-      <w:r>
-        <w:rPr>
-          <w:rFonts w:ascii="Times New Roman" w:hAnsi="Times New Roman" w:cs="Times New Roman"/>
-        </w:rPr>
-        <w:t>C++, html, and Python</w:t>
-      </w:r>
-    </w:p>
-    <w:p>
-      <w:pPr>
-        <w:pStyle w:val="NoSpacing"/>
-        <w:jc w:val="both"/>
-        <w:rPr>
-          <w:rFonts w:ascii="Times New Roman" w:hAnsi="Times New Roman" w:cs="Times New Roman"/>
-          <w:sz w:val="20"/>
-          <w:szCs w:val="20"/>
-        </w:rPr>
-      </w:pPr>
-    </w:p>
-    <w:p>
-      <w:pPr>
-        <w:pStyle w:val="NoSpacing"/>
-        <w:jc w:val="both"/>
-        <w:rPr>
-          <w:rFonts w:ascii="Times New Roman" w:hAnsi="Times New Roman" w:cs="Times New Roman"/>
-          <w:b/>
-          <w:bCs/>
-          <w:u w:val="single"/>
-        </w:rPr>
-      </w:pPr>
-      <w:r>
-        <w:rPr>
-          <w:rFonts w:ascii="Times New Roman" w:hAnsi="Times New Roman" w:cs="Times New Roman"/>
-          <w:b/>
-          <w:bCs/>
-          <w:u w:val="single"/>
-        </w:rPr>
-        <w:t>Data analysis</w:t>
-      </w:r>
-    </w:p>
-    <w:p>
-      <w:pPr>
-        <w:pStyle w:val="NoSpacing"/>
-        <w:jc w:val="both"/>
-        <w:rPr>
-          <w:rFonts w:ascii="Times New Roman" w:hAnsi="Times New Roman" w:cs="Times New Roman"/>
-          <w:sz w:val="20"/>
-          <w:szCs w:val="20"/>
-        </w:rPr>
-      </w:pPr>
-      <w:r>
-        <w:rPr>
-          <w:rFonts w:ascii="Times New Roman" w:hAnsi="Times New Roman" w:cs="Times New Roman"/>
-          <w:sz w:val="20"/>
-          <w:szCs w:val="20"/>
-        </w:rPr>
-        <w:t>R</w:t>
-      </w:r>
-    </w:p>
-    <w:p>
-      <w:pPr>
-        <w:pStyle w:val="NoSpacing"/>
-        <w:jc w:val="both"/>
-        <w:rPr>
-          <w:rFonts w:ascii="Times New Roman" w:hAnsi="Times New Roman" w:cs="Times New Roman"/>
-          <w:sz w:val="20"/>
-          <w:szCs w:val="20"/>
-        </w:rPr>
-      </w:pPr>
-    </w:p>
-    <w:p>
-      <w:pPr>
-        <w:pStyle w:val="NoSpacing"/>
-        <w:jc w:val="both"/>
-        <w:rPr>
-          <w:rFonts w:ascii="Times New Roman" w:hAnsi="Times New Roman" w:cs="Times New Roman"/>
-          <w:b/>
-          <w:bCs/>
-          <w:u w:val="single"/>
-        </w:rPr>
-      </w:pPr>
-      <w:r>
-        <w:rPr>
-          <w:rFonts w:ascii="Times New Roman" w:hAnsi="Times New Roman" w:cs="Times New Roman"/>
-          <w:b/>
-          <w:bCs/>
-          <w:u w:val="single"/>
-        </w:rPr>
-        <w:t>Hardware and Microcontrollers</w:t>
-      </w:r>
-    </w:p>
-    <w:p>
-      <w:pPr>
-        <w:pStyle w:val="NoSpacing"/>
-        <w:jc w:val="both"/>
-        <w:rPr>
-          <w:rFonts w:ascii="Times New Roman" w:hAnsi="Times New Roman" w:cs="Times New Roman"/>
-        </w:rPr>
-      </w:pPr>
-      <w:r>
-        <w:rPr>
-          <w:rFonts w:ascii="Times New Roman" w:hAnsi="Times New Roman" w:cs="Times New Roman"/>
-        </w:rPr>
-        <w:t>Arduino (ATMega2560, ATMega328p), Esp32, AMB82-mini, STM32</w:t>
-      </w:r>
-    </w:p>
-    <w:p>
-      <w:pPr>
-        <w:pStyle w:val="Default"/>
-        <w:jc w:val="both"/>
-        <w:rPr>
-          <w:rFonts w:ascii="Times New Roman" w:hAnsi="Times New Roman" w:cs="Times New Roman"/>
-          <w:bCs/>
-          <w:sz w:val="20"/>
-          <w:szCs w:val="20"/>
-        </w:rPr>
-      </w:pPr>
-    </w:p>
-    <w:p>
-      <w:pPr>
-        <w:pStyle w:val="Default"/>
-        <w:jc w:val="both"/>
-        <w:rPr>
-          <w:rFonts w:ascii="Times New Roman" w:hAnsi="Times New Roman" w:cs="Times New Roman"/>
-          <w:b/>
-          <w:sz w:val="22"/>
-          <w:szCs w:val="22"/>
-          <w:u w:val="single"/>
-        </w:rPr>
-      </w:pPr>
-      <w:r>
-        <w:rPr>
-          <w:rFonts w:ascii="Times New Roman" w:hAnsi="Times New Roman" w:cs="Times New Roman"/>
-          <w:b/>
-          <w:sz w:val="22"/>
-          <w:szCs w:val="22"/>
-          <w:u w:val="single"/>
-        </w:rPr>
-        <w:t>Awards and Scholarships</w:t>
-      </w:r>
-    </w:p>
-    <w:p>
-      <w:pPr>
-        <w:pStyle w:val="Default"/>
-        <w:jc w:val="both"/>
-        <w:rPr>
-          <w:rFonts w:ascii="Times New Roman" w:hAnsi="Times New Roman" w:cs="Times New Roman"/>
-          <w:bCs/>
-          <w:sz w:val="22"/>
-          <w:szCs w:val="22"/>
-        </w:rPr>
-      </w:pPr>
-      <w:r>
-        <w:rPr>
-          <w:rFonts w:ascii="Times New Roman" w:hAnsi="Times New Roman" w:cs="Times New Roman"/>
-          <w:bCs/>
-          <w:sz w:val="22"/>
-          <w:szCs w:val="22"/>
-        </w:rPr>
-        <w:t>Inspiring Research Mentor Award, 2025. Awarded by NUS High School of Math and Science.</w:t>
-      </w:r>
-    </w:p>
-    <w:p>
-      <w:pPr>
-        <w:pStyle w:val="Default"/>
-        <w:jc w:val="both"/>
-        <w:rPr>
-          <w:rFonts w:ascii="Times New Roman" w:hAnsi="Times New Roman" w:cs="Times New Roman"/>
-          <w:bCs/>
-          <w:sz w:val="22"/>
-          <w:szCs w:val="22"/>
-        </w:rPr>
-      </w:pPr>
-      <w:r>
-        <w:rPr>
-          <w:rFonts w:ascii="Times New Roman" w:hAnsi="Times New Roman" w:cs="Times New Roman"/>
-          <w:bCs/>
-          <w:sz w:val="22"/>
-          <w:szCs w:val="22"/>
-        </w:rPr>
-        <w:t>Young Researcher Award, Asia Evo-Devo-2021. Awarded by Asia Evo-devo 2021.</w:t>
-      </w:r>
-    </w:p>
-    <w:p>
-      <w:pPr>
-        <w:pStyle w:val="Default"/>
-        <w:jc w:val="both"/>
-        <w:rPr>
-          <w:rFonts w:ascii="Times New Roman" w:hAnsi="Times New Roman" w:cs="Times New Roman"/>
-          <w:bCs/>
-          <w:sz w:val="22"/>
-          <w:szCs w:val="22"/>
-        </w:rPr>
-      </w:pPr>
-      <w:r>
-        <w:rPr>
-          <w:rFonts w:ascii="Times New Roman" w:hAnsi="Times New Roman" w:cs="Times New Roman"/>
-          <w:bCs/>
-          <w:sz w:val="22"/>
-          <w:szCs w:val="22"/>
-        </w:rPr>
-        <w:t>Yale-NUS scholarship (2016-2020). Awarded by Yale University and NUS.</w:t>
-      </w:r>
-    </w:p>
-    <w:p>
-      <w:pPr>
-        <w:pStyle w:val="Default"/>
-        <w:jc w:val="both"/>
-        <w:rPr>
-          <w:rFonts w:ascii="Times New Roman" w:hAnsi="Times New Roman" w:cs="Times New Roman"/>
-          <w:bCs/>
-          <w:sz w:val="20"/>
-          <w:szCs w:val="20"/>
-        </w:rPr>
-      </w:pPr>
-    </w:p>
-    <w:p>
-      <w:pPr>
-        <w:pStyle w:val="Default"/>
-        <w:jc w:val="both"/>
-        <w:rPr>
-          <w:rFonts w:ascii="Times New Roman" w:hAnsi="Times New Roman" w:cs="Times New Roman"/>
-          <w:b/>
-          <w:sz w:val="22"/>
-          <w:szCs w:val="22"/>
-          <w:u w:val="single"/>
-        </w:rPr>
-      </w:pPr>
-      <w:r>
-        <w:rPr>
-          <w:rFonts w:ascii="Times New Roman" w:hAnsi="Times New Roman" w:cs="Times New Roman"/>
-          <w:b/>
-          <w:sz w:val="22"/>
-          <w:szCs w:val="22"/>
-          <w:u w:val="single"/>
-        </w:rPr>
-        <w:t>Grants Awarded</w:t>
-      </w:r>
-    </w:p>
-    <w:p>
-      <w:pPr>
-        <w:pStyle w:val="Default"/>
-        <w:jc w:val="both"/>
-        <w:rPr>
-          <w:rFonts w:ascii="Times New Roman" w:hAnsi="Times New Roman" w:cs="Times New Roman"/>
-          <w:b/>
-          <w:sz w:val="22"/>
-          <w:szCs w:val="22"/>
-          <w:u w:val="single"/>
-        </w:rPr>
-      </w:pPr>
-      <w:r>
-        <w:rPr>
-          <w:rFonts w:ascii="Times New Roman" w:hAnsi="Times New Roman" w:cs="Times New Roman"/>
-          <w:sz w:val="22"/>
-          <w:szCs w:val="22"/>
-        </w:rPr>
-        <w:t xml:space="preserve">1) </w:t>
-      </w:r>
-      <w:r>
-        <w:rPr>
-          <w:rFonts w:ascii="Times New Roman" w:hAnsi="Times New Roman" w:cs="Times New Roman"/>
-          <w:sz w:val="22"/>
-          <w:szCs w:val="22"/>
-        </w:rPr>
-        <w:t xml:space="preserve">Integrating Reaction-Diffusion and Positional-Information in patterning the wing veins of </w:t>
-      </w:r>
-      <w:r>
-        <w:rPr>
-          <w:rFonts w:ascii="Times New Roman" w:hAnsi="Times New Roman" w:cs="Times New Roman"/>
-          <w:i/>
-          <w:iCs/>
-          <w:sz w:val="22"/>
-          <w:szCs w:val="22"/>
-        </w:rPr>
-        <w:t>Bicyclus anynana</w:t>
-      </w:r>
-      <w:r>
-        <w:rPr>
-          <w:rFonts w:ascii="Times New Roman" w:hAnsi="Times New Roman" w:cs="Times New Roman"/>
-          <w:sz w:val="22"/>
-          <w:szCs w:val="22"/>
-        </w:rPr>
-        <w:t xml:space="preserve"> butterflies. (MOE Tier 1, primarily written, PI: </w:t>
-      </w:r>
-      <w:r>
-        <w:rPr>
-          <w:rFonts w:ascii="Times New Roman" w:hAnsi="Times New Roman" w:cs="Times New Roman"/>
-          <w:bCs/>
-          <w:sz w:val="22"/>
-          <w:szCs w:val="22"/>
-        </w:rPr>
-        <w:t>Antόnia Monteiro).</w:t>
-      </w:r>
-    </w:p>
-    <w:p>
-      <w:pPr>
-        <w:pStyle w:val="Default"/>
-        <w:jc w:val="both"/>
-        <w:rPr>
-          <w:rFonts w:ascii="Times New Roman" w:hAnsi="Times New Roman" w:cs="Times New Roman"/>
-          <w:bCs/>
-          <w:sz w:val="22"/>
-          <w:szCs w:val="22"/>
-        </w:rPr>
-      </w:pPr>
-      <w:r>
-        <w:rPr>
-          <w:rFonts w:ascii="Times New Roman" w:hAnsi="Times New Roman" w:cs="Times New Roman"/>
-          <w:bCs/>
-          <w:sz w:val="22"/>
-          <w:szCs w:val="22"/>
-        </w:rPr>
-        <w:t xml:space="preserve">2) </w:t>
-      </w:r>
-      <w:r>
-        <w:rPr>
-          <w:rFonts w:ascii="Times New Roman" w:hAnsi="Times New Roman" w:cs="Times New Roman"/>
-          <w:bCs/>
-          <w:sz w:val="22"/>
-          <w:szCs w:val="22"/>
-        </w:rPr>
-        <w:t>The evolution of novel complex traits from preexisting traits: Identifying shared cellular identities and gene regulation across traits. (MOE Tier 2, co-written with Antόnia Monteiro and Suriya Narayanan Murugeshan).</w:t>
-      </w:r>
-    </w:p>
-    <w:p>
-      <w:pPr>
-        <w:pStyle w:val="Default"/>
-        <w:jc w:val="both"/>
-        <w:rPr>
-          <w:rFonts w:ascii="Times New Roman" w:hAnsi="Times New Roman" w:cs="Times New Roman"/>
-          <w:bCs/>
-          <w:sz w:val="22"/>
-          <w:szCs w:val="22"/>
-        </w:rPr>
-      </w:pPr>
-      <w:r>
-        <w:rPr>
-          <w:rFonts w:ascii="Times New Roman" w:hAnsi="Times New Roman" w:cs="Times New Roman"/>
-          <w:bCs/>
-          <w:sz w:val="22"/>
-          <w:szCs w:val="22"/>
-        </w:rPr>
-        <w:t xml:space="preserve">3) </w:t>
-      </w:r>
-      <w:r>
-        <w:rPr>
-          <w:rFonts w:ascii="Times New Roman" w:hAnsi="Times New Roman" w:cs="Times New Roman"/>
-          <w:bCs/>
-          <w:sz w:val="22"/>
-          <w:szCs w:val="22"/>
-        </w:rPr>
-        <w:t>Investigating a transcriptional role of primary cilia in striatal neural computation mediating cognitive flexibility. (MOE Tier 2, as collaborator, PI: Siew Cheng Phua).</w:t>
-      </w:r>
-    </w:p>
-    <w:p>
-      <w:pPr>
-        <w:pStyle w:val="Default"/>
-        <w:jc w:val="both"/>
-        <w:rPr>
-          <w:rFonts w:ascii="Times New Roman" w:hAnsi="Times New Roman" w:cs="Times New Roman"/>
-          <w:bCs/>
-          <w:sz w:val="20"/>
-          <w:szCs w:val="20"/>
-        </w:rPr>
-      </w:pPr>
-    </w:p>
-    <w:p>
-      <w:pPr>
-        <w:pStyle w:val="Default"/>
-        <w:jc w:val="both"/>
-        <w:rPr>
-          <w:rFonts w:ascii="Times New Roman" w:hAnsi="Times New Roman" w:cs="Times New Roman"/>
-          <w:b/>
-          <w:sz w:val="22"/>
-          <w:szCs w:val="22"/>
-          <w:u w:val="single"/>
-        </w:rPr>
-      </w:pPr>
-      <w:r>
-        <w:rPr>
-          <w:rFonts w:ascii="Times New Roman" w:hAnsi="Times New Roman" w:cs="Times New Roman"/>
-          <w:b/>
-          <w:sz w:val="22"/>
-          <w:szCs w:val="22"/>
-          <w:u w:val="single"/>
-        </w:rPr>
-        <w:t>Technologies developed</w:t>
-      </w:r>
-    </w:p>
-    <w:p>
-      <w:pPr>
-        <w:pStyle w:val="Default"/>
-        <w:jc w:val="both"/>
-        <w:rPr>
-          <w:rFonts w:ascii="Times New Roman" w:hAnsi="Times New Roman" w:cs="Times New Roman"/>
-          <w:bCs/>
-          <w:sz w:val="22"/>
-          <w:szCs w:val="22"/>
-        </w:rPr>
-      </w:pPr>
-      <w:r>
-        <w:rPr>
-          <w:rFonts w:ascii="Times New Roman" w:hAnsi="Times New Roman" w:cs="Times New Roman"/>
-          <w:b/>
-          <w:sz w:val="22"/>
-          <w:szCs w:val="22"/>
-        </w:rPr>
-        <w:t xml:space="preserve">1) </w:t>
-      </w:r>
-      <w:r>
-        <w:rPr>
-          <w:rFonts w:ascii="Times New Roman" w:hAnsi="Times New Roman" w:cs="Times New Roman"/>
-          <w:b/>
-          <w:sz w:val="22"/>
-          <w:szCs w:val="22"/>
-        </w:rPr>
-        <w:t>RAMFISH</w:t>
-      </w:r>
-      <w:r>
-        <w:rPr>
-          <w:rFonts w:ascii="Times New Roman" w:hAnsi="Times New Roman" w:cs="Times New Roman"/>
-          <w:bCs/>
-          <w:sz w:val="22"/>
-          <w:szCs w:val="22"/>
-        </w:rPr>
-        <w:t>: Spatial mRNA profiling technology that allows multiplexing (~30 genes) in complex biological systems such as whole mount organs of butterflies and zebrafish.</w:t>
-      </w:r>
-      <w:r>
-        <w:rPr>
-          <w:rFonts w:ascii="Times New Roman" w:hAnsi="Times New Roman" w:cs="Times New Roman"/>
-          <w:bCs/>
-          <w:sz w:val="22"/>
-          <w:szCs w:val="22"/>
-        </w:rPr>
-        <w:t xml:space="preserve"> Current </w:t>
-      </w:r>
-      <w:r>
-        <w:rPr>
-          <w:rFonts w:ascii="Times New Roman" w:hAnsi="Times New Roman" w:cs="Times New Roman"/>
-          <w:bCs/>
-          <w:sz w:val="22"/>
-          <w:szCs w:val="22"/>
-        </w:rPr>
-        <w:t xml:space="preserve">institutions using the </w:t>
-      </w:r>
-      <w:r>
-        <w:rPr>
-          <w:rFonts w:ascii="Times New Roman" w:hAnsi="Times New Roman" w:cs="Times New Roman"/>
-          <w:bCs/>
-          <w:sz w:val="22"/>
-          <w:szCs w:val="22"/>
-        </w:rPr>
-        <w:t xml:space="preserve">systems: </w:t>
-      </w:r>
-      <w:r>
-        <w:rPr>
-          <w:rFonts w:ascii="Times New Roman" w:hAnsi="Times New Roman" w:cs="Times New Roman"/>
-          <w:bCs/>
-          <w:sz w:val="22"/>
-          <w:szCs w:val="22"/>
-        </w:rPr>
-        <w:t>Department of Biological Sciences and Yong Loo Lin School of Medicine, NUS; and Institute of Cellular and Molecular Biology, A*STAR</w:t>
-      </w:r>
-      <w:r>
-        <w:rPr>
-          <w:rFonts w:ascii="Times New Roman" w:hAnsi="Times New Roman" w:cs="Times New Roman"/>
-          <w:bCs/>
-          <w:sz w:val="22"/>
-          <w:szCs w:val="22"/>
-        </w:rPr>
-        <w:t>.</w:t>
-      </w:r>
-    </w:p>
-    <w:p>
-      <w:pPr>
-        <w:pStyle w:val="Default"/>
-        <w:jc w:val="both"/>
-        <w:rPr>
-          <w:rFonts w:ascii="Times New Roman" w:hAnsi="Times New Roman" w:cs="Times New Roman"/>
-          <w:bCs/>
-          <w:sz w:val="22"/>
-          <w:szCs w:val="22"/>
-        </w:rPr>
-      </w:pPr>
-      <w:r>
-        <w:rPr>
-          <w:rFonts w:ascii="Times New Roman" w:hAnsi="Times New Roman" w:cs="Times New Roman"/>
-          <w:b/>
-          <w:sz w:val="22"/>
-          <w:szCs w:val="22"/>
-        </w:rPr>
-        <w:t>2) FISHER</w:t>
-      </w:r>
-      <w:r>
-        <w:rPr>
-          <w:rFonts w:ascii="Times New Roman" w:hAnsi="Times New Roman" w:cs="Times New Roman"/>
-          <w:bCs/>
-          <w:sz w:val="22"/>
-          <w:szCs w:val="22"/>
-        </w:rPr>
-        <w:t>: Flexible Instrument for Stimulus-controlled Habituation and Experimental Reinforcement for neurobehavioral assays, associative learning, and drug delivery. Variants: FISHER (for standard feeding and dual reinforce</w:t>
-      </w:r>
-      <w:r>
-        <w:rPr>
-          <w:rFonts w:ascii="Times New Roman" w:hAnsi="Times New Roman" w:cs="Times New Roman"/>
-          <w:bCs/>
-          <w:sz w:val="22"/>
-          <w:szCs w:val="22"/>
-        </w:rPr>
-        <w:lastRenderedPageBreak/>
-        <w:t xml:space="preserve">ment assays), and FISHER_Eye (a camera powered system to perform recordings while the experiments are being conducted). </w:t>
-      </w:r>
-    </w:p>
-    <w:p>
-      <w:pPr>
-        <w:pStyle w:val="Default"/>
-        <w:jc w:val="both"/>
-        <w:rPr>
-          <w:rFonts w:ascii="Times New Roman" w:hAnsi="Times New Roman" w:cs="Times New Roman"/>
-          <w:bCs/>
-          <w:sz w:val="22"/>
-          <w:szCs w:val="22"/>
-        </w:rPr>
-      </w:pPr>
-      <w:r>
-        <w:rPr>
-          <w:rFonts w:ascii="Times New Roman" w:hAnsi="Times New Roman" w:cs="Times New Roman"/>
-          <w:b/>
-          <w:sz w:val="22"/>
-          <w:szCs w:val="22"/>
-        </w:rPr>
-        <w:t>3</w:t>
-      </w:r>
-      <w:r>
-        <w:rPr>
-          <w:rFonts w:ascii="Times New Roman" w:hAnsi="Times New Roman" w:cs="Times New Roman"/>
-          <w:b/>
-          <w:sz w:val="22"/>
-          <w:szCs w:val="22"/>
-        </w:rPr>
-        <w:t xml:space="preserve">) </w:t>
-      </w:r>
-      <w:r>
-        <w:rPr>
-          <w:rFonts w:ascii="Times New Roman" w:hAnsi="Times New Roman" w:cs="Times New Roman"/>
-          <w:b/>
-          <w:sz w:val="22"/>
-          <w:szCs w:val="22"/>
-        </w:rPr>
-        <w:t>NanoPulse</w:t>
-      </w:r>
-      <w:r>
-        <w:rPr>
-          <w:rFonts w:ascii="Times New Roman" w:hAnsi="Times New Roman" w:cs="Times New Roman"/>
-          <w:bCs/>
-          <w:sz w:val="22"/>
-          <w:szCs w:val="22"/>
-        </w:rPr>
-        <w:t>: A nanolitre scale microinjection system for CRISPR-Cas9 and embryonic research application. Developed in collaboration with JayaVardhan Harihar Prasad and Chan Sum Ngai Jeff from Raffles Institution, Singapore. Awarded Silver at the 26</w:t>
-      </w:r>
-      <w:r>
-        <w:rPr>
-          <w:rFonts w:ascii="Times New Roman" w:hAnsi="Times New Roman" w:cs="Times New Roman"/>
-          <w:bCs/>
-          <w:sz w:val="22"/>
-          <w:szCs w:val="22"/>
-          <w:vertAlign w:val="superscript"/>
-        </w:rPr>
-        <w:t>th</w:t>
-      </w:r>
-      <w:r>
-        <w:rPr>
-          <w:rFonts w:ascii="Times New Roman" w:hAnsi="Times New Roman" w:cs="Times New Roman"/>
-          <w:bCs/>
-          <w:sz w:val="22"/>
-          <w:szCs w:val="22"/>
-        </w:rPr>
-        <w:t xml:space="preserve"> Science and Engineering Fair, Singapore </w:t>
-      </w:r>
-      <w:r>
-        <w:rPr>
-          <w:rFonts w:ascii="Times New Roman" w:hAnsi="Times New Roman" w:cs="Times New Roman"/>
-          <w:bCs/>
-          <w:sz w:val="22"/>
-          <w:szCs w:val="22"/>
-        </w:rPr>
-        <w:t>-</w:t>
-      </w:r>
-      <w:r>
-        <w:rPr>
-          <w:rFonts w:ascii="Times New Roman" w:hAnsi="Times New Roman" w:cs="Times New Roman"/>
-          <w:bCs/>
-          <w:sz w:val="22"/>
-          <w:szCs w:val="22"/>
-        </w:rPr>
-        <w:t xml:space="preserve"> 2026.</w:t>
-      </w:r>
-    </w:p>
-    <w:p>
-      <w:pPr>
-        <w:pStyle w:val="Default"/>
-        <w:jc w:val="both"/>
-        <w:rPr>
-          <w:rFonts w:ascii="Times New Roman" w:hAnsi="Times New Roman" w:cs="Times New Roman"/>
-          <w:bCs/>
-          <w:sz w:val="20"/>
-          <w:szCs w:val="20"/>
-        </w:rPr>
-      </w:pPr>
-    </w:p>
-    <w:p>
-      <w:pPr>
-        <w:pStyle w:val="Default"/>
-        <w:jc w:val="both"/>
-        <w:rPr>
-          <w:rFonts w:ascii="Times New Roman" w:hAnsi="Times New Roman" w:cs="Times New Roman"/>
-          <w:b/>
-          <w:sz w:val="22"/>
-          <w:szCs w:val="22"/>
-          <w:u w:val="single"/>
-        </w:rPr>
-      </w:pPr>
-      <w:r>
-        <w:rPr>
-          <w:rFonts w:ascii="Times New Roman" w:hAnsi="Times New Roman" w:cs="Times New Roman"/>
-          <w:b/>
-          <w:sz w:val="22"/>
-          <w:szCs w:val="22"/>
-          <w:u w:val="single"/>
-        </w:rPr>
-        <w:t>Technologies currently under development</w:t>
-      </w:r>
-    </w:p>
-    <w:p>
-      <w:pPr>
-        <w:pStyle w:val="Default"/>
-        <w:jc w:val="both"/>
-        <w:rPr>
-          <w:rFonts w:ascii="Times New Roman" w:hAnsi="Times New Roman" w:cs="Times New Roman"/>
-          <w:bCs/>
-          <w:sz w:val="22"/>
-          <w:szCs w:val="22"/>
-        </w:rPr>
-      </w:pPr>
-      <w:r>
-        <w:rPr>
-          <w:rFonts w:ascii="Times New Roman" w:hAnsi="Times New Roman" w:cs="Times New Roman"/>
-          <w:b/>
-          <w:sz w:val="22"/>
-          <w:szCs w:val="22"/>
-        </w:rPr>
-        <w:t>4) ATLAS</w:t>
-      </w:r>
-      <w:r>
-        <w:rPr>
-          <w:rFonts w:ascii="Times New Roman" w:hAnsi="Times New Roman" w:cs="Times New Roman"/>
-          <w:bCs/>
-          <w:sz w:val="22"/>
-          <w:szCs w:val="22"/>
-        </w:rPr>
-        <w:t>: Advanced Transcript Localization and Analysis Suite for subcellular single molecule mRNA registration and its integration with single cell RNAseq datasets.</w:t>
-      </w:r>
-    </w:p>
-    <w:p>
-      <w:pPr>
-        <w:pStyle w:val="Default"/>
-        <w:jc w:val="both"/>
-        <w:rPr>
-          <w:rFonts w:ascii="Times New Roman" w:hAnsi="Times New Roman" w:cs="Times New Roman"/>
-          <w:bCs/>
-          <w:sz w:val="22"/>
-          <w:szCs w:val="22"/>
-        </w:rPr>
-      </w:pPr>
-      <w:r>
-        <w:rPr>
-          <w:rFonts w:ascii="Times New Roman" w:hAnsi="Times New Roman" w:cs="Times New Roman"/>
-          <w:b/>
-          <w:sz w:val="22"/>
-          <w:szCs w:val="22"/>
-        </w:rPr>
-        <w:t>5</w:t>
-      </w:r>
-      <w:r>
-        <w:rPr>
-          <w:rFonts w:ascii="Times New Roman" w:hAnsi="Times New Roman" w:cs="Times New Roman"/>
-          <w:b/>
-          <w:sz w:val="22"/>
-          <w:szCs w:val="22"/>
-        </w:rPr>
-        <w:t xml:space="preserve">) </w:t>
-      </w:r>
-      <w:r>
-        <w:rPr>
-          <w:rFonts w:ascii="Times New Roman" w:hAnsi="Times New Roman" w:cs="Times New Roman"/>
-          <w:b/>
-          <w:sz w:val="22"/>
-          <w:szCs w:val="22"/>
-        </w:rPr>
-        <w:t>CORN-DRIVE</w:t>
-      </w:r>
-      <w:r>
-        <w:rPr>
-          <w:rFonts w:ascii="Times New Roman" w:hAnsi="Times New Roman" w:cs="Times New Roman"/>
-          <w:bCs/>
-          <w:sz w:val="22"/>
-          <w:szCs w:val="22"/>
-        </w:rPr>
-        <w:t xml:space="preserve">: A </w:t>
-      </w:r>
-      <w:r>
-        <w:rPr>
-          <w:rFonts w:ascii="Times New Roman" w:hAnsi="Times New Roman" w:cs="Times New Roman"/>
-          <w:bCs/>
-          <w:sz w:val="22"/>
-          <w:szCs w:val="22"/>
-        </w:rPr>
-        <w:t xml:space="preserve">multi-sensor and </w:t>
-      </w:r>
-      <w:r>
-        <w:rPr>
-          <w:rFonts w:ascii="Times New Roman" w:hAnsi="Times New Roman" w:cs="Times New Roman"/>
-          <w:bCs/>
-          <w:sz w:val="22"/>
-          <w:szCs w:val="22"/>
-        </w:rPr>
-        <w:t xml:space="preserve">computer vision powered system for smart crop </w:t>
-      </w:r>
-      <w:r>
-        <w:rPr>
-          <w:rFonts w:ascii="Times New Roman" w:hAnsi="Times New Roman" w:cs="Times New Roman"/>
-          <w:bCs/>
-          <w:sz w:val="22"/>
-          <w:szCs w:val="22"/>
-        </w:rPr>
-        <w:t>growth</w:t>
-      </w:r>
-      <w:r>
-        <w:rPr>
-          <w:rFonts w:ascii="Times New Roman" w:hAnsi="Times New Roman" w:cs="Times New Roman"/>
-          <w:bCs/>
-          <w:sz w:val="22"/>
-          <w:szCs w:val="22"/>
-        </w:rPr>
-        <w:t xml:space="preserve"> maxim</w:t>
-      </w:r>
-      <w:r>
-        <w:rPr>
-          <w:rFonts w:ascii="Times New Roman" w:hAnsi="Times New Roman" w:cs="Times New Roman"/>
-          <w:bCs/>
-          <w:sz w:val="22"/>
-          <w:szCs w:val="22"/>
-        </w:rPr>
-        <w:t xml:space="preserve">izing </w:t>
-      </w:r>
-      <w:r>
-        <w:rPr>
-          <w:rFonts w:ascii="Times New Roman" w:hAnsi="Times New Roman" w:cs="Times New Roman"/>
-          <w:bCs/>
-          <w:sz w:val="22"/>
-          <w:szCs w:val="22"/>
-        </w:rPr>
-        <w:t>yield</w:t>
-      </w:r>
-      <w:r>
-        <w:rPr>
-          <w:rFonts w:ascii="Times New Roman" w:hAnsi="Times New Roman" w:cs="Times New Roman"/>
-          <w:bCs/>
-          <w:sz w:val="22"/>
-          <w:szCs w:val="22"/>
-        </w:rPr>
-        <w:t>, efficiency and energy</w:t>
-      </w:r>
-      <w:r>
-        <w:rPr>
-          <w:rFonts w:ascii="Times New Roman" w:hAnsi="Times New Roman" w:cs="Times New Roman"/>
-          <w:bCs/>
-          <w:sz w:val="22"/>
-          <w:szCs w:val="22"/>
-        </w:rPr>
-        <w:t>.</w:t>
-      </w:r>
-    </w:p>
-    <w:p>
-      <w:pPr>
-        <w:pStyle w:val="Default"/>
-        <w:jc w:val="both"/>
-        <w:rPr>
-          <w:rFonts w:ascii="Times New Roman" w:hAnsi="Times New Roman" w:cs="Times New Roman"/>
-          <w:bCs/>
-          <w:sz w:val="22"/>
-          <w:szCs w:val="22"/>
-        </w:rPr>
-      </w:pPr>
-      <w:r>
-        <w:rPr>
-          <w:rFonts w:ascii="Times New Roman" w:hAnsi="Times New Roman" w:cs="Times New Roman"/>
-          <w:b/>
-          <w:sz w:val="22"/>
-          <w:szCs w:val="22"/>
-        </w:rPr>
-        <w:t>6</w:t>
-      </w:r>
-      <w:r>
-        <w:rPr>
-          <w:rFonts w:ascii="Times New Roman" w:hAnsi="Times New Roman" w:cs="Times New Roman"/>
-          <w:b/>
-          <w:sz w:val="22"/>
-          <w:szCs w:val="22"/>
-        </w:rPr>
-        <w:t xml:space="preserve">) </w:t>
-      </w:r>
-      <w:r>
-        <w:rPr>
-          <w:rFonts w:ascii="Times New Roman" w:hAnsi="Times New Roman" w:cs="Times New Roman"/>
-          <w:b/>
-          <w:sz w:val="22"/>
-          <w:szCs w:val="22"/>
-        </w:rPr>
-        <w:t>Multiplex_AI</w:t>
-      </w:r>
-      <w:r>
-        <w:rPr>
-          <w:rFonts w:ascii="Times New Roman" w:hAnsi="Times New Roman" w:cs="Times New Roman"/>
-          <w:bCs/>
-          <w:sz w:val="22"/>
-          <w:szCs w:val="22"/>
-        </w:rPr>
-        <w:t>: An AI pipeline to process multiplex-FISH data to detect signal quality, non-specific signals, and signals in abnormal tissue types.</w:t>
-      </w:r>
-    </w:p>
-    <w:p>
-      <w:pPr>
-        <w:pStyle w:val="Default"/>
-        <w:jc w:val="both"/>
-        <w:rPr>
-          <w:rFonts w:ascii="Times New Roman" w:hAnsi="Times New Roman" w:cs="Times New Roman"/>
-          <w:sz w:val="20"/>
-          <w:szCs w:val="20"/>
-        </w:rPr>
-      </w:pPr>
-    </w:p>
-    <w:p>
-      <w:pPr>
-        <w:pStyle w:val="Default"/>
-        <w:jc w:val="both"/>
-        <w:rPr>
-          <w:rFonts w:ascii="Times New Roman" w:hAnsi="Times New Roman" w:cs="Times New Roman"/>
-          <w:b/>
-          <w:sz w:val="22"/>
-          <w:szCs w:val="22"/>
-          <w:u w:val="single"/>
-        </w:rPr>
-      </w:pPr>
-      <w:r>
-        <w:rPr>
-          <w:rFonts w:ascii="Times New Roman" w:hAnsi="Times New Roman" w:cs="Times New Roman"/>
-          <w:b/>
-          <w:sz w:val="22"/>
-          <w:szCs w:val="22"/>
-          <w:u w:val="single"/>
-        </w:rPr>
-        <w:t>Publication</w:t>
-      </w:r>
-      <w:r>
-        <w:rPr>
-          <w:rFonts w:ascii="Times New Roman" w:hAnsi="Times New Roman" w:cs="Times New Roman"/>
-          <w:b/>
-          <w:sz w:val="22"/>
-          <w:szCs w:val="22"/>
-          <w:u w:val="single"/>
-        </w:rPr>
-        <w:t>s</w:t>
-      </w:r>
-    </w:p>
-    <w:p>
-      <w:pPr>
-        <w:pStyle w:val="Default"/>
-        <w:jc w:val="both"/>
-        <w:rPr>
-          <w:rFonts w:ascii="Times New Roman" w:hAnsi="Times New Roman" w:cs="Times New Roman"/>
-          <w:bCs/>
-          <w:sz w:val="8"/>
-          <w:szCs w:val="8"/>
-        </w:rPr>
-      </w:pPr>
-    </w:p>
-    <w:p>
-      <w:pPr>
-        <w:pStyle w:val="Default"/>
-        <w:jc w:val="both"/>
-        <w:rPr>
-          <w:rFonts w:ascii="Times New Roman" w:hAnsi="Times New Roman" w:cs="Times New Roman"/>
-          <w:bCs/>
-          <w:sz w:val="22"/>
-          <w:szCs w:val="22"/>
-        </w:rPr>
-      </w:pPr>
-      <w:r>
-        <w:rPr>
-          <w:rFonts w:ascii="Times New Roman" w:hAnsi="Times New Roman" w:cs="Times New Roman"/>
-          <w:b/>
-          <w:sz w:val="22"/>
-          <w:szCs w:val="22"/>
-        </w:rPr>
-        <w:t>Banerjee TD</w:t>
-      </w:r>
-      <w:r>
-        <w:rPr>
-          <w:rFonts w:ascii="Times New Roman" w:hAnsi="Times New Roman" w:cs="Times New Roman"/>
-          <w:b/>
-          <w:sz w:val="22"/>
-          <w:szCs w:val="22"/>
-          <w:vertAlign w:val="superscript"/>
-        </w:rPr>
-        <w:t>#</w:t>
-      </w:r>
-      <w:r>
-        <w:rPr>
-          <w:rFonts w:ascii="Times New Roman" w:hAnsi="Times New Roman" w:cs="Times New Roman"/>
-          <w:b/>
-          <w:sz w:val="22"/>
-          <w:szCs w:val="22"/>
-        </w:rPr>
-        <w:t xml:space="preserve">, </w:t>
-      </w:r>
-      <w:r>
-        <w:rPr>
-          <w:rFonts w:ascii="Times New Roman" w:hAnsi="Times New Roman" w:cs="Times New Roman"/>
-          <w:bCs/>
-          <w:sz w:val="22"/>
-          <w:szCs w:val="22"/>
-        </w:rPr>
-        <w:t>and Monteiro A</w:t>
-      </w:r>
-      <w:r>
-        <w:rPr>
-          <w:rFonts w:ascii="Times New Roman" w:hAnsi="Times New Roman" w:cs="Times New Roman"/>
-          <w:bCs/>
-          <w:sz w:val="22"/>
-          <w:szCs w:val="22"/>
-          <w:vertAlign w:val="superscript"/>
-        </w:rPr>
-        <w:t>#</w:t>
-      </w:r>
-      <w:r>
-        <w:rPr>
-          <w:rFonts w:ascii="Times New Roman" w:hAnsi="Times New Roman" w:cs="Times New Roman"/>
-          <w:bCs/>
-          <w:sz w:val="22"/>
-          <w:szCs w:val="22"/>
-        </w:rPr>
-        <w:t xml:space="preserve"> (202</w:t>
-      </w:r>
-      <w:r>
-        <w:rPr>
-          <w:rFonts w:ascii="Times New Roman" w:hAnsi="Times New Roman" w:cs="Times New Roman"/>
-          <w:bCs/>
-          <w:sz w:val="22"/>
-          <w:szCs w:val="22"/>
-        </w:rPr>
-        <w:t>5</w:t>
-      </w:r>
-      <w:r>
-        <w:rPr>
-          <w:rFonts w:ascii="Times New Roman" w:hAnsi="Times New Roman" w:cs="Times New Roman"/>
-          <w:bCs/>
-          <w:sz w:val="22"/>
-          <w:szCs w:val="22"/>
-        </w:rPr>
-        <w:t xml:space="preserve">). Shared regulatory networks link vein positioning and eyespot ring formation in butterflies. </w:t>
-      </w:r>
-      <w:r>
-        <w:rPr>
-          <w:rFonts w:ascii="Times New Roman" w:hAnsi="Times New Roman" w:cs="Times New Roman"/>
-          <w:b/>
-          <w:sz w:val="22"/>
-          <w:szCs w:val="22"/>
-        </w:rPr>
-        <w:t>Communications Biology.</w:t>
-      </w:r>
-      <w:r>
-        <w:rPr>
-          <w:rFonts w:ascii="Times New Roman" w:hAnsi="Times New Roman" w:cs="Times New Roman"/>
-          <w:bCs/>
-          <w:sz w:val="22"/>
-          <w:szCs w:val="22"/>
-        </w:rPr>
-        <w:t xml:space="preserve"> (</w:t>
-      </w:r>
-      <w:r>
-        <w:rPr>
-          <w:rFonts w:ascii="Times New Roman" w:hAnsi="Times New Roman" w:cs="Times New Roman"/>
-          <w:bCs/>
-          <w:sz w:val="22"/>
-          <w:szCs w:val="22"/>
-          <w:vertAlign w:val="superscript"/>
-        </w:rPr>
-        <w:t>#</w:t>
-      </w:r>
-      <w:r>
-        <w:rPr>
-          <w:rFonts w:ascii="Times New Roman" w:hAnsi="Times New Roman" w:cs="Times New Roman"/>
-          <w:bCs/>
-          <w:sz w:val="22"/>
-          <w:szCs w:val="22"/>
-        </w:rPr>
-        <w:t>Co-corresponding author). doi: 10.1038/s42003-025-09356-2</w:t>
-      </w:r>
-      <w:r>
-        <w:rPr>
-          <w:rFonts w:ascii="Times New Roman" w:hAnsi="Times New Roman" w:cs="Times New Roman"/>
-          <w:bCs/>
-          <w:sz w:val="22"/>
-          <w:szCs w:val="22"/>
-        </w:rPr>
-        <w:t>. Featured article, Jan 2026.</w:t>
-      </w:r>
-    </w:p>
-    <w:p>
-      <w:pPr>
-        <w:pStyle w:val="Default"/>
-        <w:jc w:val="both"/>
-        <w:rPr>
-          <w:rFonts w:ascii="Times New Roman" w:hAnsi="Times New Roman" w:cs="Times New Roman"/>
-          <w:b/>
-          <w:sz w:val="8"/>
-          <w:szCs w:val="8"/>
-        </w:rPr>
-      </w:pPr>
-    </w:p>
-    <w:p>
-      <w:pPr>
-        <w:pStyle w:val="Default"/>
-        <w:jc w:val="both"/>
-        <w:rPr>
-          <w:rFonts w:ascii="Times New Roman" w:hAnsi="Times New Roman" w:cs="Times New Roman"/>
-          <w:bCs/>
-          <w:sz w:val="22"/>
-          <w:szCs w:val="22"/>
-        </w:rPr>
-      </w:pPr>
-      <w:r>
-        <w:rPr>
-          <w:rFonts w:ascii="Times New Roman" w:hAnsi="Times New Roman" w:cs="Times New Roman"/>
-          <w:b/>
-          <w:sz w:val="22"/>
-          <w:szCs w:val="22"/>
-        </w:rPr>
-        <w:t>Banerjee TD</w:t>
-      </w:r>
-      <w:r>
-        <w:rPr>
-          <w:rFonts w:ascii="Times New Roman" w:hAnsi="Times New Roman" w:cs="Times New Roman"/>
-          <w:b/>
-          <w:sz w:val="22"/>
-          <w:szCs w:val="22"/>
-          <w:vertAlign w:val="superscript"/>
-        </w:rPr>
-        <w:t>#</w:t>
-      </w:r>
-      <w:r>
-        <w:rPr>
-          <w:rFonts w:ascii="Times New Roman" w:hAnsi="Times New Roman" w:cs="Times New Roman"/>
-          <w:b/>
-          <w:sz w:val="22"/>
-          <w:szCs w:val="22"/>
-        </w:rPr>
-        <w:t xml:space="preserve">, </w:t>
-      </w:r>
-      <w:r>
-        <w:rPr>
-          <w:rFonts w:ascii="Times New Roman" w:hAnsi="Times New Roman" w:cs="Times New Roman"/>
-          <w:bCs/>
-          <w:sz w:val="22"/>
-          <w:szCs w:val="22"/>
-        </w:rPr>
-        <w:t>Murugesan SN, Connahs H, and Monteiro A</w:t>
-      </w:r>
-      <w:r>
-        <w:rPr>
-          <w:rFonts w:ascii="Times New Roman" w:hAnsi="Times New Roman" w:cs="Times New Roman"/>
-          <w:bCs/>
-          <w:sz w:val="22"/>
-          <w:szCs w:val="22"/>
-          <w:vertAlign w:val="superscript"/>
-        </w:rPr>
-        <w:t>#</w:t>
-      </w:r>
-      <w:r>
-        <w:rPr>
-          <w:rFonts w:ascii="Times New Roman" w:hAnsi="Times New Roman" w:cs="Times New Roman"/>
-          <w:bCs/>
-          <w:sz w:val="22"/>
-          <w:szCs w:val="22"/>
-        </w:rPr>
-        <w:t xml:space="preserve"> (2023). Spatial and temporal regulation of Wnt signaling pathway members in the development of butterfly wing patterns.</w:t>
-      </w:r>
-      <w:r>
-        <w:rPr>
-          <w:rFonts w:ascii="Times New Roman" w:hAnsi="Times New Roman" w:cs="Times New Roman"/>
-          <w:b/>
-          <w:sz w:val="22"/>
-          <w:szCs w:val="22"/>
-        </w:rPr>
-        <w:t xml:space="preserve"> Science Advances. </w:t>
-      </w:r>
-      <w:r>
-        <w:rPr>
-          <w:rFonts w:ascii="Times New Roman" w:hAnsi="Times New Roman" w:cs="Times New Roman"/>
-          <w:bCs/>
-          <w:sz w:val="22"/>
-          <w:szCs w:val="22"/>
-        </w:rPr>
-        <w:t>(</w:t>
-      </w:r>
-      <w:r>
-        <w:rPr>
-          <w:rFonts w:ascii="Times New Roman" w:hAnsi="Times New Roman" w:cs="Times New Roman"/>
-          <w:bCs/>
-          <w:sz w:val="22"/>
-          <w:szCs w:val="22"/>
-          <w:vertAlign w:val="superscript"/>
-        </w:rPr>
-        <w:t>#</w:t>
-      </w:r>
-      <w:r>
-        <w:rPr>
-          <w:rFonts w:ascii="Times New Roman" w:hAnsi="Times New Roman" w:cs="Times New Roman"/>
-          <w:bCs/>
-          <w:sz w:val="22"/>
-          <w:szCs w:val="22"/>
-        </w:rPr>
-        <w:t>Co-corresponding author). Featured in the cover of 28</w:t>
-      </w:r>
-      <w:r>
-        <w:rPr>
-          <w:rFonts w:ascii="Times New Roman" w:hAnsi="Times New Roman" w:cs="Times New Roman"/>
-          <w:bCs/>
-          <w:sz w:val="22"/>
-          <w:szCs w:val="22"/>
-          <w:vertAlign w:val="superscript"/>
-        </w:rPr>
-        <w:t>th</w:t>
-      </w:r>
-      <w:r>
-        <w:rPr>
-          <w:rFonts w:ascii="Times New Roman" w:hAnsi="Times New Roman" w:cs="Times New Roman"/>
-          <w:bCs/>
-          <w:sz w:val="22"/>
-          <w:szCs w:val="22"/>
-        </w:rPr>
-        <w:t xml:space="preserve"> July 2023 issue. doi: 10.1126/sciadv.adg3877.</w:t>
-      </w:r>
-    </w:p>
-    <w:p>
-      <w:pPr>
-        <w:pStyle w:val="Default"/>
-        <w:jc w:val="both"/>
-        <w:rPr>
-          <w:rFonts w:ascii="Times New Roman" w:hAnsi="Times New Roman" w:cs="Times New Roman"/>
-          <w:bCs/>
-          <w:sz w:val="8"/>
-          <w:szCs w:val="8"/>
-        </w:rPr>
-      </w:pPr>
-    </w:p>
-    <w:p>
-      <w:pPr>
-        <w:pStyle w:val="NormalWeb"/>
-        <w:spacing w:before="0" w:beforeAutospacing="0" w:after="0" w:afterAutospacing="0"/>
-        <w:jc w:val="both"/>
-        <w:rPr>
-          <w:bCs/>
-          <w:sz w:val="22"/>
-          <w:szCs w:val="22"/>
-        </w:rPr>
-      </w:pPr>
-      <w:r>
-        <w:rPr>
-          <w:bCs/>
-          <w:sz w:val="22"/>
-          <w:szCs w:val="22"/>
-        </w:rPr>
-        <w:t xml:space="preserve">Tian S, Lee B, </w:t>
-      </w:r>
-      <w:r>
-        <w:rPr>
-          <w:b/>
-          <w:sz w:val="22"/>
-          <w:szCs w:val="22"/>
-        </w:rPr>
-        <w:t>Banerjee TD</w:t>
-      </w:r>
-      <w:r>
-        <w:rPr>
-          <w:bCs/>
-          <w:sz w:val="22"/>
-          <w:szCs w:val="22"/>
-        </w:rPr>
-        <w:t>, Murugesan SN</w:t>
-      </w:r>
-      <w:r>
-        <w:rPr>
-          <w:bCs/>
-          <w:sz w:val="22"/>
-          <w:szCs w:val="22"/>
-        </w:rPr>
-        <w:t>,</w:t>
-      </w:r>
-      <w:r>
-        <w:rPr>
-          <w:bCs/>
-          <w:sz w:val="22"/>
-          <w:szCs w:val="22"/>
-        </w:rPr>
-        <w:t xml:space="preserve"> Monteiro A. (2025). A novel Hox gene promoter fuels the evolution of adaptive phenotypic plasticity. </w:t>
-      </w:r>
-      <w:r>
-        <w:rPr>
-          <w:b/>
-          <w:sz w:val="22"/>
-          <w:szCs w:val="22"/>
-        </w:rPr>
-        <w:t>Nature Ecology and Evolution</w:t>
-      </w:r>
-      <w:r>
-        <w:rPr>
-          <w:bCs/>
-          <w:sz w:val="22"/>
-          <w:szCs w:val="22"/>
-        </w:rPr>
-        <w:t>.</w:t>
-      </w:r>
-      <w:r>
-        <w:rPr>
-          <w:bCs/>
-          <w:sz w:val="22"/>
-          <w:szCs w:val="22"/>
-        </w:rPr>
-        <w:t xml:space="preserve"> doi: 10.1038/s41559-025-02891-5</w:t>
-      </w:r>
-      <w:r>
-        <w:rPr>
-          <w:bCs/>
-          <w:sz w:val="22"/>
-          <w:szCs w:val="22"/>
-        </w:rPr>
-        <w:t>.</w:t>
-      </w:r>
-    </w:p>
-    <w:p>
-      <w:pPr>
-        <w:pStyle w:val="NormalWeb"/>
-        <w:spacing w:before="0" w:beforeAutospacing="0" w:after="0" w:afterAutospacing="0"/>
-        <w:jc w:val="both"/>
-        <w:rPr>
-          <w:bCs/>
-          <w:sz w:val="8"/>
-          <w:szCs w:val="8"/>
-        </w:rPr>
-      </w:pPr>
-    </w:p>
-    <w:p>
-      <w:pPr>
-        <w:pStyle w:val="NormalWeb"/>
-        <w:spacing w:before="0" w:beforeAutospacing="0" w:after="0" w:afterAutospacing="0"/>
-        <w:jc w:val="both"/>
+        <w:t>chrna3</w:t>
+      </w:r>
+      <w:r>
+        <w:rPr>
+          <w:bCs/>
+          <w:sz w:val="22"/>
+          <w:szCs w:val="22"/>
+        </w:rPr>
+        <w:t xml:space="preserve"> modulates biphasic response to alcohol. </w:t>
+      </w:r>
+      <w:r>
+        <w:rPr>
+          <w:b/>
+          <w:sz w:val="22"/>
+          <w:szCs w:val="22"/>
+        </w:rPr>
+        <w:t>Journal of Neuroscience</w:t>
+      </w:r>
+      <w:r>
+        <w:rPr>
+          <w:bCs/>
+          <w:sz w:val="22"/>
+          <w:szCs w:val="22"/>
+        </w:rPr>
+        <w:t xml:space="preserve">. doi: </w:t>
+      </w:r>
+      <w:r>
         <w:rPr>
           <w:bCs/>
           <w:sz w:val="22"/>
           <w:szCs w:val="22"/>
           <w:lang w:val="en-IN"/>
         </w:rPr>
-      </w:pPr>
-      <w:r>
-        <w:rPr>
-          <w:bCs/>
-          <w:sz w:val="22"/>
-          <w:szCs w:val="22"/>
-        </w:rPr>
-        <w:t xml:space="preserve">Raine J, Kibat C, </w:t>
-      </w:r>
-      <w:r>
-        <w:rPr>
-          <w:b/>
-          <w:sz w:val="22"/>
-          <w:szCs w:val="22"/>
-        </w:rPr>
-        <w:t>Banerjee TD</w:t>
-      </w:r>
-      <w:r>
-        <w:rPr>
-          <w:bCs/>
-          <w:sz w:val="22"/>
-          <w:szCs w:val="22"/>
-        </w:rPr>
-        <w:t xml:space="preserve">, Mathuru AS. (2025). </w:t>
-      </w:r>
-      <w:r>
-        <w:rPr>
-          <w:bCs/>
-          <w:i/>
-          <w:iCs/>
-          <w:sz w:val="22"/>
-          <w:szCs w:val="22"/>
-        </w:rPr>
-        <w:t>chrna3</w:t>
-      </w:r>
-      <w:r>
-        <w:rPr>
-          <w:bCs/>
-          <w:sz w:val="22"/>
-          <w:szCs w:val="22"/>
-        </w:rPr>
-        <w:t xml:space="preserve"> modulates biphasic response to alcohol. </w:t>
-      </w:r>
-      <w:r>
-        <w:rPr>
-          <w:b/>
-          <w:sz w:val="22"/>
-          <w:szCs w:val="22"/>
-        </w:rPr>
-        <w:t>Journal of Neuroscience</w:t>
-      </w:r>
-      <w:r>
-        <w:rPr>
-          <w:bCs/>
-          <w:sz w:val="22"/>
-          <w:szCs w:val="22"/>
-        </w:rPr>
-        <w:t xml:space="preserve">. doi: </w:t>
-      </w:r>
-      <w:r>
-        <w:rPr>
-          <w:bCs/>
-          <w:sz w:val="22"/>
-          <w:szCs w:val="22"/>
-          <w:lang w:val="en-IN"/>
-        </w:rPr>
-        <w:t>10.1523/JNEUROSCI.0304-25.2025</w:t>
-      </w:r>
-      <w:r>
-        <w:rPr>
-          <w:bCs/>
-          <w:sz w:val="22"/>
-          <w:szCs w:val="22"/>
-          <w:lang w:val="en-IN"/>
-        </w:rPr>
-        <w:t>.</w:t>
+        <w:t>10.1523/JNEUROSCI.0304-25.2025.</w:t>
       </w:r>
     </w:p>
     <w:p>
@@ -5333,11 +4112,36 @@
           <w:sz w:val="22"/>
           <w:szCs w:val="22"/>
         </w:rPr>
-        <w:t>, Raine</w:t>
-      </w:r>
-      <w:r>
-        <w:rPr>
-          <w:bCs/>
+        <w:t xml:space="preserve">, Raine J, </w:t>
+      </w:r>
+      <w:r>
+        <w:rPr>
+          <w:bCs/>
+          <w:sz w:val="22"/>
+          <w:szCs w:val="22"/>
+        </w:rPr>
+        <w:t xml:space="preserve">Lee JHC, </w:t>
+      </w:r>
+      <w:r>
+        <w:rPr>
+          <w:bCs/>
+          <w:sz w:val="22"/>
+          <w:szCs w:val="22"/>
+        </w:rPr>
+        <w:t>Mathuru AS, Chen KH, Monteiro A</w:t>
+      </w:r>
+      <w:r>
+        <w:rPr>
+          <w:bCs/>
+          <w:sz w:val="22"/>
+          <w:szCs w:val="22"/>
+          <w:vertAlign w:val="superscript"/>
+        </w:rPr>
+        <w:t>#</w:t>
+      </w:r>
+      <w:r>
+        <w:rPr>
+          <w:b/>
           <w:sz w:val="22"/>
           <w:szCs w:val="22"/>
         </w:rPr>
@@ -5349,63 +4153,6 @@
           <w:sz w:val="22"/>
           <w:szCs w:val="22"/>
         </w:rPr>
-        <w:t xml:space="preserve">J, </w:t>
-      </w:r>
-      <w:r>
-        <w:rPr>
-          <w:bCs/>
-          <w:sz w:val="22"/>
-          <w:szCs w:val="22"/>
-        </w:rPr>
-        <w:t xml:space="preserve">Lee JHC, </w:t>
-      </w:r>
-      <w:r>
-        <w:rPr>
-          <w:bCs/>
-          <w:sz w:val="22"/>
-          <w:szCs w:val="22"/>
-        </w:rPr>
-        <w:t>Mathuru AS</w:t>
-      </w:r>
-      <w:r>
-        <w:rPr>
-          <w:bCs/>
-          <w:sz w:val="22"/>
-          <w:szCs w:val="22"/>
-        </w:rPr>
-        <w:t>,</w:t>
-      </w:r>
-      <w:r>
-        <w:rPr>
-          <w:bCs/>
-          <w:sz w:val="22"/>
-          <w:szCs w:val="22"/>
-        </w:rPr>
-        <w:t xml:space="preserve"> Chen KH, Monteiro A</w:t>
-      </w:r>
-      <w:r>
-        <w:rPr>
-          <w:bCs/>
-          <w:sz w:val="22"/>
-          <w:szCs w:val="22"/>
-          <w:vertAlign w:val="superscript"/>
-        </w:rPr>
-        <w:t>#</w:t>
-      </w:r>
-      <w:r>
-        <w:rPr>
-          <w:b/>
-          <w:sz w:val="22"/>
-          <w:szCs w:val="22"/>
-        </w:rPr>
-        <w:t xml:space="preserve"> </w:t>
-      </w:r>
-      <w:r>
-        <w:rPr>
-          <w:bCs/>
-          <w:sz w:val="22"/>
-          <w:szCs w:val="22"/>
-        </w:rPr>
         <w:t>(202</w:t>
       </w:r>
       <w:r>
@@ -5438,15 +4185,7 @@
           <w:sz w:val="22"/>
           <w:szCs w:val="22"/>
         </w:rPr>
-        <w:t>. doi: 10.1101/2024.12.06.627193</w:t>
-      </w:r>
-      <w:r>
-        <w:rPr>
-          <w:bCs/>
-          <w:sz w:val="22"/>
-          <w:szCs w:val="22"/>
-        </w:rPr>
-        <w:t>.</w:t>
+        <w:t>. doi: 10.1101/2024.12.06.627193.</w:t>
       </w:r>
       <w:r>
         <w:rPr>
@@ -5803,15 +4542,7 @@
           <w:sz w:val="22"/>
           <w:szCs w:val="22"/>
         </w:rPr>
-        <w:t>Co-corresponding author). doi: 10.3389/fevo.2024.1392050</w:t>
-      </w:r>
-      <w:r>
-        <w:rPr>
-          <w:bCs/>
-          <w:sz w:val="22"/>
-          <w:szCs w:val="22"/>
-        </w:rPr>
-        <w:t>.</w:t>
+        <w:t>Co-corresponding author). doi: 10.3389/fevo.2024.1392050.</w:t>
       </w:r>
     </w:p>
     <w:p>
@@ -5862,25 +4593,7 @@
           <w:sz w:val="22"/>
           <w:szCs w:val="22"/>
         </w:rPr>
-        <w:t>, Monteiro A</w:t>
-      </w:r>
-      <w:r>
-        <w:rPr>
-          <w:rFonts w:ascii="Times New Roman" w:hAnsi="Times New Roman" w:cs="Times New Roman"/>
-          <w:bCs/>
-          <w:sz w:val="22"/>
-          <w:szCs w:val="22"/>
-        </w:rPr>
-        <w:t xml:space="preserve"> (2024)</w:t>
-      </w:r>
-      <w:r>
-        <w:rPr>
-          <w:rFonts w:ascii="Times New Roman" w:hAnsi="Times New Roman" w:cs="Times New Roman"/>
-          <w:bCs/>
-          <w:sz w:val="22"/>
-          <w:szCs w:val="22"/>
-        </w:rPr>
-        <w:t xml:space="preserve">. The molecular basis of scale development highlighted by a single-cell atlas of </w:t>
+        <w:t xml:space="preserve">, Monteiro A (2024). The molecular basis of scale development highlighted by a single-cell atlas of </w:t>
       </w:r>
       <w:r>
         <w:rPr>
@@ -5909,34 +4622,16 @@
           <w:sz w:val="22"/>
           <w:szCs w:val="22"/>
         </w:rPr>
-        <w:t>Cell Reports</w:t>
-      </w:r>
-      <w:r>
-        <w:rPr>
-          <w:rFonts w:ascii="Times New Roman" w:hAnsi="Times New Roman" w:cs="Times New Roman"/>
-          <w:b/>
-          <w:sz w:val="22"/>
-          <w:szCs w:val="22"/>
-        </w:rPr>
-        <w:t xml:space="preserve">. </w:t>
-      </w:r>
-      <w:r>
-        <w:rPr>
-          <w:rFonts w:ascii="Times New Roman" w:hAnsi="Times New Roman" w:cs="Times New Roman"/>
-          <w:bCs/>
-          <w:sz w:val="22"/>
-          <w:szCs w:val="22"/>
-        </w:rPr>
-        <w:t>doi: 10.1016/j.celrep.2022.111052</w:t>
-      </w:r>
-      <w:r>
-        <w:rPr>
-          <w:rFonts w:ascii="Times New Roman" w:hAnsi="Times New Roman" w:cs="Times New Roman"/>
-          <w:bCs/>
-          <w:sz w:val="22"/>
-          <w:szCs w:val="22"/>
-        </w:rPr>
-        <w:t>.</w:t>
+        <w:t xml:space="preserve">Cell Reports. </w:t>
+      </w:r>
+      <w:r>
+        <w:rPr>
+          <w:rFonts w:ascii="Times New Roman" w:hAnsi="Times New Roman" w:cs="Times New Roman"/>
+          <w:bCs/>
+          <w:sz w:val="22"/>
+          <w:szCs w:val="22"/>
+        </w:rPr>
+        <w:t>doi: 10.1016/j.celrep.2022.111052.</w:t>
       </w:r>
     </w:p>
     <w:p>
@@ -5969,43 +4664,16 @@
           <w:sz w:val="22"/>
           <w:szCs w:val="22"/>
         </w:rPr>
-        <w:t>How S</w:t>
-      </w:r>
-      <w:r>
-        <w:rPr>
-          <w:rFonts w:ascii="Times New Roman" w:hAnsi="Times New Roman" w:cs="Times New Roman"/>
-          <w:bCs/>
-          <w:sz w:val="22"/>
-          <w:szCs w:val="22"/>
-        </w:rPr>
-        <w:t>*</w:t>
-      </w:r>
-      <w:r>
-        <w:rPr>
-          <w:rFonts w:ascii="Times New Roman" w:hAnsi="Times New Roman" w:cs="Times New Roman"/>
-          <w:bCs/>
-          <w:sz w:val="22"/>
-          <w:szCs w:val="22"/>
-        </w:rPr>
-        <w:t xml:space="preserve">, </w:t>
-      </w:r>
-      <w:r>
-        <w:rPr>
-          <w:rFonts w:ascii="Times New Roman" w:hAnsi="Times New Roman" w:cs="Times New Roman"/>
-          <w:b/>
-          <w:sz w:val="22"/>
-          <w:szCs w:val="22"/>
-        </w:rPr>
-        <w:t>Banerjee TD</w:t>
-      </w:r>
-      <w:r>
-        <w:rPr>
-          <w:rFonts w:ascii="Times New Roman" w:hAnsi="Times New Roman" w:cs="Times New Roman"/>
-          <w:b/>
-          <w:sz w:val="22"/>
-          <w:szCs w:val="22"/>
-        </w:rPr>
-        <w:t>*</w:t>
+        <w:t xml:space="preserve">How S*, </w:t>
+      </w:r>
+      <w:r>
+        <w:rPr>
+          <w:rFonts w:ascii="Times New Roman" w:hAnsi="Times New Roman" w:cs="Times New Roman"/>
+          <w:b/>
+          <w:sz w:val="22"/>
+          <w:szCs w:val="22"/>
+        </w:rPr>
+        <w:t>Banerjee TD*</w:t>
       </w:r>
       <w:r>
         <w:rPr>
@@ -6034,35 +4702,16 @@
           <w:szCs w:val="22"/>
           <w:vertAlign w:val="superscript"/>
         </w:rPr>
-        <w:t>#</w:t>
-      </w:r>
-      <w:r>
-        <w:rPr>
-          <w:rFonts w:ascii="Times New Roman" w:hAnsi="Times New Roman" w:cs="Times New Roman"/>
-          <w:bCs/>
-          <w:sz w:val="22"/>
-          <w:szCs w:val="22"/>
-          <w:vertAlign w:val="superscript"/>
-        </w:rPr>
-        <w:t xml:space="preserve"> </w:t>
-      </w:r>
-      <w:r>
-        <w:rPr>
-          <w:rFonts w:ascii="Times New Roman" w:hAnsi="Times New Roman" w:cs="Times New Roman"/>
-          <w:bCs/>
-          <w:sz w:val="22"/>
-          <w:szCs w:val="22"/>
-        </w:rPr>
-        <w:t>(2023).</w:t>
-      </w:r>
-      <w:r>
-        <w:rPr>
-          <w:rFonts w:ascii="Times New Roman" w:hAnsi="Times New Roman" w:cs="Times New Roman"/>
-          <w:bCs/>
-          <w:sz w:val="22"/>
-          <w:szCs w:val="22"/>
-        </w:rPr>
-        <w:t xml:space="preserve"> </w:t>
+        <w:t xml:space="preserve"># </w:t>
+      </w:r>
+      <w:r>
+        <w:rPr>
+          <w:rFonts w:ascii="Times New Roman" w:hAnsi="Times New Roman" w:cs="Times New Roman"/>
+          <w:bCs/>
+          <w:sz w:val="22"/>
+          <w:szCs w:val="22"/>
+        </w:rPr>
+        <w:t xml:space="preserve">(2023). </w:t>
       </w:r>
       <w:r>
         <w:rPr>
@@ -6073,7 +4722,16 @@
           <w:sz w:val="22"/>
           <w:szCs w:val="22"/>
         </w:rPr>
-        <w:t>v</w:t>
+        <w:t>vermilion</w:t>
+      </w:r>
+      <w:r>
+        <w:rPr>
+          <w:rFonts w:ascii="Times New Roman" w:hAnsi="Times New Roman" w:cs="Times New Roman"/>
+          <w:bCs/>
+          <w:sz w:val="22"/>
+          <w:szCs w:val="22"/>
+        </w:rPr>
+        <w:t xml:space="preserve"> and </w:t>
       </w:r>
       <w:r>
         <w:rPr>
@@ -6084,16 +4742,16 @@
           <w:sz w:val="22"/>
           <w:szCs w:val="22"/>
         </w:rPr>
-        <w:t>ermilion</w:t>
-      </w:r>
-      <w:r>
-        <w:rPr>
-          <w:rFonts w:ascii="Times New Roman" w:hAnsi="Times New Roman" w:cs="Times New Roman"/>
-          <w:bCs/>
-          <w:sz w:val="22"/>
-          <w:szCs w:val="22"/>
-        </w:rPr>
-        <w:t xml:space="preserve"> and </w:t>
+        <w:t>cinnabar</w:t>
+      </w:r>
+      <w:r>
+        <w:rPr>
+          <w:rFonts w:ascii="Times New Roman" w:hAnsi="Times New Roman" w:cs="Times New Roman"/>
+          <w:bCs/>
+          <w:sz w:val="22"/>
+          <w:szCs w:val="22"/>
+        </w:rPr>
+        <w:t xml:space="preserve"> are involved in ommochrome pigment biosynthesis in eyes but not wings of </w:t>
       </w:r>
       <w:r>
         <w:rPr>
@@ -6104,16 +4762,123 @@
           <w:sz w:val="22"/>
           <w:szCs w:val="22"/>
         </w:rPr>
-        <w:t>cinnabar</w:t>
-      </w:r>
-      <w:r>
-        <w:rPr>
-          <w:rFonts w:ascii="Times New Roman" w:hAnsi="Times New Roman" w:cs="Times New Roman"/>
-          <w:bCs/>
-          <w:sz w:val="22"/>
-          <w:szCs w:val="22"/>
-        </w:rPr>
-        <w:t xml:space="preserve"> are involved in ommochrome pigment biosynthesis in eyes but not wings of </w:t>
+        <w:t>Bicyclus anynana</w:t>
+      </w:r>
+      <w:r>
+        <w:rPr>
+          <w:rFonts w:ascii="Times New Roman" w:hAnsi="Times New Roman" w:cs="Times New Roman"/>
+          <w:bCs/>
+          <w:sz w:val="22"/>
+          <w:szCs w:val="22"/>
+        </w:rPr>
+        <w:t xml:space="preserve"> butterflies. </w:t>
+      </w:r>
+      <w:r>
+        <w:rPr>
+          <w:rFonts w:ascii="Times New Roman" w:hAnsi="Times New Roman" w:cs="Times New Roman"/>
+          <w:b/>
+          <w:sz w:val="22"/>
+          <w:szCs w:val="22"/>
+        </w:rPr>
+        <w:t>Scientific Reports</w:t>
+      </w:r>
+      <w:r>
+        <w:rPr>
+          <w:rFonts w:ascii="Times New Roman" w:hAnsi="Times New Roman" w:cs="Times New Roman"/>
+          <w:bCs/>
+          <w:sz w:val="22"/>
+          <w:szCs w:val="22"/>
+        </w:rPr>
+        <w:t xml:space="preserve">, 1–12. (*Co-first author and </w:t>
+      </w:r>
+      <w:r>
+        <w:rPr>
+          <w:rFonts w:ascii="Times New Roman" w:hAnsi="Times New Roman" w:cs="Times New Roman"/>
+          <w:bCs/>
+          <w:sz w:val="22"/>
+          <w:szCs w:val="22"/>
+          <w:vertAlign w:val="superscript"/>
+        </w:rPr>
+        <w:t>#</w:t>
+      </w:r>
+      <w:r>
+        <w:rPr>
+          <w:rFonts w:ascii="Times New Roman" w:hAnsi="Times New Roman" w:cs="Times New Roman"/>
+          <w:bCs/>
+          <w:sz w:val="22"/>
+          <w:szCs w:val="22"/>
+        </w:rPr>
+        <w:t>Co-corresponding author). doi: 10.1038/s41598-023-36491-9.</w:t>
+      </w:r>
+    </w:p>
+    <w:p>
+      <w:pPr>
+        <w:pStyle w:val="Default"/>
+        <w:jc w:val="both"/>
+        <w:rPr>
+          <w:rFonts w:ascii="Times New Roman" w:hAnsi="Times New Roman" w:cs="Times New Roman"/>
+          <w:bCs/>
+          <w:sz w:val="8"/>
+          <w:szCs w:val="8"/>
+        </w:rPr>
+      </w:pPr>
+    </w:p>
+    <w:p>
+      <w:pPr>
+        <w:pStyle w:val="Default"/>
+        <w:jc w:val="both"/>
+        <w:rPr>
+          <w:rFonts w:ascii="Times New Roman" w:hAnsi="Times New Roman" w:cs="Times New Roman"/>
+          <w:bCs/>
+          <w:sz w:val="22"/>
+          <w:szCs w:val="22"/>
+        </w:rPr>
+      </w:pPr>
+      <w:r>
+        <w:rPr>
+          <w:rFonts w:ascii="Times New Roman" w:hAnsi="Times New Roman" w:cs="Times New Roman"/>
+          <w:bCs/>
+          <w:sz w:val="22"/>
+          <w:szCs w:val="22"/>
+        </w:rPr>
+        <w:lastRenderedPageBreak/>
+        <w:t xml:space="preserve">Prakash A, Finet C, </w:t>
+      </w:r>
+      <w:r>
+        <w:rPr>
+          <w:rFonts w:ascii="Times New Roman" w:hAnsi="Times New Roman" w:cs="Times New Roman"/>
+          <w:b/>
+          <w:sz w:val="22"/>
+          <w:szCs w:val="22"/>
+        </w:rPr>
+        <w:t>Banerjee, TD</w:t>
+      </w:r>
+      <w:r>
+        <w:rPr>
+          <w:rFonts w:ascii="Times New Roman" w:hAnsi="Times New Roman" w:cs="Times New Roman"/>
+          <w:bCs/>
+          <w:sz w:val="22"/>
+          <w:szCs w:val="22"/>
+        </w:rPr>
+        <w:t>, Saranathan V</w:t>
+      </w:r>
+      <w:r>
+        <w:rPr>
+          <w:rFonts w:ascii="Times New Roman" w:hAnsi="Times New Roman" w:cs="Times New Roman"/>
+          <w:bCs/>
+          <w:sz w:val="22"/>
+          <w:szCs w:val="22"/>
+        </w:rPr>
+        <w:t>,</w:t>
+      </w:r>
+      <w:r>
+        <w:rPr>
+          <w:rFonts w:ascii="Times New Roman" w:hAnsi="Times New Roman" w:cs="Times New Roman"/>
+          <w:bCs/>
+          <w:sz w:val="22"/>
+          <w:szCs w:val="22"/>
+        </w:rPr>
+        <w:t xml:space="preserve"> Monteiro A. </w:t>
       </w:r>
       <w:r>
         <w:rPr>
@@ -6124,143 +4889,54 @@
           <w:sz w:val="22"/>
           <w:szCs w:val="22"/>
         </w:rPr>
-        <w:t>Bicyclus anynana</w:t>
-      </w:r>
-      <w:r>
-        <w:rPr>
-          <w:rFonts w:ascii="Times New Roman" w:hAnsi="Times New Roman" w:cs="Times New Roman"/>
-          <w:bCs/>
-          <w:sz w:val="22"/>
-          <w:szCs w:val="22"/>
-        </w:rPr>
-        <w:t xml:space="preserve"> butterflies. </w:t>
-      </w:r>
-      <w:r>
-        <w:rPr>
-          <w:rFonts w:ascii="Times New Roman" w:hAnsi="Times New Roman" w:cs="Times New Roman"/>
-          <w:b/>
-          <w:sz w:val="22"/>
-          <w:szCs w:val="22"/>
-        </w:rPr>
-        <w:t>Sci</w:t>
-      </w:r>
-      <w:r>
-        <w:rPr>
-          <w:rFonts w:ascii="Times New Roman" w:hAnsi="Times New Roman" w:cs="Times New Roman"/>
-          <w:b/>
-          <w:sz w:val="22"/>
-          <w:szCs w:val="22"/>
-        </w:rPr>
-        <w:t>entific</w:t>
-      </w:r>
-      <w:r>
-        <w:rPr>
-          <w:rFonts w:ascii="Times New Roman" w:hAnsi="Times New Roman" w:cs="Times New Roman"/>
-          <w:b/>
-          <w:sz w:val="22"/>
-          <w:szCs w:val="22"/>
-        </w:rPr>
-        <w:t xml:space="preserve"> Rep</w:t>
-      </w:r>
-      <w:r>
-        <w:rPr>
-          <w:rFonts w:ascii="Times New Roman" w:hAnsi="Times New Roman" w:cs="Times New Roman"/>
-          <w:b/>
-          <w:sz w:val="22"/>
-          <w:szCs w:val="22"/>
-        </w:rPr>
-        <w:t>orts</w:t>
-      </w:r>
-      <w:r>
-        <w:rPr>
-          <w:rFonts w:ascii="Times New Roman" w:hAnsi="Times New Roman" w:cs="Times New Roman"/>
-          <w:bCs/>
-          <w:sz w:val="22"/>
-          <w:szCs w:val="22"/>
-        </w:rPr>
-        <w:t xml:space="preserve">, 1–12. </w:t>
-      </w:r>
-      <w:r>
-        <w:rPr>
-          <w:rFonts w:ascii="Times New Roman" w:hAnsi="Times New Roman" w:cs="Times New Roman"/>
-          <w:bCs/>
-          <w:sz w:val="22"/>
-          <w:szCs w:val="22"/>
-        </w:rPr>
-        <w:t>(*</w:t>
-      </w:r>
-      <w:r>
-        <w:rPr>
-          <w:rFonts w:ascii="Times New Roman" w:hAnsi="Times New Roman" w:cs="Times New Roman"/>
-          <w:bCs/>
-          <w:sz w:val="22"/>
-          <w:szCs w:val="22"/>
-        </w:rPr>
-        <w:t>C</w:t>
-      </w:r>
-      <w:r>
-        <w:rPr>
-          <w:rFonts w:ascii="Times New Roman" w:hAnsi="Times New Roman" w:cs="Times New Roman"/>
-          <w:bCs/>
-          <w:sz w:val="22"/>
-          <w:szCs w:val="22"/>
-        </w:rPr>
-        <w:t>o</w:t>
-      </w:r>
-      <w:r>
-        <w:rPr>
-          <w:rFonts w:ascii="Times New Roman" w:hAnsi="Times New Roman" w:cs="Times New Roman"/>
-          <w:bCs/>
-          <w:sz w:val="22"/>
-          <w:szCs w:val="22"/>
-        </w:rPr>
-        <w:t xml:space="preserve">-first </w:t>
-      </w:r>
-      <w:r>
-        <w:rPr>
-          <w:rFonts w:ascii="Times New Roman" w:hAnsi="Times New Roman" w:cs="Times New Roman"/>
-          <w:bCs/>
-          <w:sz w:val="22"/>
-          <w:szCs w:val="22"/>
-        </w:rPr>
-        <w:t xml:space="preserve">author and </w:t>
-      </w:r>
-      <w:r>
-        <w:rPr>
-          <w:rFonts w:ascii="Times New Roman" w:hAnsi="Times New Roman" w:cs="Times New Roman"/>
-          <w:bCs/>
-          <w:sz w:val="22"/>
-          <w:szCs w:val="22"/>
-          <w:vertAlign w:val="superscript"/>
-        </w:rPr>
-        <w:t>#</w:t>
-      </w:r>
-      <w:r>
-        <w:rPr>
-          <w:rFonts w:ascii="Times New Roman" w:hAnsi="Times New Roman" w:cs="Times New Roman"/>
-          <w:bCs/>
-          <w:sz w:val="22"/>
-          <w:szCs w:val="22"/>
-        </w:rPr>
-        <w:t>Co-corresponding author)</w:t>
-      </w:r>
-      <w:r>
-        <w:rPr>
-          <w:rFonts w:ascii="Times New Roman" w:hAnsi="Times New Roman" w:cs="Times New Roman"/>
-          <w:bCs/>
-          <w:sz w:val="22"/>
-          <w:szCs w:val="22"/>
-        </w:rPr>
-        <w:t>. doi: 10.1038/s41598-023-36491-9</w:t>
-      </w:r>
-      <w:r>
-        <w:rPr>
-          <w:rFonts w:ascii="Times New Roman" w:hAnsi="Times New Roman" w:cs="Times New Roman"/>
-          <w:bCs/>
-          <w:sz w:val="22"/>
-          <w:szCs w:val="22"/>
-        </w:rPr>
-        <w:t>.</w:t>
+        <w:t>Antennapedia</w:t>
+      </w:r>
+      <w:r>
+        <w:rPr>
+          <w:rFonts w:ascii="Times New Roman" w:hAnsi="Times New Roman" w:cs="Times New Roman"/>
+          <w:bCs/>
+          <w:sz w:val="22"/>
+          <w:szCs w:val="22"/>
+        </w:rPr>
+        <w:t xml:space="preserve"> and </w:t>
+      </w:r>
+      <w:r>
+        <w:rPr>
+          <w:rFonts w:ascii="Times New Roman" w:hAnsi="Times New Roman" w:cs="Times New Roman"/>
+          <w:bCs/>
+          <w:i/>
+          <w:iCs/>
+          <w:sz w:val="22"/>
+          <w:szCs w:val="22"/>
+        </w:rPr>
+        <w:t xml:space="preserve">optix </w:t>
+      </w:r>
+      <w:r>
+        <w:rPr>
+          <w:rFonts w:ascii="Times New Roman" w:hAnsi="Times New Roman" w:cs="Times New Roman"/>
+          <w:bCs/>
+          <w:sz w:val="22"/>
+          <w:szCs w:val="22"/>
+        </w:rPr>
+        <w:t xml:space="preserve">regulate metallic silver wing scale development and cell shape in Bicyclus anynana butterflies Graphical. </w:t>
+      </w:r>
+      <w:r>
+        <w:rPr>
+          <w:rFonts w:ascii="Times New Roman" w:hAnsi="Times New Roman" w:cs="Times New Roman"/>
+          <w:b/>
+          <w:sz w:val="22"/>
+          <w:szCs w:val="22"/>
+        </w:rPr>
+        <w:t>Cell Reports</w:t>
+      </w:r>
+      <w:r>
+        <w:rPr>
+          <w:rFonts w:ascii="Times New Roman" w:hAnsi="Times New Roman" w:cs="Times New Roman"/>
+          <w:bCs/>
+          <w:sz w:val="22"/>
+          <w:szCs w:val="22"/>
+        </w:rPr>
+        <w:t xml:space="preserve">. (2022), doi: 10.1016/j.celrep.2022.111052.  </w:t>
       </w:r>
     </w:p>
     <w:p>
@@ -6289,29 +4965,137 @@
       <w:r>
         <w:rPr>
           <w:rFonts w:ascii="Times New Roman" w:hAnsi="Times New Roman" w:cs="Times New Roman"/>
-          <w:bCs/>
-          <w:sz w:val="22"/>
-          <w:szCs w:val="22"/>
-        </w:rPr>
-        <w:t xml:space="preserve">Prakash A, Finet C, </w:t>
-      </w:r>
-      <w:r>
-        <w:rPr>
-          <w:rFonts w:ascii="Times New Roman" w:hAnsi="Times New Roman" w:cs="Times New Roman"/>
-          <w:b/>
-          <w:sz w:val="22"/>
-          <w:szCs w:val="22"/>
-        </w:rPr>
-        <w:t>Banerjee, TD</w:t>
-      </w:r>
-      <w:r>
-        <w:rPr>
-          <w:rFonts w:ascii="Times New Roman" w:hAnsi="Times New Roman" w:cs="Times New Roman"/>
-          <w:bCs/>
-          <w:sz w:val="22"/>
-          <w:szCs w:val="22"/>
-        </w:rPr>
-        <w:t>, Saranathan V</w:t>
+          <w:b/>
+          <w:sz w:val="22"/>
+          <w:szCs w:val="22"/>
+        </w:rPr>
+        <w:t>Banerjee TD</w:t>
+      </w:r>
+      <w:r>
+        <w:rPr>
+          <w:rFonts w:ascii="Times New Roman" w:hAnsi="Times New Roman" w:cs="Times New Roman"/>
+          <w:b/>
+          <w:sz w:val="22"/>
+          <w:szCs w:val="22"/>
+          <w:vertAlign w:val="superscript"/>
+        </w:rPr>
+        <w:t>#</w:t>
+      </w:r>
+      <w:r>
+        <w:rPr>
+          <w:rFonts w:ascii="Times New Roman" w:hAnsi="Times New Roman" w:cs="Times New Roman"/>
+          <w:bCs/>
+          <w:sz w:val="22"/>
+          <w:szCs w:val="22"/>
+        </w:rPr>
+        <w:t>, Tian S, Monteiro A</w:t>
+      </w:r>
+      <w:r>
+        <w:rPr>
+          <w:rFonts w:ascii="Times New Roman" w:hAnsi="Times New Roman" w:cs="Times New Roman"/>
+          <w:bCs/>
+          <w:sz w:val="22"/>
+          <w:szCs w:val="22"/>
+          <w:vertAlign w:val="superscript"/>
+        </w:rPr>
+        <w:t>#</w:t>
+      </w:r>
+      <w:r>
+        <w:rPr>
+          <w:rFonts w:ascii="Times New Roman" w:hAnsi="Times New Roman" w:cs="Times New Roman"/>
+          <w:bCs/>
+          <w:sz w:val="22"/>
+          <w:szCs w:val="22"/>
+        </w:rPr>
+        <w:t xml:space="preserve">. (2022). Laser Microdissection-Mediated Isolation of Butterfly Wing Tissue for Spatial Transcriptomics. </w:t>
+      </w:r>
+      <w:r>
+        <w:rPr>
+          <w:rFonts w:ascii="Times New Roman" w:hAnsi="Times New Roman" w:cs="Times New Roman"/>
+          <w:b/>
+          <w:sz w:val="22"/>
+          <w:szCs w:val="22"/>
+        </w:rPr>
+        <w:t>Methods Protocol</w:t>
+      </w:r>
+      <w:r>
+        <w:rPr>
+          <w:rFonts w:ascii="Times New Roman" w:hAnsi="Times New Roman" w:cs="Times New Roman"/>
+          <w:bCs/>
+          <w:sz w:val="22"/>
+          <w:szCs w:val="22"/>
+        </w:rPr>
+        <w:t>. (</w:t>
+      </w:r>
+      <w:r>
+        <w:rPr>
+          <w:rFonts w:ascii="Times New Roman" w:hAnsi="Times New Roman" w:cs="Times New Roman"/>
+          <w:bCs/>
+          <w:sz w:val="22"/>
+          <w:szCs w:val="22"/>
+          <w:vertAlign w:val="superscript"/>
+        </w:rPr>
+        <w:t>#</w:t>
+      </w:r>
+      <w:r>
+        <w:rPr>
+          <w:rFonts w:ascii="Times New Roman" w:hAnsi="Times New Roman" w:cs="Times New Roman"/>
+          <w:bCs/>
+          <w:sz w:val="22"/>
+          <w:szCs w:val="22"/>
+        </w:rPr>
+        <w:t>Co-corresponding author). doi: 10.3390/mps5040067.</w:t>
+      </w:r>
+    </w:p>
+    <w:p>
+      <w:pPr>
+        <w:pStyle w:val="Default"/>
+        <w:jc w:val="both"/>
+        <w:rPr>
+          <w:rFonts w:ascii="Times New Roman" w:hAnsi="Times New Roman" w:cs="Times New Roman"/>
+          <w:bCs/>
+          <w:sz w:val="8"/>
+          <w:szCs w:val="8"/>
+        </w:rPr>
+      </w:pPr>
+    </w:p>
+    <w:p>
+      <w:pPr>
+        <w:pStyle w:val="Default"/>
+        <w:jc w:val="both"/>
+        <w:rPr>
+          <w:rFonts w:ascii="Times New Roman" w:hAnsi="Times New Roman" w:cs="Times New Roman"/>
+          <w:bCs/>
+          <w:sz w:val="22"/>
+          <w:szCs w:val="22"/>
+        </w:rPr>
+      </w:pPr>
+      <w:r>
+        <w:rPr>
+          <w:rFonts w:ascii="Times New Roman" w:hAnsi="Times New Roman" w:cs="Times New Roman"/>
+          <w:bCs/>
+          <w:sz w:val="22"/>
+          <w:szCs w:val="22"/>
+        </w:rPr>
+        <w:t xml:space="preserve">Wee JLQ, </w:t>
+      </w:r>
+      <w:r>
+        <w:rPr>
+          <w:rFonts w:ascii="Times New Roman" w:hAnsi="Times New Roman" w:cs="Times New Roman"/>
+          <w:b/>
+          <w:sz w:val="22"/>
+          <w:szCs w:val="22"/>
+        </w:rPr>
+        <w:t>Banerjee TD</w:t>
+      </w:r>
+      <w:r>
+        <w:rPr>
+          <w:rFonts w:ascii="Times New Roman" w:hAnsi="Times New Roman" w:cs="Times New Roman"/>
+          <w:bCs/>
+          <w:sz w:val="22"/>
+          <w:szCs w:val="22"/>
+        </w:rPr>
+        <w:t>, Prakash A, Seah KS</w:t>
       </w:r>
       <w:r>
         <w:rPr>
@@ -6329,7 +5113,231 @@
           <w:sz w:val="22"/>
           <w:szCs w:val="22"/>
         </w:rPr>
-        <w:t xml:space="preserve"> Monteiro A. </w:t>
+        <w:t xml:space="preserve"> Monteiro A (2022). Distal-Less and Spalt Are Distal Organisers of Pierid Wing Patterns. </w:t>
+      </w:r>
+      <w:r>
+        <w:rPr>
+          <w:rFonts w:ascii="Times New Roman" w:hAnsi="Times New Roman" w:cs="Times New Roman"/>
+          <w:b/>
+          <w:sz w:val="22"/>
+          <w:szCs w:val="22"/>
+        </w:rPr>
+        <w:t>EvoDevo</w:t>
+      </w:r>
+      <w:r>
+        <w:rPr>
+          <w:rFonts w:ascii="Times New Roman" w:hAnsi="Times New Roman" w:cs="Times New Roman"/>
+          <w:bCs/>
+          <w:sz w:val="22"/>
+          <w:szCs w:val="22"/>
+        </w:rPr>
+        <w:t>, 13, 1–14, doi:10.1186/s13227-022-00197-2.</w:t>
+      </w:r>
+    </w:p>
+    <w:p>
+      <w:pPr>
+        <w:pStyle w:val="Default"/>
+        <w:jc w:val="both"/>
+        <w:rPr>
+          <w:rFonts w:ascii="Times New Roman" w:hAnsi="Times New Roman" w:cs="Times New Roman"/>
+          <w:bCs/>
+          <w:sz w:val="8"/>
+          <w:szCs w:val="8"/>
+        </w:rPr>
+      </w:pPr>
+    </w:p>
+    <w:p>
+      <w:pPr>
+        <w:pStyle w:val="Default"/>
+        <w:jc w:val="both"/>
+        <w:rPr>
+          <w:rFonts w:ascii="Times New Roman" w:hAnsi="Times New Roman" w:cs="Times New Roman"/>
+          <w:bCs/>
+          <w:sz w:val="22"/>
+          <w:szCs w:val="22"/>
+        </w:rPr>
+      </w:pPr>
+      <w:r>
+        <w:rPr>
+          <w:rFonts w:ascii="Times New Roman" w:hAnsi="Times New Roman" w:cs="Times New Roman"/>
+          <w:b/>
+          <w:sz w:val="22"/>
+          <w:szCs w:val="22"/>
+        </w:rPr>
+        <w:t>Banerjee TD</w:t>
+      </w:r>
+      <w:r>
+        <w:rPr>
+          <w:rFonts w:ascii="Times New Roman" w:hAnsi="Times New Roman" w:cs="Times New Roman"/>
+          <w:b/>
+          <w:sz w:val="22"/>
+          <w:szCs w:val="22"/>
+          <w:vertAlign w:val="superscript"/>
+        </w:rPr>
+        <w:t>#</w:t>
+      </w:r>
+      <w:r>
+        <w:rPr>
+          <w:rFonts w:ascii="Times New Roman" w:hAnsi="Times New Roman" w:cs="Times New Roman"/>
+          <w:bCs/>
+          <w:sz w:val="22"/>
+          <w:szCs w:val="22"/>
+        </w:rPr>
+        <w:t xml:space="preserve">, </w:t>
+      </w:r>
+      <w:r>
+        <w:rPr>
+          <w:rFonts w:ascii="Times New Roman" w:hAnsi="Times New Roman" w:cs="Times New Roman"/>
+          <w:bCs/>
+          <w:sz w:val="22"/>
+          <w:szCs w:val="22"/>
+        </w:rPr>
+        <w:t>Monteiro A</w:t>
+      </w:r>
+      <w:r>
+        <w:rPr>
+          <w:rFonts w:ascii="Times New Roman" w:hAnsi="Times New Roman" w:cs="Times New Roman"/>
+          <w:bCs/>
+          <w:sz w:val="22"/>
+          <w:szCs w:val="22"/>
+          <w:vertAlign w:val="superscript"/>
+        </w:rPr>
+        <w:t>#</w:t>
+      </w:r>
+      <w:r>
+        <w:rPr>
+          <w:rFonts w:ascii="Times New Roman" w:hAnsi="Times New Roman" w:cs="Times New Roman"/>
+          <w:bCs/>
+          <w:sz w:val="22"/>
+          <w:szCs w:val="22"/>
+        </w:rPr>
+        <w:t xml:space="preserve"> (2020). Molecular mechanisms underlying simplification of venation patterns in holometabolous insects. </w:t>
+      </w:r>
+      <w:r>
+        <w:rPr>
+          <w:rFonts w:ascii="Times New Roman" w:hAnsi="Times New Roman" w:cs="Times New Roman"/>
+          <w:b/>
+          <w:sz w:val="22"/>
+          <w:szCs w:val="22"/>
+        </w:rPr>
+        <w:t>Development.</w:t>
+      </w:r>
+      <w:r>
+        <w:rPr>
+          <w:rFonts w:ascii="Times New Roman" w:hAnsi="Times New Roman" w:cs="Times New Roman"/>
+          <w:bCs/>
+          <w:sz w:val="22"/>
+          <w:szCs w:val="22"/>
+        </w:rPr>
+        <w:t xml:space="preserve"> (</w:t>
+      </w:r>
+      <w:r>
+        <w:rPr>
+          <w:rFonts w:ascii="Times New Roman" w:hAnsi="Times New Roman" w:cs="Times New Roman"/>
+          <w:bCs/>
+          <w:sz w:val="22"/>
+          <w:szCs w:val="22"/>
+          <w:vertAlign w:val="superscript"/>
+        </w:rPr>
+        <w:t>#</w:t>
+      </w:r>
+      <w:r>
+        <w:rPr>
+          <w:rFonts w:ascii="Times New Roman" w:hAnsi="Times New Roman" w:cs="Times New Roman"/>
+          <w:bCs/>
+          <w:sz w:val="22"/>
+          <w:szCs w:val="22"/>
+        </w:rPr>
+        <w:t xml:space="preserve">Co-corresponding author). doi:10.1242/dev.196394. </w:t>
+      </w:r>
+    </w:p>
+    <w:p>
+      <w:pPr>
+        <w:pStyle w:val="Default"/>
+        <w:jc w:val="both"/>
+        <w:rPr>
+          <w:rFonts w:ascii="Times New Roman" w:hAnsi="Times New Roman" w:cs="Times New Roman"/>
+          <w:bCs/>
+          <w:sz w:val="8"/>
+          <w:szCs w:val="8"/>
+        </w:rPr>
+      </w:pPr>
+    </w:p>
+    <w:p>
+      <w:pPr>
+        <w:pStyle w:val="Default"/>
+        <w:jc w:val="both"/>
+        <w:rPr>
+          <w:rFonts w:ascii="Times New Roman" w:hAnsi="Times New Roman" w:cs="Times New Roman"/>
+          <w:bCs/>
+          <w:sz w:val="22"/>
+          <w:szCs w:val="22"/>
+        </w:rPr>
+      </w:pPr>
+      <w:r>
+        <w:rPr>
+          <w:rFonts w:ascii="Times New Roman" w:hAnsi="Times New Roman" w:cs="Times New Roman"/>
+          <w:b/>
+          <w:sz w:val="22"/>
+          <w:szCs w:val="22"/>
+        </w:rPr>
+        <w:t>Banerjee TD</w:t>
+      </w:r>
+      <w:r>
+        <w:rPr>
+          <w:rFonts w:ascii="Times New Roman" w:hAnsi="Times New Roman" w:cs="Times New Roman"/>
+          <w:b/>
+          <w:sz w:val="22"/>
+          <w:szCs w:val="22"/>
+          <w:vertAlign w:val="superscript"/>
+        </w:rPr>
+        <w:t>#</w:t>
+      </w:r>
+      <w:r>
+        <w:rPr>
+          <w:rFonts w:ascii="Times New Roman" w:hAnsi="Times New Roman" w:cs="Times New Roman"/>
+          <w:bCs/>
+          <w:sz w:val="22"/>
+          <w:szCs w:val="22"/>
+        </w:rPr>
+        <w:t>, Ramos D</w:t>
+      </w:r>
+      <w:r>
+        <w:rPr>
+          <w:rFonts w:ascii="Times New Roman" w:hAnsi="Times New Roman" w:cs="Times New Roman"/>
+          <w:bCs/>
+          <w:sz w:val="22"/>
+          <w:szCs w:val="22"/>
+        </w:rPr>
+        <w:t>,</w:t>
+      </w:r>
+      <w:r>
+        <w:rPr>
+          <w:rFonts w:ascii="Times New Roman" w:hAnsi="Times New Roman" w:cs="Times New Roman"/>
+          <w:bCs/>
+          <w:sz w:val="22"/>
+          <w:szCs w:val="22"/>
+        </w:rPr>
+        <w:t xml:space="preserve"> Monteiro A</w:t>
+      </w:r>
+      <w:r>
+        <w:rPr>
+          <w:rFonts w:ascii="Times New Roman" w:hAnsi="Times New Roman" w:cs="Times New Roman"/>
+          <w:bCs/>
+          <w:sz w:val="22"/>
+          <w:szCs w:val="22"/>
+          <w:vertAlign w:val="superscript"/>
+        </w:rPr>
+        <w:t>#</w:t>
+      </w:r>
+      <w:r>
+        <w:rPr>
+          <w:rFonts w:ascii="Times New Roman" w:hAnsi="Times New Roman" w:cs="Times New Roman"/>
+          <w:bCs/>
+          <w:sz w:val="22"/>
+          <w:szCs w:val="22"/>
+        </w:rPr>
+        <w:t xml:space="preserve"> (2020) Expression of Multiple </w:t>
       </w:r>
       <w:r>
         <w:rPr>
@@ -6340,16 +5348,16 @@
           <w:sz w:val="22"/>
           <w:szCs w:val="22"/>
         </w:rPr>
-        <w:t>Antennapedia</w:t>
-      </w:r>
-      <w:r>
-        <w:rPr>
-          <w:rFonts w:ascii="Times New Roman" w:hAnsi="Times New Roman" w:cs="Times New Roman"/>
-          <w:bCs/>
-          <w:sz w:val="22"/>
-          <w:szCs w:val="22"/>
-        </w:rPr>
-        <w:t xml:space="preserve"> and </w:t>
+        <w:t>engrailed</w:t>
+      </w:r>
+      <w:r>
+        <w:rPr>
+          <w:rFonts w:ascii="Times New Roman" w:hAnsi="Times New Roman" w:cs="Times New Roman"/>
+          <w:bCs/>
+          <w:sz w:val="22"/>
+          <w:szCs w:val="22"/>
+        </w:rPr>
+        <w:t xml:space="preserve"> Family Genes in Eyespots of </w:t>
       </w:r>
       <w:r>
         <w:rPr>
@@ -6360,52 +5368,53 @@
           <w:sz w:val="22"/>
           <w:szCs w:val="22"/>
         </w:rPr>
-        <w:t xml:space="preserve">optix </w:t>
-      </w:r>
-      <w:r>
-        <w:rPr>
-          <w:rFonts w:ascii="Times New Roman" w:hAnsi="Times New Roman" w:cs="Times New Roman"/>
-          <w:bCs/>
-          <w:sz w:val="22"/>
-          <w:szCs w:val="22"/>
-        </w:rPr>
-        <w:t xml:space="preserve">regulate metallic silver wing scale development and cell shape in Bicyclus anynana butterflies Graphical. </w:t>
-      </w:r>
-      <w:r>
-        <w:rPr>
-          <w:rFonts w:ascii="Times New Roman" w:hAnsi="Times New Roman" w:cs="Times New Roman"/>
-          <w:b/>
-          <w:sz w:val="22"/>
-          <w:szCs w:val="22"/>
-        </w:rPr>
-        <w:t>Cell Rep</w:t>
-      </w:r>
-      <w:r>
-        <w:rPr>
-          <w:rFonts w:ascii="Times New Roman" w:hAnsi="Times New Roman" w:cs="Times New Roman"/>
-          <w:b/>
-          <w:sz w:val="22"/>
-          <w:szCs w:val="22"/>
-        </w:rPr>
-        <w:t>orts</w:t>
-      </w:r>
-      <w:r>
-        <w:rPr>
-          <w:rFonts w:ascii="Times New Roman" w:hAnsi="Times New Roman" w:cs="Times New Roman"/>
-          <w:bCs/>
-          <w:sz w:val="22"/>
-          <w:szCs w:val="22"/>
-        </w:rPr>
-        <w:t>.</w:t>
-      </w:r>
-      <w:r>
-        <w:rPr>
-          <w:rFonts w:ascii="Times New Roman" w:hAnsi="Times New Roman" w:cs="Times New Roman"/>
-          <w:bCs/>
-          <w:sz w:val="22"/>
-          <w:szCs w:val="22"/>
-        </w:rPr>
-        <w:t xml:space="preserve"> (2022), doi: 10.1016/j.celrep.2022.111052.  </w:t>
+        <w:t>Bicyclus anynana</w:t>
+      </w:r>
+      <w:r>
+        <w:rPr>
+          <w:rFonts w:ascii="Times New Roman" w:hAnsi="Times New Roman" w:cs="Times New Roman"/>
+          <w:bCs/>
+          <w:sz w:val="22"/>
+          <w:szCs w:val="22"/>
+        </w:rPr>
+        <w:t xml:space="preserve"> Butterflies Does Not Implicate the Duplication Events in the Evolution of This Morphological Novelty. </w:t>
+      </w:r>
+      <w:r>
+        <w:rPr>
+          <w:rFonts w:ascii="Times New Roman" w:hAnsi="Times New Roman" w:cs="Times New Roman"/>
+          <w:b/>
+          <w:sz w:val="22"/>
+          <w:szCs w:val="22"/>
+        </w:rPr>
+        <w:t>Frontiers in Ecology and Evolution</w:t>
+      </w:r>
+      <w:r>
+        <w:rPr>
+          <w:rFonts w:ascii="Times New Roman" w:hAnsi="Times New Roman" w:cs="Times New Roman"/>
+          <w:bCs/>
+          <w:sz w:val="22"/>
+          <w:szCs w:val="22"/>
+        </w:rPr>
+        <w:t xml:space="preserve"> 8:227. (</w:t>
+      </w:r>
+      <w:r>
+        <w:rPr>
+          <w:rFonts w:ascii="Times New Roman" w:hAnsi="Times New Roman" w:cs="Times New Roman"/>
+          <w:bCs/>
+          <w:sz w:val="22"/>
+          <w:szCs w:val="22"/>
+          <w:vertAlign w:val="superscript"/>
+        </w:rPr>
+        <w:t>#</w:t>
+      </w:r>
+      <w:r>
+        <w:rPr>
+          <w:rFonts w:ascii="Times New Roman" w:hAnsi="Times New Roman" w:cs="Times New Roman"/>
+          <w:bCs/>
+          <w:sz w:val="22"/>
+          <w:szCs w:val="22"/>
+        </w:rPr>
+        <w:t>Co-corresponding author). doi: 10.3389/fevo.2020.00227.</w:t>
       </w:r>
     </w:p>
     <w:p>
@@ -6457,7 +5466,16 @@
           <w:sz w:val="22"/>
           <w:szCs w:val="22"/>
         </w:rPr>
-        <w:t>, Tian S, Monteiro A</w:t>
+        <w:t>,</w:t>
+      </w:r>
+      <w:r>
+        <w:rPr>
+          <w:rFonts w:ascii="Times New Roman" w:hAnsi="Times New Roman" w:cs="Times New Roman"/>
+          <w:bCs/>
+          <w:sz w:val="22"/>
+          <w:szCs w:val="22"/>
+        </w:rPr>
+        <w:t xml:space="preserve"> Monteiro A</w:t>
       </w:r>
       <w:r>
         <w:rPr>
@@ -6476,25 +5494,45 @@
           <w:sz w:val="22"/>
           <w:szCs w:val="22"/>
         </w:rPr>
-        <w:t xml:space="preserve">. (2022). Laser Microdissection-Mediated Isolation of Butterfly Wing Tissue for Spatial Transcriptomics. </w:t>
-      </w:r>
-      <w:r>
-        <w:rPr>
-          <w:rFonts w:ascii="Times New Roman" w:hAnsi="Times New Roman" w:cs="Times New Roman"/>
-          <w:b/>
-          <w:sz w:val="22"/>
-          <w:szCs w:val="22"/>
-        </w:rPr>
-        <w:t>Methods Protocol</w:t>
-      </w:r>
-      <w:r>
-        <w:rPr>
-          <w:rFonts w:ascii="Times New Roman" w:hAnsi="Times New Roman" w:cs="Times New Roman"/>
-          <w:bCs/>
-          <w:sz w:val="22"/>
-          <w:szCs w:val="22"/>
-        </w:rPr>
-        <w:t>. (</w:t>
+        <w:t xml:space="preserve"> (2020) Dissection of Larval and Pupal Wings of </w:t>
+      </w:r>
+      <w:r>
+        <w:rPr>
+          <w:rFonts w:ascii="Times New Roman" w:hAnsi="Times New Roman" w:cs="Times New Roman"/>
+          <w:bCs/>
+          <w:i/>
+          <w:iCs/>
+          <w:sz w:val="22"/>
+          <w:szCs w:val="22"/>
+        </w:rPr>
+        <w:t>Bicyclus anynana</w:t>
+      </w:r>
+      <w:r>
+        <w:rPr>
+          <w:rFonts w:ascii="Times New Roman" w:hAnsi="Times New Roman" w:cs="Times New Roman"/>
+          <w:bCs/>
+          <w:sz w:val="22"/>
+          <w:szCs w:val="22"/>
+        </w:rPr>
+        <w:t xml:space="preserve"> Butterflies. </w:t>
+      </w:r>
+      <w:r>
+        <w:rPr>
+          <w:rFonts w:ascii="Times New Roman" w:hAnsi="Times New Roman" w:cs="Times New Roman"/>
+          <w:b/>
+          <w:sz w:val="22"/>
+          <w:szCs w:val="22"/>
+        </w:rPr>
+        <w:t>Methods &amp; Protocol</w:t>
+      </w:r>
+      <w:r>
+        <w:rPr>
+          <w:rFonts w:ascii="Times New Roman" w:hAnsi="Times New Roman" w:cs="Times New Roman"/>
+          <w:bCs/>
+          <w:sz w:val="22"/>
+          <w:szCs w:val="22"/>
+        </w:rPr>
+        <w:t xml:space="preserve"> 3, 5. (</w:t>
       </w:r>
       <w:r>
         <w:rPr>
@@ -6513,25 +5551,16 @@
           <w:sz w:val="22"/>
           <w:szCs w:val="22"/>
         </w:rPr>
-        <w:t>Co-corresponding author)</w:t>
-      </w:r>
-      <w:r>
-        <w:rPr>
-          <w:rFonts w:ascii="Times New Roman" w:hAnsi="Times New Roman" w:cs="Times New Roman"/>
-          <w:bCs/>
-          <w:sz w:val="22"/>
-          <w:szCs w:val="22"/>
-        </w:rPr>
-        <w:t>. doi: 10.3390/mps5040067</w:t>
-      </w:r>
-      <w:r>
-        <w:rPr>
-          <w:rFonts w:ascii="Times New Roman" w:hAnsi="Times New Roman" w:cs="Times New Roman"/>
-          <w:bCs/>
-          <w:sz w:val="22"/>
-          <w:szCs w:val="22"/>
-        </w:rPr>
-        <w:t>.</w:t>
+        <w:t>Co-corresponding author). doi: 10.3390/mps3010005.</w:t>
+      </w:r>
+      <w:r>
+        <w:rPr>
+          <w:rFonts w:ascii="Times New Roman" w:hAnsi="Times New Roman" w:cs="Times New Roman"/>
+          <w:bCs/>
+          <w:sz w:val="22"/>
+          <w:szCs w:val="22"/>
+        </w:rPr>
+        <w:tab/>
       </w:r>
     </w:p>
     <w:p>
@@ -6564,7 +5593,7 @@
           <w:sz w:val="22"/>
           <w:szCs w:val="22"/>
         </w:rPr>
-        <w:t xml:space="preserve">Wee JLQ, </w:t>
+        <w:t xml:space="preserve">Connahs H, Tlili S, van Creij J, Loo TYJ, </w:t>
       </w:r>
       <w:r>
         <w:rPr>
@@ -6582,7 +5611,7 @@
           <w:sz w:val="22"/>
           <w:szCs w:val="22"/>
         </w:rPr>
-        <w:t>, Prakash A, Seah KS</w:t>
+        <w:t>, Saunders TE</w:t>
       </w:r>
       <w:r>
         <w:rPr>
@@ -6600,61 +5629,25 @@
           <w:sz w:val="22"/>
           <w:szCs w:val="22"/>
         </w:rPr>
-        <w:t xml:space="preserve"> Monteiro A</w:t>
-      </w:r>
-      <w:r>
-        <w:rPr>
-          <w:rFonts w:ascii="Times New Roman" w:hAnsi="Times New Roman" w:cs="Times New Roman"/>
-          <w:bCs/>
-          <w:sz w:val="22"/>
-          <w:szCs w:val="22"/>
-        </w:rPr>
-        <w:t xml:space="preserve"> (2022)</w:t>
-      </w:r>
-      <w:r>
-        <w:rPr>
-          <w:rFonts w:ascii="Times New Roman" w:hAnsi="Times New Roman" w:cs="Times New Roman"/>
-          <w:bCs/>
-          <w:sz w:val="22"/>
-          <w:szCs w:val="22"/>
-        </w:rPr>
-        <w:t xml:space="preserve">. Distal-Less and Spalt Are Distal Organisers of Pierid Wing Patterns. </w:t>
-      </w:r>
-      <w:r>
-        <w:rPr>
-          <w:rFonts w:ascii="Times New Roman" w:hAnsi="Times New Roman" w:cs="Times New Roman"/>
-          <w:b/>
-          <w:sz w:val="22"/>
-          <w:szCs w:val="22"/>
-        </w:rPr>
-        <w:t>Evo</w:t>
-      </w:r>
-      <w:r>
-        <w:rPr>
-          <w:rFonts w:ascii="Times New Roman" w:hAnsi="Times New Roman" w:cs="Times New Roman"/>
-          <w:b/>
-          <w:sz w:val="22"/>
-          <w:szCs w:val="22"/>
-        </w:rPr>
-        <w:t>D</w:t>
-      </w:r>
-      <w:r>
-        <w:rPr>
-          <w:rFonts w:ascii="Times New Roman" w:hAnsi="Times New Roman" w:cs="Times New Roman"/>
-          <w:b/>
-          <w:sz w:val="22"/>
-          <w:szCs w:val="22"/>
-        </w:rPr>
-        <w:t>evo</w:t>
-      </w:r>
-      <w:r>
-        <w:rPr>
-          <w:rFonts w:ascii="Times New Roman" w:hAnsi="Times New Roman" w:cs="Times New Roman"/>
-          <w:bCs/>
-          <w:sz w:val="22"/>
-          <w:szCs w:val="22"/>
-        </w:rPr>
-        <w:t>, 13, 1–14, doi:10.1186/s13227-022-00197-2.</w:t>
+        <w:t xml:space="preserve"> Monteiro A (2019) Activation of butterfly eyespots by Distal-less is consistent with a reaction-diffusion process. </w:t>
+      </w:r>
+      <w:r>
+        <w:rPr>
+          <w:rFonts w:ascii="Times New Roman" w:hAnsi="Times New Roman" w:cs="Times New Roman"/>
+          <w:b/>
+          <w:sz w:val="22"/>
+          <w:szCs w:val="22"/>
+        </w:rPr>
+        <w:t>Development</w:t>
+      </w:r>
+      <w:r>
+        <w:rPr>
+          <w:rFonts w:ascii="Times New Roman" w:hAnsi="Times New Roman" w:cs="Times New Roman"/>
+          <w:bCs/>
+          <w:sz w:val="22"/>
+          <w:szCs w:val="22"/>
+        </w:rPr>
+        <w:t>, 146, 1–12. doi: 10.1242/dev.169367.</w:t>
       </w:r>
     </w:p>
     <w:p>
@@ -6706,16 +5699,16 @@
           <w:sz w:val="22"/>
           <w:szCs w:val="22"/>
         </w:rPr>
-        <w:t xml:space="preserve">, </w:t>
-      </w:r>
-      <w:r>
-        <w:rPr>
-          <w:rFonts w:ascii="Times New Roman" w:hAnsi="Times New Roman" w:cs="Times New Roman"/>
-          <w:bCs/>
-          <w:sz w:val="22"/>
-          <w:szCs w:val="22"/>
-        </w:rPr>
-        <w:t>Monteiro A</w:t>
+        <w:t>,</w:t>
+      </w:r>
+      <w:r>
+        <w:rPr>
+          <w:rFonts w:ascii="Times New Roman" w:hAnsi="Times New Roman" w:cs="Times New Roman"/>
+          <w:bCs/>
+          <w:sz w:val="22"/>
+          <w:szCs w:val="22"/>
+        </w:rPr>
+        <w:t xml:space="preserve"> Monteiro A</w:t>
       </w:r>
       <w:r>
         <w:rPr>
@@ -6734,52 +5727,45 @@
           <w:sz w:val="22"/>
           <w:szCs w:val="22"/>
         </w:rPr>
-        <w:t xml:space="preserve"> (2020)</w:t>
-      </w:r>
-      <w:r>
-        <w:rPr>
-          <w:rFonts w:ascii="Times New Roman" w:hAnsi="Times New Roman" w:cs="Times New Roman"/>
-          <w:bCs/>
-          <w:sz w:val="22"/>
-          <w:szCs w:val="22"/>
-        </w:rPr>
-        <w:t>.</w:t>
-      </w:r>
-      <w:r>
-        <w:rPr>
-          <w:rFonts w:ascii="Times New Roman" w:hAnsi="Times New Roman" w:cs="Times New Roman"/>
-          <w:bCs/>
-          <w:sz w:val="22"/>
-          <w:szCs w:val="22"/>
-        </w:rPr>
-        <w:t xml:space="preserve"> Molecular mechanisms underlying simplification of venation patterns in holometabolous insects. </w:t>
-      </w:r>
-      <w:r>
-        <w:rPr>
-          <w:rFonts w:ascii="Times New Roman" w:hAnsi="Times New Roman" w:cs="Times New Roman"/>
-          <w:b/>
-          <w:sz w:val="22"/>
-          <w:szCs w:val="22"/>
-        </w:rPr>
-        <w:t>Development.</w:t>
-      </w:r>
-      <w:r>
-        <w:rPr>
-          <w:rFonts w:ascii="Times New Roman" w:hAnsi="Times New Roman" w:cs="Times New Roman"/>
-          <w:bCs/>
-          <w:sz w:val="22"/>
-          <w:szCs w:val="22"/>
-        </w:rPr>
-        <w:t xml:space="preserve"> </w:t>
-      </w:r>
-      <w:r>
-        <w:rPr>
-          <w:rFonts w:ascii="Times New Roman" w:hAnsi="Times New Roman" w:cs="Times New Roman"/>
-          <w:bCs/>
-          <w:sz w:val="22"/>
-          <w:szCs w:val="22"/>
-        </w:rPr>
-        <w:t>(</w:t>
+        <w:t xml:space="preserve"> (2018) CRISPR-Cas9 Mediated Genome Editing in </w:t>
+      </w:r>
+      <w:r>
+        <w:rPr>
+          <w:rFonts w:ascii="Times New Roman" w:hAnsi="Times New Roman" w:cs="Times New Roman"/>
+          <w:bCs/>
+          <w:i/>
+          <w:iCs/>
+          <w:sz w:val="22"/>
+          <w:szCs w:val="22"/>
+        </w:rPr>
+        <w:t>Bicyclus anynana</w:t>
+      </w:r>
+      <w:r>
+        <w:rPr>
+          <w:rFonts w:ascii="Times New Roman" w:hAnsi="Times New Roman" w:cs="Times New Roman"/>
+          <w:bCs/>
+          <w:sz w:val="22"/>
+          <w:szCs w:val="22"/>
+        </w:rPr>
+        <w:t xml:space="preserve"> Butterflies. </w:t>
+      </w:r>
+      <w:r>
+        <w:rPr>
+          <w:rFonts w:ascii="Times New Roman" w:hAnsi="Times New Roman" w:cs="Times New Roman"/>
+          <w:b/>
+          <w:sz w:val="22"/>
+          <w:szCs w:val="22"/>
+        </w:rPr>
+        <w:t>Methods &amp; Protocol</w:t>
+      </w:r>
+      <w:r>
+        <w:rPr>
+          <w:rFonts w:ascii="Times New Roman" w:hAnsi="Times New Roman" w:cs="Times New Roman"/>
+          <w:bCs/>
+          <w:sz w:val="22"/>
+          <w:szCs w:val="22"/>
+        </w:rPr>
+        <w:t>. doi: 10.3390/mps1020016. (</w:t>
       </w:r>
       <w:r>
         <w:rPr>
@@ -6798,25 +5784,7 @@
           <w:sz w:val="22"/>
           <w:szCs w:val="22"/>
         </w:rPr>
-        <w:t xml:space="preserve">Co-corresponding author). </w:t>
-      </w:r>
-      <w:r>
-        <w:rPr>
-          <w:rFonts w:ascii="Times New Roman" w:hAnsi="Times New Roman" w:cs="Times New Roman"/>
-          <w:bCs/>
-          <w:sz w:val="22"/>
-          <w:szCs w:val="22"/>
-        </w:rPr>
-        <w:t>doi:10.1242/dev.196394</w:t>
-      </w:r>
-      <w:r>
-        <w:rPr>
-          <w:rFonts w:ascii="Times New Roman" w:hAnsi="Times New Roman" w:cs="Times New Roman"/>
-          <w:bCs/>
-          <w:sz w:val="22"/>
-          <w:szCs w:val="22"/>
-        </w:rPr>
-        <w:t xml:space="preserve">. </w:t>
+        <w:t>Co-corresponding author).</w:t>
       </w:r>
     </w:p>
     <w:p>
@@ -6845,6 +5813,15 @@
       <w:r>
         <w:rPr>
           <w:rFonts w:ascii="Times New Roman" w:hAnsi="Times New Roman" w:cs="Times New Roman"/>
+          <w:bCs/>
+          <w:sz w:val="22"/>
+          <w:szCs w:val="22"/>
+        </w:rPr>
+        <w:t xml:space="preserve">Pal S, Kundu A, </w:t>
+      </w:r>
+      <w:r>
+        <w:rPr>
+          <w:rFonts w:ascii="Times New Roman" w:hAnsi="Times New Roman" w:cs="Times New Roman"/>
           <w:b/>
           <w:sz w:val="22"/>
           <w:szCs w:val="22"/>
@@ -6854,58 +5831,29 @@
       <w:r>
         <w:rPr>
           <w:rFonts w:ascii="Times New Roman" w:hAnsi="Times New Roman" w:cs="Times New Roman"/>
-          <w:b/>
-          <w:sz w:val="22"/>
-          <w:szCs w:val="22"/>
-          <w:vertAlign w:val="superscript"/>
-        </w:rPr>
-        <w:t>#</w:t>
-      </w:r>
-      <w:r>
-        <w:rPr>
-          <w:rFonts w:ascii="Times New Roman" w:hAnsi="Times New Roman" w:cs="Times New Roman"/>
-          <w:bCs/>
-          <w:sz w:val="22"/>
-          <w:szCs w:val="22"/>
-        </w:rPr>
-        <w:t>, Ramos D</w:t>
-      </w:r>
-      <w:r>
-        <w:rPr>
-          <w:rFonts w:ascii="Times New Roman" w:hAnsi="Times New Roman" w:cs="Times New Roman"/>
-          <w:bCs/>
-          <w:sz w:val="22"/>
-          <w:szCs w:val="22"/>
-        </w:rPr>
-        <w:t>,</w:t>
-      </w:r>
-      <w:r>
-        <w:rPr>
-          <w:rFonts w:ascii="Times New Roman" w:hAnsi="Times New Roman" w:cs="Times New Roman"/>
-          <w:bCs/>
-          <w:sz w:val="22"/>
-          <w:szCs w:val="22"/>
-        </w:rPr>
-        <w:t xml:space="preserve"> Monteiro A</w:t>
-      </w:r>
-      <w:r>
-        <w:rPr>
-          <w:rFonts w:ascii="Times New Roman" w:hAnsi="Times New Roman" w:cs="Times New Roman"/>
-          <w:bCs/>
-          <w:sz w:val="22"/>
-          <w:szCs w:val="22"/>
-          <w:vertAlign w:val="superscript"/>
-        </w:rPr>
-        <w:t>#</w:t>
-      </w:r>
-      <w:r>
-        <w:rPr>
-          <w:rFonts w:ascii="Times New Roman" w:hAnsi="Times New Roman" w:cs="Times New Roman"/>
-          <w:bCs/>
-          <w:sz w:val="22"/>
-          <w:szCs w:val="22"/>
-        </w:rPr>
-        <w:t xml:space="preserve"> (2020) Expression of Multiple </w:t>
+          <w:bCs/>
+          <w:sz w:val="22"/>
+          <w:szCs w:val="22"/>
+        </w:rPr>
+        <w:t>, Mohapatra B, Roy A, Manna R, Sar P</w:t>
+      </w:r>
+      <w:r>
+        <w:rPr>
+          <w:rFonts w:ascii="Times New Roman" w:hAnsi="Times New Roman" w:cs="Times New Roman"/>
+          <w:bCs/>
+          <w:sz w:val="22"/>
+          <w:szCs w:val="22"/>
+        </w:rPr>
+        <w:t xml:space="preserve">, </w:t>
+      </w:r>
+      <w:r>
+        <w:rPr>
+          <w:rFonts w:ascii="Times New Roman" w:hAnsi="Times New Roman" w:cs="Times New Roman"/>
+          <w:bCs/>
+          <w:sz w:val="22"/>
+          <w:szCs w:val="22"/>
+        </w:rPr>
+        <w:t xml:space="preserve">Kazy SK (2017). Genome analysis of crude oil degrading </w:t>
       </w:r>
       <w:r>
         <w:rPr>
@@ -6916,16 +5864,103 @@
           <w:sz w:val="22"/>
           <w:szCs w:val="22"/>
         </w:rPr>
-        <w:t>engrailed</w:t>
-      </w:r>
-      <w:r>
-        <w:rPr>
-          <w:rFonts w:ascii="Times New Roman" w:hAnsi="Times New Roman" w:cs="Times New Roman"/>
-          <w:bCs/>
-          <w:sz w:val="22"/>
-          <w:szCs w:val="22"/>
-        </w:rPr>
-        <w:t xml:space="preserve"> Family Genes in Eyespots of </w:t>
+        <w:t>Franconibacter pulveris</w:t>
+      </w:r>
+      <w:r>
+        <w:rPr>
+          <w:rFonts w:ascii="Times New Roman" w:hAnsi="Times New Roman" w:cs="Times New Roman"/>
+          <w:bCs/>
+          <w:sz w:val="22"/>
+          <w:szCs w:val="22"/>
+        </w:rPr>
+        <w:t xml:space="preserve"> strain DJ34 revealed its genetic basis for hydrocarbon degradation and survival in oil contaminated environment. </w:t>
+      </w:r>
+      <w:r>
+        <w:rPr>
+          <w:rFonts w:ascii="Times New Roman" w:hAnsi="Times New Roman" w:cs="Times New Roman"/>
+          <w:b/>
+          <w:sz w:val="22"/>
+          <w:szCs w:val="22"/>
+        </w:rPr>
+        <w:t>Genomics</w:t>
+      </w:r>
+      <w:r>
+        <w:rPr>
+          <w:rFonts w:ascii="Times New Roman" w:hAnsi="Times New Roman" w:cs="Times New Roman"/>
+          <w:bCs/>
+          <w:sz w:val="22"/>
+          <w:szCs w:val="22"/>
+        </w:rPr>
+        <w:t xml:space="preserve"> 109, 374–382. doi: 10.1016/j.ygeno.2017.06.002</w:t>
+      </w:r>
+    </w:p>
+    <w:p>
+      <w:pPr>
+        <w:pStyle w:val="Default"/>
+        <w:jc w:val="both"/>
+        <w:rPr>
+          <w:rFonts w:ascii="Times New Roman" w:hAnsi="Times New Roman" w:cs="Times New Roman"/>
+          <w:bCs/>
+          <w:sz w:val="8"/>
+          <w:szCs w:val="8"/>
+        </w:rPr>
+      </w:pPr>
+    </w:p>
+    <w:p>
+      <w:pPr>
+        <w:pStyle w:val="Default"/>
+        <w:jc w:val="both"/>
+        <w:rPr>
+          <w:rFonts w:ascii="Times New Roman" w:hAnsi="Times New Roman" w:cs="Times New Roman"/>
+          <w:bCs/>
+          <w:sz w:val="22"/>
+          <w:szCs w:val="22"/>
+        </w:rPr>
+      </w:pPr>
+      <w:r>
+        <w:rPr>
+          <w:rFonts w:ascii="Times New Roman" w:hAnsi="Times New Roman" w:cs="Times New Roman"/>
+          <w:bCs/>
+          <w:sz w:val="22"/>
+          <w:szCs w:val="22"/>
+        </w:rPr>
+        <w:t xml:space="preserve">Pal S, </w:t>
+      </w:r>
+      <w:r>
+        <w:rPr>
+          <w:rFonts w:ascii="Times New Roman" w:hAnsi="Times New Roman" w:cs="Times New Roman"/>
+          <w:b/>
+          <w:sz w:val="22"/>
+          <w:szCs w:val="22"/>
+        </w:rPr>
+        <w:t>Banerjee TD</w:t>
+      </w:r>
+      <w:r>
+        <w:rPr>
+          <w:rFonts w:ascii="Times New Roman" w:hAnsi="Times New Roman" w:cs="Times New Roman"/>
+          <w:bCs/>
+          <w:sz w:val="22"/>
+          <w:szCs w:val="22"/>
+        </w:rPr>
+        <w:t>, Roy A, Sar P</w:t>
+      </w:r>
+      <w:r>
+        <w:rPr>
+          <w:rFonts w:ascii="Times New Roman" w:hAnsi="Times New Roman" w:cs="Times New Roman"/>
+          <w:bCs/>
+          <w:sz w:val="22"/>
+          <w:szCs w:val="22"/>
+        </w:rPr>
+        <w:t>,</w:t>
+      </w:r>
+      <w:r>
+        <w:rPr>
+          <w:rFonts w:ascii="Times New Roman" w:hAnsi="Times New Roman" w:cs="Times New Roman"/>
+          <w:bCs/>
+          <w:sz w:val="22"/>
+          <w:szCs w:val="22"/>
+        </w:rPr>
+        <w:t xml:space="preserve"> Kazy SK (2015) Genome Sequence of Hydrocarbon-Degrading </w:t>
       </w:r>
       <w:r>
         <w:rPr>
@@ -6936,134 +5971,34 @@
           <w:sz w:val="22"/>
           <w:szCs w:val="22"/>
         </w:rPr>
-        <w:t>Bicyclus anynana</w:t>
-      </w:r>
-      <w:r>
-        <w:rPr>
-          <w:rFonts w:ascii="Times New Roman" w:hAnsi="Times New Roman" w:cs="Times New Roman"/>
-          <w:bCs/>
-          <w:sz w:val="22"/>
-          <w:szCs w:val="22"/>
-        </w:rPr>
-        <w:t xml:space="preserve"> Butterflies Does Not Implicate the Duplication Events in the Evolution of This Morphological Novelty. </w:t>
-      </w:r>
-      <w:r>
-        <w:rPr>
-          <w:rFonts w:ascii="Times New Roman" w:hAnsi="Times New Roman" w:cs="Times New Roman"/>
-          <w:b/>
-          <w:sz w:val="22"/>
-          <w:szCs w:val="22"/>
-        </w:rPr>
-        <w:t>Front</w:t>
-      </w:r>
-      <w:r>
-        <w:rPr>
-          <w:rFonts w:ascii="Times New Roman" w:hAnsi="Times New Roman" w:cs="Times New Roman"/>
-          <w:b/>
-          <w:sz w:val="22"/>
-          <w:szCs w:val="22"/>
-        </w:rPr>
-        <w:t>iers</w:t>
-      </w:r>
-      <w:r>
-        <w:rPr>
-          <w:rFonts w:ascii="Times New Roman" w:hAnsi="Times New Roman" w:cs="Times New Roman"/>
-          <w:b/>
-          <w:sz w:val="22"/>
-          <w:szCs w:val="22"/>
-        </w:rPr>
-        <w:t xml:space="preserve"> </w:t>
-      </w:r>
-      <w:r>
-        <w:rPr>
-          <w:rFonts w:ascii="Times New Roman" w:hAnsi="Times New Roman" w:cs="Times New Roman"/>
-          <w:b/>
-          <w:sz w:val="22"/>
-          <w:szCs w:val="22"/>
-        </w:rPr>
-        <w:t xml:space="preserve">in </w:t>
-      </w:r>
-      <w:r>
-        <w:rPr>
-          <w:rFonts w:ascii="Times New Roman" w:hAnsi="Times New Roman" w:cs="Times New Roman"/>
-          <w:b/>
-          <w:sz w:val="22"/>
-          <w:szCs w:val="22"/>
-        </w:rPr>
-        <w:t>Ecol</w:t>
-      </w:r>
-      <w:r>
-        <w:rPr>
-          <w:rFonts w:ascii="Times New Roman" w:hAnsi="Times New Roman" w:cs="Times New Roman"/>
-          <w:b/>
-          <w:sz w:val="22"/>
-          <w:szCs w:val="22"/>
-        </w:rPr>
-        <w:t>ogy and</w:t>
-      </w:r>
-      <w:r>
-        <w:rPr>
-          <w:rFonts w:ascii="Times New Roman" w:hAnsi="Times New Roman" w:cs="Times New Roman"/>
-          <w:b/>
-          <w:sz w:val="22"/>
-          <w:szCs w:val="22"/>
-        </w:rPr>
-        <w:t xml:space="preserve"> Evol</w:t>
-      </w:r>
-      <w:r>
-        <w:rPr>
-          <w:rFonts w:ascii="Times New Roman" w:hAnsi="Times New Roman" w:cs="Times New Roman"/>
-          <w:b/>
-          <w:sz w:val="22"/>
-          <w:szCs w:val="22"/>
-        </w:rPr>
-        <w:t>ution</w:t>
-      </w:r>
-      <w:r>
-        <w:rPr>
-          <w:rFonts w:ascii="Times New Roman" w:hAnsi="Times New Roman" w:cs="Times New Roman"/>
-          <w:bCs/>
-          <w:sz w:val="22"/>
-          <w:szCs w:val="22"/>
-        </w:rPr>
-        <w:t xml:space="preserve"> 8:227. </w:t>
-      </w:r>
-      <w:r>
-        <w:rPr>
-          <w:rFonts w:ascii="Times New Roman" w:hAnsi="Times New Roman" w:cs="Times New Roman"/>
-          <w:bCs/>
-          <w:sz w:val="22"/>
-          <w:szCs w:val="22"/>
-        </w:rPr>
-        <w:t>(</w:t>
-      </w:r>
-      <w:r>
-        <w:rPr>
-          <w:rFonts w:ascii="Times New Roman" w:hAnsi="Times New Roman" w:cs="Times New Roman"/>
-          <w:bCs/>
-          <w:sz w:val="22"/>
-          <w:szCs w:val="22"/>
-          <w:vertAlign w:val="superscript"/>
-        </w:rPr>
-        <w:t>#</w:t>
-      </w:r>
-      <w:r>
-        <w:rPr>
-          <w:rFonts w:ascii="Times New Roman" w:hAnsi="Times New Roman" w:cs="Times New Roman"/>
-          <w:bCs/>
-          <w:sz w:val="22"/>
-          <w:szCs w:val="22"/>
-        </w:rPr>
-        <w:t>Co-corresponding author)</w:t>
-      </w:r>
-      <w:r>
-        <w:rPr>
-          <w:rFonts w:ascii="Times New Roman" w:hAnsi="Times New Roman" w:cs="Times New Roman"/>
-          <w:bCs/>
-          <w:sz w:val="22"/>
-          <w:szCs w:val="22"/>
-        </w:rPr>
-        <w:t>. doi: 10.3389/fevo.2020.00227.</w:t>
+        <w:t xml:space="preserve">Cronobacter sp. </w:t>
+      </w:r>
+      <w:r>
+        <w:rPr>
+          <w:rFonts w:ascii="Times New Roman" w:hAnsi="Times New Roman" w:cs="Times New Roman"/>
+          <w:bCs/>
+          <w:sz w:val="22"/>
+          <w:szCs w:val="22"/>
+        </w:rPr>
+        <w:t xml:space="preserve">Strain DJ34 Isolated from Crude Oil-Containing Sludge from the Duliajan. </w:t>
+      </w:r>
+      <w:r>
+        <w:rPr>
+          <w:rFonts w:ascii="Times New Roman" w:hAnsi="Times New Roman" w:cs="Times New Roman"/>
+          <w:b/>
+          <w:sz w:val="22"/>
+          <w:szCs w:val="22"/>
+        </w:rPr>
+        <w:t>Genome Announcement</w:t>
+      </w:r>
+      <w:r>
+        <w:rPr>
+          <w:rFonts w:ascii="Times New Roman" w:hAnsi="Times New Roman" w:cs="Times New Roman"/>
+          <w:bCs/>
+          <w:sz w:val="22"/>
+          <w:szCs w:val="22"/>
+        </w:rPr>
+        <w:t xml:space="preserve"> ,3, 2011– 2012. doi: 10.1128/genomeA.01321-15</w:t>
       </w:r>
     </w:p>
     <w:p>
@@ -7092,6 +6027,15 @@
       <w:r>
         <w:rPr>
           <w:rFonts w:ascii="Times New Roman" w:hAnsi="Times New Roman" w:cs="Times New Roman"/>
+          <w:bCs/>
+          <w:sz w:val="22"/>
+          <w:szCs w:val="22"/>
+        </w:rPr>
+        <w:t xml:space="preserve">Paul D, Kazy SK, </w:t>
+      </w:r>
+      <w:r>
+        <w:rPr>
+          <w:rFonts w:ascii="Times New Roman" w:hAnsi="Times New Roman" w:cs="Times New Roman"/>
           <w:b/>
           <w:sz w:val="22"/>
           <w:szCs w:val="22"/>
@@ -7101,12 +6045,11 @@
       <w:r>
         <w:rPr>
           <w:rFonts w:ascii="Times New Roman" w:hAnsi="Times New Roman" w:cs="Times New Roman"/>
-          <w:b/>
-          <w:sz w:val="22"/>
-          <w:szCs w:val="22"/>
-          <w:vertAlign w:val="superscript"/>
-        </w:rPr>
-        <w:t>#</w:t>
+          <w:bCs/>
+          <w:sz w:val="22"/>
+          <w:szCs w:val="22"/>
+        </w:rPr>
+        <w:t>, Gupta AK, Pal T</w:t>
       </w:r>
       <w:r>
         <w:rPr>
@@ -7124,27 +6067,280 @@
           <w:sz w:val="22"/>
           <w:szCs w:val="22"/>
         </w:rPr>
-        <w:t xml:space="preserve"> Monteiro A</w:t>
-      </w:r>
-      <w:r>
-        <w:rPr>
-          <w:rFonts w:ascii="Times New Roman" w:hAnsi="Times New Roman" w:cs="Times New Roman"/>
-          <w:bCs/>
-          <w:sz w:val="22"/>
-          <w:szCs w:val="22"/>
-          <w:vertAlign w:val="superscript"/>
-        </w:rPr>
-        <w:t>#</w:t>
-      </w:r>
-      <w:r>
-        <w:rPr>
-          <w:rFonts w:ascii="Times New Roman" w:hAnsi="Times New Roman" w:cs="Times New Roman"/>
-          <w:bCs/>
-          <w:sz w:val="22"/>
-          <w:szCs w:val="22"/>
-        </w:rPr>
-        <w:t xml:space="preserve"> (2020) Dissection of Larval and Pupal Wings of </w:t>
-      </w:r>
+        <w:t xml:space="preserve"> Sar P (2015) Arsenic biotransformation and release by bacteria indigenous to arsenic contaminated groundwater. </w:t>
+      </w:r>
+      <w:r>
+        <w:rPr>
+          <w:rFonts w:ascii="Times New Roman" w:hAnsi="Times New Roman" w:cs="Times New Roman"/>
+          <w:b/>
+          <w:sz w:val="22"/>
+          <w:szCs w:val="22"/>
+        </w:rPr>
+        <w:t>Bioresource Technology</w:t>
+      </w:r>
+      <w:r>
+        <w:rPr>
+          <w:rFonts w:ascii="Times New Roman" w:hAnsi="Times New Roman" w:cs="Times New Roman"/>
+          <w:bCs/>
+          <w:sz w:val="22"/>
+          <w:szCs w:val="22"/>
+        </w:rPr>
+        <w:t xml:space="preserve"> 188, 14–23. doi: 10.1016/j.biortech.2015.02.039</w:t>
+      </w:r>
+    </w:p>
+    <w:p>
+      <w:pPr>
+        <w:pStyle w:val="Default"/>
+        <w:jc w:val="both"/>
+        <w:rPr>
+          <w:rFonts w:ascii="Times New Roman" w:hAnsi="Times New Roman" w:cs="Times New Roman"/>
+          <w:bCs/>
+          <w:sz w:val="8"/>
+          <w:szCs w:val="8"/>
+        </w:rPr>
+      </w:pPr>
+    </w:p>
+    <w:p>
+      <w:pPr>
+        <w:pStyle w:val="Default"/>
+        <w:jc w:val="both"/>
+        <w:rPr>
+          <w:rFonts w:ascii="Times New Roman" w:hAnsi="Times New Roman" w:cs="Times New Roman"/>
+          <w:bCs/>
+          <w:sz w:val="8"/>
+          <w:szCs w:val="8"/>
+        </w:rPr>
+      </w:pPr>
+    </w:p>
+    <w:p>
+      <w:pPr>
+        <w:pStyle w:val="Default"/>
+        <w:jc w:val="both"/>
+        <w:rPr>
+          <w:rFonts w:ascii="Times New Roman" w:hAnsi="Times New Roman" w:cs="Times New Roman"/>
+          <w:b/>
+          <w:sz w:val="22"/>
+          <w:szCs w:val="22"/>
+          <w:u w:val="single"/>
+        </w:rPr>
+      </w:pPr>
+      <w:r>
+        <w:rPr>
+          <w:rFonts w:ascii="Times New Roman" w:hAnsi="Times New Roman" w:cs="Times New Roman"/>
+          <w:b/>
+          <w:sz w:val="22"/>
+          <w:szCs w:val="22"/>
+          <w:u w:val="single"/>
+        </w:rPr>
+        <w:t xml:space="preserve">Biological </w:t>
+      </w:r>
+      <w:r>
+        <w:rPr>
+          <w:rFonts w:ascii="Times New Roman" w:hAnsi="Times New Roman" w:cs="Times New Roman"/>
+          <w:b/>
+          <w:sz w:val="22"/>
+          <w:szCs w:val="22"/>
+          <w:u w:val="single"/>
+        </w:rPr>
+        <w:t>Skills and expertise</w:t>
+      </w:r>
+    </w:p>
+    <w:p>
+      <w:pPr>
+        <w:pStyle w:val="NoSpacing"/>
+        <w:jc w:val="both"/>
+        <w:rPr>
+          <w:rFonts w:ascii="Times New Roman" w:hAnsi="Times New Roman" w:cs="Times New Roman"/>
+        </w:rPr>
+      </w:pPr>
+      <w:r>
+        <w:rPr>
+          <w:rFonts w:ascii="Times New Roman" w:hAnsi="Times New Roman" w:cs="Times New Roman"/>
+        </w:rPr>
+        <w:t xml:space="preserve">Single cell and bulk RNA-Seq, multiplex-FISH, colony optimization and automation, </w:t>
+      </w:r>
+      <w:r>
+        <w:rPr>
+          <w:rFonts w:ascii="Times New Roman" w:hAnsi="Times New Roman" w:cs="Times New Roman"/>
+        </w:rPr>
+        <w:t>s</w:t>
+      </w:r>
+      <w:r>
+        <w:rPr>
+          <w:rFonts w:ascii="Times New Roman" w:hAnsi="Times New Roman" w:cs="Times New Roman"/>
+        </w:rPr>
+        <w:t xml:space="preserve">patial biology, </w:t>
+      </w:r>
+      <w:r>
+        <w:rPr>
+          <w:rFonts w:ascii="Times New Roman" w:hAnsi="Times New Roman" w:cs="Times New Roman"/>
+        </w:rPr>
+        <w:t>l</w:t>
+      </w:r>
+      <w:r>
+        <w:rPr>
+          <w:rFonts w:ascii="Times New Roman" w:hAnsi="Times New Roman" w:cs="Times New Roman"/>
+        </w:rPr>
+        <w:t xml:space="preserve">aser </w:t>
+      </w:r>
+      <w:r>
+        <w:rPr>
+          <w:rFonts w:ascii="Times New Roman" w:hAnsi="Times New Roman" w:cs="Times New Roman"/>
+        </w:rPr>
+        <w:t>c</w:t>
+      </w:r>
+      <w:r>
+        <w:rPr>
+          <w:rFonts w:ascii="Times New Roman" w:hAnsi="Times New Roman" w:cs="Times New Roman"/>
+        </w:rPr>
+        <w:t xml:space="preserve">apture </w:t>
+      </w:r>
+      <w:r>
+        <w:rPr>
+          <w:rFonts w:ascii="Times New Roman" w:hAnsi="Times New Roman" w:cs="Times New Roman"/>
+        </w:rPr>
+        <w:t>m</w:t>
+      </w:r>
+      <w:r>
+        <w:rPr>
+          <w:rFonts w:ascii="Times New Roman" w:hAnsi="Times New Roman" w:cs="Times New Roman"/>
+        </w:rPr>
+        <w:t>icrodissection, CRISPR-Cas9, immunohistochemistry, qPCR, gene cloning, western blotting, microbial gene and protein expression, and advanced bioinformatics.</w:t>
+      </w:r>
+    </w:p>
+    <w:p>
+      <w:pPr>
+        <w:pStyle w:val="NoSpacing"/>
+        <w:jc w:val="both"/>
+        <w:rPr>
+          <w:rFonts w:ascii="Times New Roman" w:hAnsi="Times New Roman" w:cs="Times New Roman"/>
+          <w:sz w:val="20"/>
+          <w:szCs w:val="20"/>
+        </w:rPr>
+      </w:pPr>
+    </w:p>
+    <w:p>
+      <w:pPr>
+        <w:pStyle w:val="NoSpacing"/>
+        <w:jc w:val="both"/>
+        <w:rPr>
+          <w:rFonts w:ascii="Times New Roman" w:hAnsi="Times New Roman" w:cs="Times New Roman"/>
+          <w:b/>
+          <w:u w:val="single"/>
+        </w:rPr>
+      </w:pPr>
+      <w:r>
+        <w:rPr>
+          <w:rFonts w:ascii="Times New Roman" w:hAnsi="Times New Roman" w:cs="Times New Roman"/>
+          <w:b/>
+          <w:u w:val="single"/>
+        </w:rPr>
+        <w:t xml:space="preserve">Area of Interest </w:t>
+      </w:r>
+    </w:p>
+    <w:p>
+      <w:pPr>
+        <w:pStyle w:val="Default"/>
+        <w:jc w:val="both"/>
+        <w:rPr>
+          <w:rFonts w:ascii="Times New Roman" w:hAnsi="Times New Roman" w:cs="Times New Roman"/>
+          <w:bCs/>
+          <w:sz w:val="22"/>
+          <w:szCs w:val="22"/>
+        </w:rPr>
+      </w:pPr>
+      <w:r>
+        <w:rPr>
+          <w:rFonts w:ascii="Times New Roman" w:hAnsi="Times New Roman" w:cs="Times New Roman"/>
+          <w:bCs/>
+          <w:sz w:val="22"/>
+          <w:szCs w:val="22"/>
+        </w:rPr>
+        <w:t xml:space="preserve">Molecular Biology, Developmental Biology, Evolutionary Biology, </w:t>
+      </w:r>
+      <w:r>
+        <w:rPr>
+          <w:rFonts w:ascii="Times New Roman" w:hAnsi="Times New Roman" w:cs="Times New Roman"/>
+          <w:bCs/>
+          <w:sz w:val="22"/>
+          <w:szCs w:val="22"/>
+        </w:rPr>
+        <w:t xml:space="preserve">Bioengineering, </w:t>
+      </w:r>
+      <w:r>
+        <w:rPr>
+          <w:rFonts w:ascii="Times New Roman" w:hAnsi="Times New Roman" w:cs="Times New Roman"/>
+          <w:bCs/>
+          <w:sz w:val="22"/>
+          <w:szCs w:val="22"/>
+        </w:rPr>
+        <w:t>Insect Biology,</w:t>
+      </w:r>
+      <w:r>
+        <w:rPr>
+          <w:rFonts w:ascii="Times New Roman" w:hAnsi="Times New Roman" w:cs="Times New Roman"/>
+          <w:bCs/>
+          <w:sz w:val="22"/>
+          <w:szCs w:val="22"/>
+        </w:rPr>
+        <w:t xml:space="preserve"> </w:t>
+      </w:r>
+      <w:r>
+        <w:rPr>
+          <w:rFonts w:ascii="Times New Roman" w:hAnsi="Times New Roman" w:cs="Times New Roman"/>
+          <w:bCs/>
+          <w:sz w:val="22"/>
+          <w:szCs w:val="22"/>
+        </w:rPr>
+        <w:t>Robotics, Microbiology, Artificial Intelligence, Computer Vision, and Spatial Biology.</w:t>
+      </w:r>
+    </w:p>
+    <w:p>
+      <w:pPr>
+        <w:pStyle w:val="Default"/>
+        <w:jc w:val="both"/>
+        <w:rPr>
+          <w:rFonts w:ascii="Times New Roman" w:hAnsi="Times New Roman" w:cs="Times New Roman"/>
+          <w:bCs/>
+          <w:sz w:val="20"/>
+          <w:szCs w:val="20"/>
+        </w:rPr>
+      </w:pPr>
+    </w:p>
+    <w:p>
+      <w:pPr>
+        <w:pStyle w:val="Default"/>
+        <w:jc w:val="both"/>
+        <w:rPr>
+          <w:rFonts w:ascii="Times New Roman" w:hAnsi="Times New Roman" w:cs="Times New Roman"/>
+          <w:b/>
+          <w:sz w:val="22"/>
+          <w:szCs w:val="22"/>
+          <w:u w:val="single"/>
+        </w:rPr>
+      </w:pPr>
+      <w:r>
+        <w:rPr>
+          <w:rFonts w:ascii="Times New Roman" w:hAnsi="Times New Roman" w:cs="Times New Roman"/>
+          <w:b/>
+          <w:sz w:val="22"/>
+          <w:szCs w:val="22"/>
+          <w:u w:val="single"/>
+        </w:rPr>
+        <w:t>Model organisms</w:t>
+      </w:r>
+    </w:p>
+    <w:p>
+      <w:pPr>
+        <w:pStyle w:val="Default"/>
+        <w:jc w:val="both"/>
+        <w:rPr>
+          <w:rFonts w:ascii="Times New Roman" w:hAnsi="Times New Roman" w:cs="Times New Roman"/>
+          <w:bCs/>
+          <w:sz w:val="22"/>
+          <w:szCs w:val="22"/>
+        </w:rPr>
+      </w:pPr>
       <w:r>
         <w:rPr>
           <w:rFonts w:ascii="Times New Roman" w:hAnsi="Times New Roman" w:cs="Times New Roman"/>
@@ -7163,274 +6359,7 @@
           <w:sz w:val="22"/>
           <w:szCs w:val="22"/>
         </w:rPr>
-        <w:t xml:space="preserve"> Butterflies. </w:t>
-      </w:r>
-      <w:r>
-        <w:rPr>
-          <w:rFonts w:ascii="Times New Roman" w:hAnsi="Times New Roman" w:cs="Times New Roman"/>
-          <w:b/>
-          <w:sz w:val="22"/>
-          <w:szCs w:val="22"/>
-        </w:rPr>
-        <w:t xml:space="preserve">Methods </w:t>
-      </w:r>
-      <w:r>
-        <w:rPr>
-          <w:rFonts w:ascii="Times New Roman" w:hAnsi="Times New Roman" w:cs="Times New Roman"/>
-          <w:b/>
-          <w:sz w:val="22"/>
-          <w:szCs w:val="22"/>
-        </w:rPr>
-        <w:t xml:space="preserve">&amp; </w:t>
-      </w:r>
-      <w:r>
-        <w:rPr>
-          <w:rFonts w:ascii="Times New Roman" w:hAnsi="Times New Roman" w:cs="Times New Roman"/>
-          <w:b/>
-          <w:sz w:val="22"/>
-          <w:szCs w:val="22"/>
-        </w:rPr>
-        <w:t>Protoc</w:t>
-      </w:r>
-      <w:r>
-        <w:rPr>
-          <w:rFonts w:ascii="Times New Roman" w:hAnsi="Times New Roman" w:cs="Times New Roman"/>
-          <w:b/>
-          <w:sz w:val="22"/>
-          <w:szCs w:val="22"/>
-        </w:rPr>
-        <w:t>ol</w:t>
-      </w:r>
-      <w:r>
-        <w:rPr>
-          <w:rFonts w:ascii="Times New Roman" w:hAnsi="Times New Roman" w:cs="Times New Roman"/>
-          <w:bCs/>
-          <w:sz w:val="22"/>
-          <w:szCs w:val="22"/>
-        </w:rPr>
-        <w:t xml:space="preserve"> 3, 5. </w:t>
-      </w:r>
-      <w:r>
-        <w:rPr>
-          <w:rFonts w:ascii="Times New Roman" w:hAnsi="Times New Roman" w:cs="Times New Roman"/>
-          <w:bCs/>
-          <w:sz w:val="22"/>
-          <w:szCs w:val="22"/>
-        </w:rPr>
-        <w:t>(</w:t>
-      </w:r>
-      <w:r>
-        <w:rPr>
-          <w:rFonts w:ascii="Times New Roman" w:hAnsi="Times New Roman" w:cs="Times New Roman"/>
-          <w:bCs/>
-          <w:sz w:val="22"/>
-          <w:szCs w:val="22"/>
-          <w:vertAlign w:val="superscript"/>
-        </w:rPr>
-        <w:t>#</w:t>
-      </w:r>
-      <w:r>
-        <w:rPr>
-          <w:rFonts w:ascii="Times New Roman" w:hAnsi="Times New Roman" w:cs="Times New Roman"/>
-          <w:bCs/>
-          <w:sz w:val="22"/>
-          <w:szCs w:val="22"/>
-        </w:rPr>
-        <w:t>Co-corresponding author)</w:t>
-      </w:r>
-      <w:r>
-        <w:rPr>
-          <w:rFonts w:ascii="Times New Roman" w:hAnsi="Times New Roman" w:cs="Times New Roman"/>
-          <w:bCs/>
-          <w:sz w:val="22"/>
-          <w:szCs w:val="22"/>
-        </w:rPr>
-        <w:t>. doi: 10.3390/mps3010005.</w:t>
-      </w:r>
-      <w:r>
-        <w:rPr>
-          <w:rFonts w:ascii="Times New Roman" w:hAnsi="Times New Roman" w:cs="Times New Roman"/>
-          <w:bCs/>
-          <w:sz w:val="22"/>
-          <w:szCs w:val="22"/>
-        </w:rPr>
-        <w:tab/>
-      </w:r>
-    </w:p>
-    <w:p>
-      <w:pPr>
-        <w:pStyle w:val="Default"/>
-        <w:jc w:val="both"/>
-        <w:rPr>
-          <w:rFonts w:ascii="Times New Roman" w:hAnsi="Times New Roman" w:cs="Times New Roman"/>
-          <w:bCs/>
-          <w:sz w:val="8"/>
-          <w:szCs w:val="8"/>
-        </w:rPr>
-      </w:pPr>
-    </w:p>
-    <w:p>
-      <w:pPr>
-        <w:pStyle w:val="Default"/>
-        <w:jc w:val="both"/>
-        <w:rPr>
-          <w:rFonts w:ascii="Times New Roman" w:hAnsi="Times New Roman" w:cs="Times New Roman"/>
-          <w:bCs/>
-          <w:sz w:val="22"/>
-          <w:szCs w:val="22"/>
-        </w:rPr>
-      </w:pPr>
-      <w:r>
-        <w:rPr>
-          <w:rFonts w:ascii="Times New Roman" w:hAnsi="Times New Roman" w:cs="Times New Roman"/>
-          <w:bCs/>
-          <w:sz w:val="22"/>
-          <w:szCs w:val="22"/>
-        </w:rPr>
-        <w:t xml:space="preserve">Connahs H, Tlili S, van Creij J, Loo TYJ, </w:t>
-      </w:r>
-      <w:r>
-        <w:rPr>
-          <w:rFonts w:ascii="Times New Roman" w:hAnsi="Times New Roman" w:cs="Times New Roman"/>
-          <w:b/>
-          <w:sz w:val="22"/>
-          <w:szCs w:val="22"/>
-        </w:rPr>
-        <w:t>Banerjee TD</w:t>
-      </w:r>
-      <w:r>
-        <w:rPr>
-          <w:rFonts w:ascii="Times New Roman" w:hAnsi="Times New Roman" w:cs="Times New Roman"/>
-          <w:bCs/>
-          <w:sz w:val="22"/>
-          <w:szCs w:val="22"/>
-        </w:rPr>
-        <w:t>, Saunders TE</w:t>
-      </w:r>
-      <w:r>
-        <w:rPr>
-          <w:rFonts w:ascii="Times New Roman" w:hAnsi="Times New Roman" w:cs="Times New Roman"/>
-          <w:bCs/>
-          <w:sz w:val="22"/>
-          <w:szCs w:val="22"/>
-        </w:rPr>
-        <w:t>,</w:t>
-      </w:r>
-      <w:r>
-        <w:rPr>
-          <w:rFonts w:ascii="Times New Roman" w:hAnsi="Times New Roman" w:cs="Times New Roman"/>
-          <w:bCs/>
-          <w:sz w:val="22"/>
-          <w:szCs w:val="22"/>
-        </w:rPr>
-        <w:t xml:space="preserve"> Monteiro A (2019) Activation of butterfly eyespots by Distal-less is consistent with a reaction-diffusion process. </w:t>
-      </w:r>
-      <w:r>
-        <w:rPr>
-          <w:rFonts w:ascii="Times New Roman" w:hAnsi="Times New Roman" w:cs="Times New Roman"/>
-          <w:b/>
-          <w:sz w:val="22"/>
-          <w:szCs w:val="22"/>
-        </w:rPr>
-        <w:t>Development</w:t>
-      </w:r>
-      <w:r>
-        <w:rPr>
-          <w:rFonts w:ascii="Times New Roman" w:hAnsi="Times New Roman" w:cs="Times New Roman"/>
-          <w:bCs/>
-          <w:sz w:val="22"/>
-          <w:szCs w:val="22"/>
-        </w:rPr>
-        <w:t>, 146, 1–12. doi: 10.1242/dev.169367</w:t>
-      </w:r>
-      <w:r>
-        <w:rPr>
-          <w:rFonts w:ascii="Times New Roman" w:hAnsi="Times New Roman" w:cs="Times New Roman"/>
-          <w:bCs/>
-          <w:sz w:val="22"/>
-          <w:szCs w:val="22"/>
-        </w:rPr>
-        <w:t>.</w:t>
-      </w:r>
-    </w:p>
-    <w:p>
-      <w:pPr>
-        <w:pStyle w:val="Default"/>
-        <w:jc w:val="both"/>
-        <w:rPr>
-          <w:rFonts w:ascii="Times New Roman" w:hAnsi="Times New Roman" w:cs="Times New Roman"/>
-          <w:bCs/>
-          <w:sz w:val="8"/>
-          <w:szCs w:val="8"/>
-        </w:rPr>
-      </w:pPr>
-    </w:p>
-    <w:p>
-      <w:pPr>
-        <w:pStyle w:val="Default"/>
-        <w:jc w:val="both"/>
-        <w:rPr>
-          <w:rFonts w:ascii="Times New Roman" w:hAnsi="Times New Roman" w:cs="Times New Roman"/>
-          <w:bCs/>
-          <w:sz w:val="22"/>
-          <w:szCs w:val="22"/>
-        </w:rPr>
-      </w:pPr>
-      <w:r>
-        <w:rPr>
-          <w:rFonts w:ascii="Times New Roman" w:hAnsi="Times New Roman" w:cs="Times New Roman"/>
-          <w:b/>
-          <w:sz w:val="22"/>
-          <w:szCs w:val="22"/>
-        </w:rPr>
-        <w:t>Banerjee TD</w:t>
-      </w:r>
-      <w:r>
-        <w:rPr>
-          <w:rFonts w:ascii="Times New Roman" w:hAnsi="Times New Roman" w:cs="Times New Roman"/>
-          <w:b/>
-          <w:sz w:val="22"/>
-          <w:szCs w:val="22"/>
-          <w:vertAlign w:val="superscript"/>
-        </w:rPr>
-        <w:t>#</w:t>
-      </w:r>
-      <w:r>
-        <w:rPr>
-          <w:rFonts w:ascii="Times New Roman" w:hAnsi="Times New Roman" w:cs="Times New Roman"/>
-          <w:bCs/>
-          <w:sz w:val="22"/>
-          <w:szCs w:val="22"/>
-        </w:rPr>
-        <w:t>,</w:t>
-      </w:r>
-      <w:r>
-        <w:rPr>
-          <w:rFonts w:ascii="Times New Roman" w:hAnsi="Times New Roman" w:cs="Times New Roman"/>
-          <w:bCs/>
-          <w:sz w:val="22"/>
-          <w:szCs w:val="22"/>
-        </w:rPr>
-        <w:t xml:space="preserve"> Monteiro A</w:t>
-      </w:r>
-      <w:r>
-        <w:rPr>
-          <w:rFonts w:ascii="Times New Roman" w:hAnsi="Times New Roman" w:cs="Times New Roman"/>
-          <w:bCs/>
-          <w:sz w:val="22"/>
-          <w:szCs w:val="22"/>
-          <w:vertAlign w:val="superscript"/>
-        </w:rPr>
-        <w:t>#</w:t>
-      </w:r>
-      <w:r>
-        <w:rPr>
-          <w:rFonts w:ascii="Times New Roman" w:hAnsi="Times New Roman" w:cs="Times New Roman"/>
-          <w:bCs/>
-          <w:sz w:val="22"/>
-          <w:szCs w:val="22"/>
-        </w:rPr>
-        <w:t xml:space="preserve"> (2018) CRISPR-Cas9 Mediated Genome Editing in </w:t>
+        <w:t xml:space="preserve"> and </w:t>
       </w:r>
       <w:r>
         <w:rPr>
@@ -7441,427 +6370,890 @@
           <w:sz w:val="22"/>
           <w:szCs w:val="22"/>
         </w:rPr>
-        <w:t>Bicyclus anynana</w:t>
-      </w:r>
-      <w:r>
-        <w:rPr>
-          <w:rFonts w:ascii="Times New Roman" w:hAnsi="Times New Roman" w:cs="Times New Roman"/>
-          <w:bCs/>
-          <w:sz w:val="22"/>
-          <w:szCs w:val="22"/>
-        </w:rPr>
-        <w:t xml:space="preserve"> Butterflies. </w:t>
-      </w:r>
-      <w:r>
-        <w:rPr>
-          <w:rFonts w:ascii="Times New Roman" w:hAnsi="Times New Roman" w:cs="Times New Roman"/>
-          <w:b/>
-          <w:sz w:val="22"/>
-          <w:szCs w:val="22"/>
-        </w:rPr>
-        <w:t xml:space="preserve">Methods </w:t>
-      </w:r>
-      <w:r>
-        <w:rPr>
-          <w:rFonts w:ascii="Times New Roman" w:hAnsi="Times New Roman" w:cs="Times New Roman"/>
-          <w:b/>
-          <w:sz w:val="22"/>
-          <w:szCs w:val="22"/>
-        </w:rPr>
-        <w:t xml:space="preserve">&amp; </w:t>
-      </w:r>
-      <w:r>
-        <w:rPr>
-          <w:rFonts w:ascii="Times New Roman" w:hAnsi="Times New Roman" w:cs="Times New Roman"/>
-          <w:b/>
-          <w:sz w:val="22"/>
-          <w:szCs w:val="22"/>
-        </w:rPr>
-        <w:t>Proto</w:t>
-      </w:r>
-      <w:r>
-        <w:rPr>
-          <w:rFonts w:ascii="Times New Roman" w:hAnsi="Times New Roman" w:cs="Times New Roman"/>
-          <w:b/>
-          <w:sz w:val="22"/>
-          <w:szCs w:val="22"/>
-        </w:rPr>
-        <w:t>col</w:t>
-      </w:r>
-      <w:r>
-        <w:rPr>
-          <w:rFonts w:ascii="Times New Roman" w:hAnsi="Times New Roman" w:cs="Times New Roman"/>
-          <w:bCs/>
-          <w:sz w:val="22"/>
-          <w:szCs w:val="22"/>
-        </w:rPr>
-        <w:t>. doi: 10.3390/mps1020016</w:t>
-      </w:r>
-      <w:r>
-        <w:rPr>
-          <w:rFonts w:ascii="Times New Roman" w:hAnsi="Times New Roman" w:cs="Times New Roman"/>
-          <w:bCs/>
-          <w:sz w:val="22"/>
-          <w:szCs w:val="22"/>
-        </w:rPr>
-        <w:t>. (</w:t>
-      </w:r>
-      <w:r>
-        <w:rPr>
-          <w:rFonts w:ascii="Times New Roman" w:hAnsi="Times New Roman" w:cs="Times New Roman"/>
-          <w:bCs/>
-          <w:sz w:val="22"/>
-          <w:szCs w:val="22"/>
-          <w:vertAlign w:val="superscript"/>
-        </w:rPr>
-        <w:t>#</w:t>
-      </w:r>
-      <w:r>
-        <w:rPr>
-          <w:rFonts w:ascii="Times New Roman" w:hAnsi="Times New Roman" w:cs="Times New Roman"/>
-          <w:bCs/>
-          <w:sz w:val="22"/>
-          <w:szCs w:val="22"/>
-        </w:rPr>
-        <w:t>Co-corresponding author)</w:t>
-      </w:r>
-      <w:r>
-        <w:rPr>
-          <w:rFonts w:ascii="Times New Roman" w:hAnsi="Times New Roman" w:cs="Times New Roman"/>
-          <w:bCs/>
-          <w:sz w:val="22"/>
-          <w:szCs w:val="22"/>
-        </w:rPr>
-        <w:t>.</w:t>
-      </w:r>
-    </w:p>
-    <w:p>
-      <w:pPr>
-        <w:pStyle w:val="Default"/>
-        <w:jc w:val="both"/>
-        <w:rPr>
-          <w:rFonts w:ascii="Times New Roman" w:hAnsi="Times New Roman" w:cs="Times New Roman"/>
-          <w:bCs/>
-          <w:sz w:val="8"/>
-          <w:szCs w:val="8"/>
-        </w:rPr>
-      </w:pPr>
-    </w:p>
-    <w:p>
-      <w:pPr>
-        <w:pStyle w:val="Default"/>
-        <w:jc w:val="both"/>
-        <w:rPr>
-          <w:rFonts w:ascii="Times New Roman" w:hAnsi="Times New Roman" w:cs="Times New Roman"/>
-          <w:bCs/>
-          <w:sz w:val="22"/>
-          <w:szCs w:val="22"/>
-        </w:rPr>
-      </w:pPr>
-      <w:r>
-        <w:rPr>
-          <w:rFonts w:ascii="Times New Roman" w:hAnsi="Times New Roman" w:cs="Times New Roman"/>
-          <w:bCs/>
-          <w:sz w:val="22"/>
-          <w:szCs w:val="22"/>
-        </w:rPr>
-        <w:t xml:space="preserve">Pal S, Kundu A, </w:t>
-      </w:r>
-      <w:r>
-        <w:rPr>
-          <w:rFonts w:ascii="Times New Roman" w:hAnsi="Times New Roman" w:cs="Times New Roman"/>
-          <w:b/>
-          <w:sz w:val="22"/>
-          <w:szCs w:val="22"/>
-        </w:rPr>
-        <w:t>Banerjee TD</w:t>
-      </w:r>
-      <w:r>
-        <w:rPr>
-          <w:rFonts w:ascii="Times New Roman" w:hAnsi="Times New Roman" w:cs="Times New Roman"/>
-          <w:bCs/>
-          <w:sz w:val="22"/>
-          <w:szCs w:val="22"/>
-        </w:rPr>
-        <w:t>, Mohapatra B, Roy A, Manna R, Sar P</w:t>
-      </w:r>
-      <w:r>
-        <w:rPr>
-          <w:rFonts w:ascii="Times New Roman" w:hAnsi="Times New Roman" w:cs="Times New Roman"/>
-          <w:bCs/>
-          <w:sz w:val="22"/>
-          <w:szCs w:val="22"/>
-        </w:rPr>
-        <w:t xml:space="preserve">, </w:t>
-      </w:r>
-      <w:r>
-        <w:rPr>
-          <w:rFonts w:ascii="Times New Roman" w:hAnsi="Times New Roman" w:cs="Times New Roman"/>
-          <w:bCs/>
-          <w:sz w:val="22"/>
-          <w:szCs w:val="22"/>
-        </w:rPr>
-        <w:t xml:space="preserve">Kazy SK (2017). Genome analysis of crude oil degrading </w:t>
-      </w:r>
-      <w:r>
-        <w:rPr>
-          <w:rFonts w:ascii="Times New Roman" w:hAnsi="Times New Roman" w:cs="Times New Roman"/>
-          <w:bCs/>
+        <w:t>Danio rerio</w:t>
+      </w:r>
+      <w:r>
+        <w:rPr>
+          <w:rFonts w:ascii="Times New Roman" w:hAnsi="Times New Roman" w:cs="Times New Roman"/>
+          <w:bCs/>
+          <w:sz w:val="22"/>
+          <w:szCs w:val="22"/>
+        </w:rPr>
+        <w:t xml:space="preserve"> </w:t>
+      </w:r>
+    </w:p>
+    <w:p>
+      <w:pPr>
+        <w:pStyle w:val="NoSpacing"/>
+        <w:jc w:val="both"/>
+        <w:rPr>
+          <w:rFonts w:ascii="Times New Roman" w:hAnsi="Times New Roman" w:cs="Times New Roman"/>
+          <w:sz w:val="20"/>
+          <w:szCs w:val="20"/>
+        </w:rPr>
+      </w:pPr>
+    </w:p>
+    <w:p>
+      <w:pPr>
+        <w:pStyle w:val="NoSpacing"/>
+        <w:jc w:val="both"/>
+        <w:rPr>
+          <w:rFonts w:ascii="Times New Roman" w:hAnsi="Times New Roman" w:cs="Times New Roman"/>
+          <w:b/>
+          <w:bCs/>
+          <w:u w:val="single"/>
+        </w:rPr>
+      </w:pPr>
+      <w:r>
+        <w:rPr>
+          <w:rFonts w:ascii="Times New Roman" w:hAnsi="Times New Roman" w:cs="Times New Roman"/>
+          <w:b/>
+          <w:bCs/>
+          <w:u w:val="single"/>
+        </w:rPr>
+        <w:t>Programming languages</w:t>
+      </w:r>
+    </w:p>
+    <w:p>
+      <w:pPr>
+        <w:pStyle w:val="NoSpacing"/>
+        <w:jc w:val="both"/>
+        <w:rPr>
+          <w:rFonts w:ascii="Times New Roman" w:hAnsi="Times New Roman" w:cs="Times New Roman"/>
+        </w:rPr>
+      </w:pPr>
+      <w:r>
+        <w:rPr>
+          <w:rFonts w:ascii="Times New Roman" w:hAnsi="Times New Roman" w:cs="Times New Roman"/>
+        </w:rPr>
+        <w:t>C++, html, and Python</w:t>
+      </w:r>
+    </w:p>
+    <w:p>
+      <w:pPr>
+        <w:pStyle w:val="NoSpacing"/>
+        <w:jc w:val="both"/>
+        <w:rPr>
+          <w:rFonts w:ascii="Times New Roman" w:hAnsi="Times New Roman" w:cs="Times New Roman"/>
+          <w:sz w:val="20"/>
+          <w:szCs w:val="20"/>
+        </w:rPr>
+      </w:pPr>
+    </w:p>
+    <w:p>
+      <w:pPr>
+        <w:pStyle w:val="NoSpacing"/>
+        <w:jc w:val="both"/>
+        <w:rPr>
+          <w:rFonts w:ascii="Times New Roman" w:hAnsi="Times New Roman" w:cs="Times New Roman"/>
+          <w:b/>
+          <w:bCs/>
+          <w:u w:val="single"/>
+        </w:rPr>
+      </w:pPr>
+      <w:r>
+        <w:rPr>
+          <w:rFonts w:ascii="Times New Roman" w:hAnsi="Times New Roman" w:cs="Times New Roman"/>
+          <w:b/>
+          <w:bCs/>
+          <w:u w:val="single"/>
+        </w:rPr>
+        <w:t>Data analysis</w:t>
+      </w:r>
+    </w:p>
+    <w:p>
+      <w:pPr>
+        <w:pStyle w:val="NoSpacing"/>
+        <w:jc w:val="both"/>
+        <w:rPr>
+          <w:rFonts w:ascii="Times New Roman" w:hAnsi="Times New Roman" w:cs="Times New Roman"/>
+          <w:sz w:val="20"/>
+          <w:szCs w:val="20"/>
+        </w:rPr>
+      </w:pPr>
+      <w:r>
+        <w:rPr>
+          <w:rFonts w:ascii="Times New Roman" w:hAnsi="Times New Roman" w:cs="Times New Roman"/>
+          <w:sz w:val="20"/>
+          <w:szCs w:val="20"/>
+        </w:rPr>
+        <w:t>R</w:t>
+      </w:r>
+    </w:p>
+    <w:p>
+      <w:pPr>
+        <w:pStyle w:val="NoSpacing"/>
+        <w:jc w:val="both"/>
+        <w:rPr>
+          <w:rFonts w:ascii="Times New Roman" w:hAnsi="Times New Roman" w:cs="Times New Roman"/>
+          <w:sz w:val="20"/>
+          <w:szCs w:val="20"/>
+        </w:rPr>
+      </w:pPr>
+    </w:p>
+    <w:p>
+      <w:pPr>
+        <w:pStyle w:val="NoSpacing"/>
+        <w:jc w:val="both"/>
+        <w:rPr>
+          <w:rFonts w:ascii="Times New Roman" w:hAnsi="Times New Roman" w:cs="Times New Roman"/>
+          <w:b/>
+          <w:bCs/>
+          <w:u w:val="single"/>
+        </w:rPr>
+      </w:pPr>
+      <w:r>
+        <w:rPr>
+          <w:rFonts w:ascii="Times New Roman" w:hAnsi="Times New Roman" w:cs="Times New Roman"/>
+          <w:b/>
+          <w:bCs/>
+          <w:u w:val="single"/>
+        </w:rPr>
+        <w:t>Hardware and Microcontrollers</w:t>
+      </w:r>
+    </w:p>
+    <w:p>
+      <w:pPr>
+        <w:pStyle w:val="NoSpacing"/>
+        <w:jc w:val="both"/>
+        <w:rPr>
+          <w:rFonts w:ascii="Times New Roman" w:hAnsi="Times New Roman" w:cs="Times New Roman"/>
+        </w:rPr>
+      </w:pPr>
+      <w:r>
+        <w:rPr>
+          <w:rFonts w:ascii="Times New Roman" w:hAnsi="Times New Roman" w:cs="Times New Roman"/>
+        </w:rPr>
+        <w:t>Arduino (ATMega2560, ATMega328p), Esp32, AMB82-mini, STM32</w:t>
+      </w:r>
+    </w:p>
+    <w:p>
+      <w:pPr>
+        <w:pStyle w:val="Default"/>
+        <w:jc w:val="both"/>
+        <w:rPr>
+          <w:rFonts w:ascii="Times New Roman" w:hAnsi="Times New Roman" w:cs="Times New Roman"/>
+          <w:bCs/>
+          <w:sz w:val="20"/>
+          <w:szCs w:val="20"/>
+        </w:rPr>
+      </w:pPr>
+    </w:p>
+    <w:p>
+      <w:pPr>
+        <w:pStyle w:val="Default"/>
+        <w:jc w:val="both"/>
+        <w:rPr>
+          <w:rFonts w:ascii="Times New Roman" w:hAnsi="Times New Roman" w:cs="Times New Roman"/>
+          <w:b/>
+          <w:sz w:val="22"/>
+          <w:szCs w:val="22"/>
+          <w:u w:val="single"/>
+        </w:rPr>
+      </w:pPr>
+      <w:r>
+        <w:rPr>
+          <w:rFonts w:ascii="Times New Roman" w:hAnsi="Times New Roman" w:cs="Times New Roman"/>
+          <w:b/>
+          <w:sz w:val="22"/>
+          <w:szCs w:val="22"/>
+          <w:u w:val="single"/>
+        </w:rPr>
+        <w:t>Awards and Scholarships</w:t>
+      </w:r>
+    </w:p>
+    <w:p>
+      <w:pPr>
+        <w:pStyle w:val="Default"/>
+        <w:jc w:val="both"/>
+        <w:rPr>
+          <w:rFonts w:ascii="Times New Roman" w:hAnsi="Times New Roman" w:cs="Times New Roman"/>
+          <w:bCs/>
+          <w:sz w:val="22"/>
+          <w:szCs w:val="22"/>
+        </w:rPr>
+      </w:pPr>
+      <w:r>
+        <w:rPr>
+          <w:rFonts w:ascii="Times New Roman" w:hAnsi="Times New Roman" w:cs="Times New Roman"/>
+          <w:bCs/>
+          <w:sz w:val="22"/>
+          <w:szCs w:val="22"/>
+        </w:rPr>
+        <w:t>Inspiring Research Mentor Award, 2025. Awarded by NUS High School of Math and Science.</w:t>
+      </w:r>
+    </w:p>
+    <w:p>
+      <w:pPr>
+        <w:pStyle w:val="Default"/>
+        <w:jc w:val="both"/>
+        <w:rPr>
+          <w:rFonts w:ascii="Times New Roman" w:hAnsi="Times New Roman" w:cs="Times New Roman"/>
+          <w:bCs/>
+          <w:sz w:val="22"/>
+          <w:szCs w:val="22"/>
+        </w:rPr>
+      </w:pPr>
+      <w:r>
+        <w:rPr>
+          <w:rFonts w:ascii="Times New Roman" w:hAnsi="Times New Roman" w:cs="Times New Roman"/>
+          <w:bCs/>
+          <w:sz w:val="22"/>
+          <w:szCs w:val="22"/>
+        </w:rPr>
+        <w:t>Young Researcher Award, Asia Evo-Devo-2021. Awarded by Asia Evo-devo 2021.</w:t>
+      </w:r>
+    </w:p>
+    <w:p>
+      <w:pPr>
+        <w:pStyle w:val="Default"/>
+        <w:jc w:val="both"/>
+        <w:rPr>
+          <w:rFonts w:ascii="Times New Roman" w:hAnsi="Times New Roman" w:cs="Times New Roman"/>
+          <w:bCs/>
+          <w:sz w:val="22"/>
+          <w:szCs w:val="22"/>
+        </w:rPr>
+      </w:pPr>
+      <w:r>
+        <w:rPr>
+          <w:rFonts w:ascii="Times New Roman" w:hAnsi="Times New Roman" w:cs="Times New Roman"/>
+          <w:bCs/>
+          <w:sz w:val="22"/>
+          <w:szCs w:val="22"/>
+        </w:rPr>
+        <w:t>Yale-NUS scholarship (2016-2020). Awarded by Yale University and NUS.</w:t>
+      </w:r>
+    </w:p>
+    <w:p>
+      <w:pPr>
+        <w:pStyle w:val="Default"/>
+        <w:jc w:val="both"/>
+        <w:rPr>
+          <w:rFonts w:ascii="Times New Roman" w:hAnsi="Times New Roman" w:cs="Times New Roman"/>
+          <w:bCs/>
+          <w:sz w:val="20"/>
+          <w:szCs w:val="20"/>
+        </w:rPr>
+      </w:pPr>
+    </w:p>
+    <w:p>
+      <w:pPr>
+        <w:pStyle w:val="Default"/>
+        <w:jc w:val="both"/>
+        <w:rPr>
+          <w:rFonts w:ascii="Times New Roman" w:hAnsi="Times New Roman" w:cs="Times New Roman"/>
+          <w:b/>
+          <w:sz w:val="22"/>
+          <w:szCs w:val="22"/>
+          <w:u w:val="single"/>
+        </w:rPr>
+      </w:pPr>
+      <w:r>
+        <w:rPr>
+          <w:rFonts w:ascii="Times New Roman" w:hAnsi="Times New Roman" w:cs="Times New Roman"/>
+          <w:b/>
+          <w:sz w:val="22"/>
+          <w:szCs w:val="22"/>
+          <w:u w:val="single"/>
+        </w:rPr>
+        <w:t>Grants Awarded</w:t>
+      </w:r>
+    </w:p>
+    <w:p>
+      <w:pPr>
+        <w:pStyle w:val="Default"/>
+        <w:jc w:val="both"/>
+        <w:rPr>
+          <w:rFonts w:ascii="Times New Roman" w:hAnsi="Times New Roman" w:cs="Times New Roman"/>
+          <w:b/>
+          <w:sz w:val="22"/>
+          <w:szCs w:val="22"/>
+          <w:u w:val="single"/>
+        </w:rPr>
+      </w:pPr>
+      <w:r>
+        <w:rPr>
+          <w:rFonts w:ascii="Times New Roman" w:hAnsi="Times New Roman" w:cs="Times New Roman"/>
+          <w:sz w:val="22"/>
+          <w:szCs w:val="22"/>
+        </w:rPr>
+        <w:t xml:space="preserve">1) </w:t>
+      </w:r>
+      <w:r>
+        <w:rPr>
+          <w:rFonts w:ascii="Times New Roman" w:hAnsi="Times New Roman" w:cs="Times New Roman"/>
+          <w:sz w:val="22"/>
+          <w:szCs w:val="22"/>
+        </w:rPr>
+        <w:t xml:space="preserve">Integrating Reaction-Diffusion and Positional-Information in patterning the wing veins of </w:t>
+      </w:r>
+      <w:r>
+        <w:rPr>
+          <w:rFonts w:ascii="Times New Roman" w:hAnsi="Times New Roman" w:cs="Times New Roman"/>
           <w:i/>
           <w:iCs/>
           <w:sz w:val="22"/>
           <w:szCs w:val="22"/>
         </w:rPr>
-        <w:t>Franconibacter pulveris</w:t>
-      </w:r>
-      <w:r>
-        <w:rPr>
-          <w:rFonts w:ascii="Times New Roman" w:hAnsi="Times New Roman" w:cs="Times New Roman"/>
-          <w:bCs/>
-          <w:sz w:val="22"/>
-          <w:szCs w:val="22"/>
-        </w:rPr>
-        <w:t xml:space="preserve"> strain DJ34 revealed its genetic basis for hydrocarbon degradation and survival in oil contaminated environment. </w:t>
-      </w:r>
-      <w:r>
-        <w:rPr>
-          <w:rFonts w:ascii="Times New Roman" w:hAnsi="Times New Roman" w:cs="Times New Roman"/>
-          <w:b/>
-          <w:sz w:val="22"/>
-          <w:szCs w:val="22"/>
-        </w:rPr>
-        <w:t>Genomics</w:t>
-      </w:r>
-      <w:r>
-        <w:rPr>
-          <w:rFonts w:ascii="Times New Roman" w:hAnsi="Times New Roman" w:cs="Times New Roman"/>
-          <w:bCs/>
-          <w:sz w:val="22"/>
-          <w:szCs w:val="22"/>
-        </w:rPr>
-        <w:t xml:space="preserve"> 109, 374–382. doi: 10.1016/j.ygeno.2017.06.002</w:t>
-      </w:r>
-    </w:p>
-    <w:p>
-      <w:pPr>
-        <w:pStyle w:val="Default"/>
-        <w:jc w:val="both"/>
-        <w:rPr>
-          <w:rFonts w:ascii="Times New Roman" w:hAnsi="Times New Roman" w:cs="Times New Roman"/>
-          <w:bCs/>
-          <w:sz w:val="8"/>
-          <w:szCs w:val="8"/>
-        </w:rPr>
-      </w:pPr>
-    </w:p>
-    <w:p>
-      <w:pPr>
-        <w:pStyle w:val="Default"/>
-        <w:jc w:val="both"/>
-        <w:rPr>
-          <w:rFonts w:ascii="Times New Roman" w:hAnsi="Times New Roman" w:cs="Times New Roman"/>
-          <w:bCs/>
-          <w:sz w:val="22"/>
-          <w:szCs w:val="22"/>
-        </w:rPr>
-      </w:pPr>
-      <w:r>
-        <w:rPr>
-          <w:rFonts w:ascii="Times New Roman" w:hAnsi="Times New Roman" w:cs="Times New Roman"/>
-          <w:bCs/>
-          <w:sz w:val="22"/>
-          <w:szCs w:val="22"/>
-        </w:rPr>
-        <w:t xml:space="preserve">Pal S, </w:t>
-      </w:r>
-      <w:r>
-        <w:rPr>
-          <w:rFonts w:ascii="Times New Roman" w:hAnsi="Times New Roman" w:cs="Times New Roman"/>
-          <w:b/>
-          <w:sz w:val="22"/>
-          <w:szCs w:val="22"/>
-        </w:rPr>
-        <w:t>Banerjee TD</w:t>
-      </w:r>
-      <w:r>
-        <w:rPr>
-          <w:rFonts w:ascii="Times New Roman" w:hAnsi="Times New Roman" w:cs="Times New Roman"/>
-          <w:bCs/>
-          <w:sz w:val="22"/>
-          <w:szCs w:val="22"/>
-        </w:rPr>
-        <w:t>, Roy A, Sar P</w:t>
-      </w:r>
-      <w:r>
-        <w:rPr>
-          <w:rFonts w:ascii="Times New Roman" w:hAnsi="Times New Roman" w:cs="Times New Roman"/>
-          <w:bCs/>
-          <w:sz w:val="22"/>
-          <w:szCs w:val="22"/>
-        </w:rPr>
-        <w:t>,</w:t>
-      </w:r>
-      <w:r>
-        <w:rPr>
-          <w:rFonts w:ascii="Times New Roman" w:hAnsi="Times New Roman" w:cs="Times New Roman"/>
-          <w:bCs/>
-          <w:sz w:val="22"/>
-          <w:szCs w:val="22"/>
-        </w:rPr>
-        <w:t xml:space="preserve"> Kazy SK (2015) Genome Sequence of Hydrocarbon-Degrading </w:t>
-      </w:r>
-      <w:r>
-        <w:rPr>
-          <w:rFonts w:ascii="Times New Roman" w:hAnsi="Times New Roman" w:cs="Times New Roman"/>
-          <w:bCs/>
-          <w:i/>
-          <w:iCs/>
-          <w:sz w:val="22"/>
-          <w:szCs w:val="22"/>
-        </w:rPr>
-        <w:t xml:space="preserve">Cronobacter sp. </w:t>
-      </w:r>
-      <w:r>
-        <w:rPr>
-          <w:rFonts w:ascii="Times New Roman" w:hAnsi="Times New Roman" w:cs="Times New Roman"/>
-          <w:bCs/>
-          <w:sz w:val="22"/>
-          <w:szCs w:val="22"/>
-        </w:rPr>
-        <w:t xml:space="preserve">Strain DJ34 Isolated from Crude Oil-Containing Sludge from the Duliajan. </w:t>
-      </w:r>
-      <w:r>
-        <w:rPr>
-          <w:rFonts w:ascii="Times New Roman" w:hAnsi="Times New Roman" w:cs="Times New Roman"/>
-          <w:b/>
-          <w:sz w:val="22"/>
-          <w:szCs w:val="22"/>
-        </w:rPr>
-        <w:t>Genome Announcement</w:t>
-      </w:r>
-      <w:r>
-        <w:rPr>
-          <w:rFonts w:ascii="Times New Roman" w:hAnsi="Times New Roman" w:cs="Times New Roman"/>
-          <w:bCs/>
-          <w:sz w:val="22"/>
-          <w:szCs w:val="22"/>
-        </w:rPr>
-        <w:t xml:space="preserve"> ,3, 2011– 2012. doi: 10.1128/genomeA.01321-15</w:t>
-      </w:r>
-    </w:p>
-    <w:p>
-      <w:pPr>
-        <w:pStyle w:val="Default"/>
-        <w:jc w:val="both"/>
-        <w:rPr>
-          <w:rFonts w:ascii="Times New Roman" w:hAnsi="Times New Roman" w:cs="Times New Roman"/>
-          <w:bCs/>
-          <w:sz w:val="8"/>
-          <w:szCs w:val="8"/>
-        </w:rPr>
-      </w:pPr>
-    </w:p>
-    <w:p>
-      <w:pPr>
-        <w:pStyle w:val="Default"/>
-        <w:jc w:val="both"/>
-        <w:rPr>
-          <w:rFonts w:ascii="Times New Roman" w:hAnsi="Times New Roman" w:cs="Times New Roman"/>
-          <w:bCs/>
-          <w:sz w:val="22"/>
-          <w:szCs w:val="22"/>
-        </w:rPr>
-      </w:pPr>
-      <w:r>
-        <w:rPr>
-          <w:rFonts w:ascii="Times New Roman" w:hAnsi="Times New Roman" w:cs="Times New Roman"/>
-          <w:bCs/>
-          <w:sz w:val="22"/>
-          <w:szCs w:val="22"/>
-        </w:rPr>
-        <w:t xml:space="preserve">Paul D, Kazy SK, </w:t>
-      </w:r>
-      <w:r>
-        <w:rPr>
-          <w:rFonts w:ascii="Times New Roman" w:hAnsi="Times New Roman" w:cs="Times New Roman"/>
-          <w:b/>
-          <w:sz w:val="22"/>
-          <w:szCs w:val="22"/>
-        </w:rPr>
-        <w:t>Banerjee TD</w:t>
-      </w:r>
-      <w:r>
-        <w:rPr>
-          <w:rFonts w:ascii="Times New Roman" w:hAnsi="Times New Roman" w:cs="Times New Roman"/>
-          <w:bCs/>
-          <w:sz w:val="22"/>
-          <w:szCs w:val="22"/>
-        </w:rPr>
-        <w:t>, Gupta AK, Pal T</w:t>
-      </w:r>
-      <w:r>
-        <w:rPr>
-          <w:rFonts w:ascii="Times New Roman" w:hAnsi="Times New Roman" w:cs="Times New Roman"/>
-          <w:bCs/>
-          <w:sz w:val="22"/>
-          <w:szCs w:val="22"/>
-        </w:rPr>
-        <w:t>,</w:t>
-      </w:r>
-      <w:r>
-        <w:rPr>
-          <w:rFonts w:ascii="Times New Roman" w:hAnsi="Times New Roman" w:cs="Times New Roman"/>
-          <w:bCs/>
-          <w:sz w:val="22"/>
-          <w:szCs w:val="22"/>
-        </w:rPr>
-        <w:t xml:space="preserve"> Sar P (2015) Arsenic biotransformation and release by bacteria indigenous to arsenic contaminated groundwater. </w:t>
-      </w:r>
-      <w:r>
-        <w:rPr>
-          <w:rFonts w:ascii="Times New Roman" w:hAnsi="Times New Roman" w:cs="Times New Roman"/>
-          <w:b/>
-          <w:sz w:val="22"/>
-          <w:szCs w:val="22"/>
-        </w:rPr>
-        <w:t>Bioresour</w:t>
-      </w:r>
-      <w:r>
-        <w:rPr>
-          <w:rFonts w:ascii="Times New Roman" w:hAnsi="Times New Roman" w:cs="Times New Roman"/>
-          <w:b/>
-          <w:sz w:val="22"/>
-          <w:szCs w:val="22"/>
-        </w:rPr>
-        <w:t>ce</w:t>
-      </w:r>
-      <w:r>
-        <w:rPr>
-          <w:rFonts w:ascii="Times New Roman" w:hAnsi="Times New Roman" w:cs="Times New Roman"/>
-          <w:b/>
-          <w:sz w:val="22"/>
-          <w:szCs w:val="22"/>
-        </w:rPr>
-        <w:t xml:space="preserve"> Technol</w:t>
-      </w:r>
-      <w:r>
-        <w:rPr>
-          <w:rFonts w:ascii="Times New Roman" w:hAnsi="Times New Roman" w:cs="Times New Roman"/>
-          <w:b/>
-          <w:sz w:val="22"/>
-          <w:szCs w:val="22"/>
-        </w:rPr>
-        <w:t>ogy</w:t>
-      </w:r>
-      <w:r>
-        <w:rPr>
-          <w:rFonts w:ascii="Times New Roman" w:hAnsi="Times New Roman" w:cs="Times New Roman"/>
-          <w:bCs/>
-          <w:sz w:val="22"/>
-          <w:szCs w:val="22"/>
-        </w:rPr>
-        <w:t xml:space="preserve"> 188, 14–23. doi: 10.1016/j.biortech.2015.02.039</w:t>
-      </w:r>
+        <w:t>Bicyclus anynana</w:t>
+      </w:r>
+      <w:r>
+        <w:rPr>
+          <w:rFonts w:ascii="Times New Roman" w:hAnsi="Times New Roman" w:cs="Times New Roman"/>
+          <w:sz w:val="22"/>
+          <w:szCs w:val="22"/>
+        </w:rPr>
+        <w:t xml:space="preserve"> butterflies. (MOE Tier 1, primarily written, PI: </w:t>
+      </w:r>
+      <w:r>
+        <w:rPr>
+          <w:rFonts w:ascii="Times New Roman" w:hAnsi="Times New Roman" w:cs="Times New Roman"/>
+          <w:bCs/>
+          <w:sz w:val="22"/>
+          <w:szCs w:val="22"/>
+        </w:rPr>
+        <w:t>Antόnia Monteiro).</w:t>
+      </w:r>
+    </w:p>
+    <w:p>
+      <w:pPr>
+        <w:pStyle w:val="Default"/>
+        <w:jc w:val="both"/>
+        <w:rPr>
+          <w:rFonts w:ascii="Times New Roman" w:hAnsi="Times New Roman" w:cs="Times New Roman"/>
+          <w:bCs/>
+          <w:sz w:val="22"/>
+          <w:szCs w:val="22"/>
+        </w:rPr>
+      </w:pPr>
+      <w:r>
+        <w:rPr>
+          <w:rFonts w:ascii="Times New Roman" w:hAnsi="Times New Roman" w:cs="Times New Roman"/>
+          <w:bCs/>
+          <w:sz w:val="22"/>
+          <w:szCs w:val="22"/>
+        </w:rPr>
+        <w:lastRenderedPageBreak/>
+        <w:t xml:space="preserve">2) </w:t>
+      </w:r>
+      <w:r>
+        <w:rPr>
+          <w:rFonts w:ascii="Times New Roman" w:hAnsi="Times New Roman" w:cs="Times New Roman"/>
+          <w:bCs/>
+          <w:sz w:val="22"/>
+          <w:szCs w:val="22"/>
+        </w:rPr>
+        <w:t>The evolution of novel complex traits from preexisting traits: Identifying shared cellular identities and gene regulation across traits. (MOE Tier 2, co-written with Antόnia Monteiro and Suriya Narayanan Murugeshan).</w:t>
+      </w:r>
+    </w:p>
+    <w:p>
+      <w:pPr>
+        <w:pStyle w:val="Default"/>
+        <w:jc w:val="both"/>
+        <w:rPr>
+          <w:rFonts w:ascii="Times New Roman" w:hAnsi="Times New Roman" w:cs="Times New Roman"/>
+          <w:bCs/>
+          <w:sz w:val="22"/>
+          <w:szCs w:val="22"/>
+        </w:rPr>
+      </w:pPr>
+      <w:r>
+        <w:rPr>
+          <w:rFonts w:ascii="Times New Roman" w:hAnsi="Times New Roman" w:cs="Times New Roman"/>
+          <w:bCs/>
+          <w:sz w:val="22"/>
+          <w:szCs w:val="22"/>
+        </w:rPr>
+        <w:t xml:space="preserve">3) </w:t>
+      </w:r>
+      <w:r>
+        <w:rPr>
+          <w:rFonts w:ascii="Times New Roman" w:hAnsi="Times New Roman" w:cs="Times New Roman"/>
+          <w:bCs/>
+          <w:sz w:val="22"/>
+          <w:szCs w:val="22"/>
+        </w:rPr>
+        <w:t>Investigating a transcriptional role of primary cilia in striatal neural computation mediating cognitive flexibility. (MOE Tier 2, as collaborator, PI: Siew Cheng Phua).</w:t>
+      </w:r>
+    </w:p>
+    <w:p>
+      <w:pPr>
+        <w:pStyle w:val="Default"/>
+        <w:jc w:val="both"/>
+        <w:rPr>
+          <w:rFonts w:ascii="Times New Roman" w:hAnsi="Times New Roman" w:cs="Times New Roman"/>
+          <w:bCs/>
+          <w:sz w:val="20"/>
+          <w:szCs w:val="20"/>
+        </w:rPr>
+      </w:pPr>
+    </w:p>
+    <w:p>
+      <w:pPr>
+        <w:pStyle w:val="Default"/>
+        <w:jc w:val="both"/>
+        <w:rPr>
+          <w:rFonts w:ascii="Times New Roman" w:hAnsi="Times New Roman" w:cs="Times New Roman"/>
+          <w:b/>
+          <w:sz w:val="22"/>
+          <w:szCs w:val="22"/>
+          <w:u w:val="single"/>
+        </w:rPr>
+      </w:pPr>
+      <w:r>
+        <w:rPr>
+          <w:rFonts w:ascii="Times New Roman" w:hAnsi="Times New Roman" w:cs="Times New Roman"/>
+          <w:b/>
+          <w:sz w:val="22"/>
+          <w:szCs w:val="22"/>
+          <w:u w:val="single"/>
+        </w:rPr>
+        <w:t>Technologies developed</w:t>
+      </w:r>
+    </w:p>
+    <w:p>
+      <w:pPr>
+        <w:pStyle w:val="Default"/>
+        <w:jc w:val="both"/>
+        <w:rPr>
+          <w:rFonts w:ascii="Times New Roman" w:hAnsi="Times New Roman" w:cs="Times New Roman"/>
+          <w:bCs/>
+          <w:sz w:val="22"/>
+          <w:szCs w:val="22"/>
+        </w:rPr>
+      </w:pPr>
+      <w:r>
+        <w:rPr>
+          <w:rFonts w:ascii="Times New Roman" w:hAnsi="Times New Roman" w:cs="Times New Roman"/>
+          <w:b/>
+          <w:sz w:val="22"/>
+          <w:szCs w:val="22"/>
+        </w:rPr>
+        <w:t xml:space="preserve">1) </w:t>
+      </w:r>
+      <w:r>
+        <w:rPr>
+          <w:rFonts w:ascii="Times New Roman" w:hAnsi="Times New Roman" w:cs="Times New Roman"/>
+          <w:b/>
+          <w:sz w:val="22"/>
+          <w:szCs w:val="22"/>
+        </w:rPr>
+        <w:t>RAMFISH</w:t>
+      </w:r>
+      <w:r>
+        <w:rPr>
+          <w:rFonts w:ascii="Times New Roman" w:hAnsi="Times New Roman" w:cs="Times New Roman"/>
+          <w:bCs/>
+          <w:sz w:val="22"/>
+          <w:szCs w:val="22"/>
+        </w:rPr>
+        <w:t>: Spatial mRNA profiling technology that allows multiplexing (~30 genes) in complex biological systems such as whole mount organs of butterflies and zebrafish.</w:t>
+      </w:r>
+      <w:r>
+        <w:rPr>
+          <w:rFonts w:ascii="Times New Roman" w:hAnsi="Times New Roman" w:cs="Times New Roman"/>
+          <w:bCs/>
+          <w:sz w:val="22"/>
+          <w:szCs w:val="22"/>
+        </w:rPr>
+        <w:t xml:space="preserve"> Current </w:t>
+      </w:r>
+      <w:r>
+        <w:rPr>
+          <w:rFonts w:ascii="Times New Roman" w:hAnsi="Times New Roman" w:cs="Times New Roman"/>
+          <w:bCs/>
+          <w:sz w:val="22"/>
+          <w:szCs w:val="22"/>
+        </w:rPr>
+        <w:t xml:space="preserve">institutions using the </w:t>
+      </w:r>
+      <w:r>
+        <w:rPr>
+          <w:rFonts w:ascii="Times New Roman" w:hAnsi="Times New Roman" w:cs="Times New Roman"/>
+          <w:bCs/>
+          <w:sz w:val="22"/>
+          <w:szCs w:val="22"/>
+        </w:rPr>
+        <w:t xml:space="preserve">systems: </w:t>
+      </w:r>
+      <w:r>
+        <w:rPr>
+          <w:rFonts w:ascii="Times New Roman" w:hAnsi="Times New Roman" w:cs="Times New Roman"/>
+          <w:bCs/>
+          <w:sz w:val="22"/>
+          <w:szCs w:val="22"/>
+        </w:rPr>
+        <w:t>Department of Biological Sciences and Yong Loo Lin School of Medicine, NUS; and Institute of Cellular and Molecular Biology, A*STAR</w:t>
+      </w:r>
+      <w:r>
+        <w:rPr>
+          <w:rFonts w:ascii="Times New Roman" w:hAnsi="Times New Roman" w:cs="Times New Roman"/>
+          <w:bCs/>
+          <w:sz w:val="22"/>
+          <w:szCs w:val="22"/>
+        </w:rPr>
+        <w:t>.</w:t>
+      </w:r>
+    </w:p>
+    <w:p>
+      <w:pPr>
+        <w:pStyle w:val="Default"/>
+        <w:jc w:val="both"/>
+        <w:rPr>
+          <w:rFonts w:ascii="Times New Roman" w:hAnsi="Times New Roman" w:cs="Times New Roman"/>
+          <w:bCs/>
+          <w:sz w:val="22"/>
+          <w:szCs w:val="22"/>
+        </w:rPr>
+      </w:pPr>
+      <w:r>
+        <w:rPr>
+          <w:rFonts w:ascii="Times New Roman" w:hAnsi="Times New Roman" w:cs="Times New Roman"/>
+          <w:b/>
+          <w:sz w:val="22"/>
+          <w:szCs w:val="22"/>
+        </w:rPr>
+        <w:t>2) FISHER</w:t>
+      </w:r>
+      <w:r>
+        <w:rPr>
+          <w:rFonts w:ascii="Times New Roman" w:hAnsi="Times New Roman" w:cs="Times New Roman"/>
+          <w:bCs/>
+          <w:sz w:val="22"/>
+          <w:szCs w:val="22"/>
+        </w:rPr>
+        <w:t xml:space="preserve">: Flexible Instrument for Stimulus-controlled Habituation and Experimental Reinforcement for neurobehavioral assays, associative learning, and drug delivery. Variants: FISHER (for standard feeding and dual reinforcement assays), and FISHER_Eye (a camera powered system to perform recordings while the experiments are being conducted). </w:t>
+      </w:r>
+    </w:p>
+    <w:p>
+      <w:pPr>
+        <w:pStyle w:val="Default"/>
+        <w:jc w:val="both"/>
+        <w:rPr>
+          <w:rFonts w:ascii="Times New Roman" w:hAnsi="Times New Roman" w:cs="Times New Roman"/>
+          <w:bCs/>
+          <w:sz w:val="22"/>
+          <w:szCs w:val="22"/>
+        </w:rPr>
+      </w:pPr>
+      <w:r>
+        <w:rPr>
+          <w:rFonts w:ascii="Times New Roman" w:hAnsi="Times New Roman" w:cs="Times New Roman"/>
+          <w:b/>
+          <w:sz w:val="22"/>
+          <w:szCs w:val="22"/>
+        </w:rPr>
+        <w:t>3</w:t>
+      </w:r>
+      <w:r>
+        <w:rPr>
+          <w:rFonts w:ascii="Times New Roman" w:hAnsi="Times New Roman" w:cs="Times New Roman"/>
+          <w:b/>
+          <w:sz w:val="22"/>
+          <w:szCs w:val="22"/>
+        </w:rPr>
+        <w:t xml:space="preserve">) </w:t>
+      </w:r>
+      <w:r>
+        <w:rPr>
+          <w:rFonts w:ascii="Times New Roman" w:hAnsi="Times New Roman" w:cs="Times New Roman"/>
+          <w:b/>
+          <w:sz w:val="22"/>
+          <w:szCs w:val="22"/>
+        </w:rPr>
+        <w:t>NanoPulse</w:t>
+      </w:r>
+      <w:r>
+        <w:rPr>
+          <w:rFonts w:ascii="Times New Roman" w:hAnsi="Times New Roman" w:cs="Times New Roman"/>
+          <w:bCs/>
+          <w:sz w:val="22"/>
+          <w:szCs w:val="22"/>
+        </w:rPr>
+        <w:t>: A nanolitre scale microinjection system for CRISPR-Cas9 and embryonic research application. Developed in collaboration with JayaVardhan Harihar Prasad and Chan Sum Ngai Jeff from Raffles Institution, Singapore. Awarded Silver at the 26</w:t>
+      </w:r>
+      <w:r>
+        <w:rPr>
+          <w:rFonts w:ascii="Times New Roman" w:hAnsi="Times New Roman" w:cs="Times New Roman"/>
+          <w:bCs/>
+          <w:sz w:val="22"/>
+          <w:szCs w:val="22"/>
+          <w:vertAlign w:val="superscript"/>
+        </w:rPr>
+        <w:t>th</w:t>
+      </w:r>
+      <w:r>
+        <w:rPr>
+          <w:rFonts w:ascii="Times New Roman" w:hAnsi="Times New Roman" w:cs="Times New Roman"/>
+          <w:bCs/>
+          <w:sz w:val="22"/>
+          <w:szCs w:val="22"/>
+        </w:rPr>
+        <w:t xml:space="preserve"> Science and Engineering Fair, Singapore </w:t>
+      </w:r>
+      <w:r>
+        <w:rPr>
+          <w:rFonts w:ascii="Times New Roman" w:hAnsi="Times New Roman" w:cs="Times New Roman"/>
+          <w:bCs/>
+          <w:sz w:val="22"/>
+          <w:szCs w:val="22"/>
+        </w:rPr>
+        <w:t>-</w:t>
+      </w:r>
+      <w:r>
+        <w:rPr>
+          <w:rFonts w:ascii="Times New Roman" w:hAnsi="Times New Roman" w:cs="Times New Roman"/>
+          <w:bCs/>
+          <w:sz w:val="22"/>
+          <w:szCs w:val="22"/>
+        </w:rPr>
+        <w:t xml:space="preserve"> 2026.</w:t>
+      </w:r>
+    </w:p>
+    <w:p>
+      <w:pPr>
+        <w:pStyle w:val="Default"/>
+        <w:jc w:val="both"/>
+        <w:rPr>
+          <w:rFonts w:ascii="Times New Roman" w:hAnsi="Times New Roman" w:cs="Times New Roman"/>
+          <w:bCs/>
+          <w:sz w:val="20"/>
+          <w:szCs w:val="20"/>
+        </w:rPr>
+      </w:pPr>
+    </w:p>
+    <w:p>
+      <w:pPr>
+        <w:pStyle w:val="Default"/>
+        <w:jc w:val="both"/>
+        <w:rPr>
+          <w:rFonts w:ascii="Times New Roman" w:hAnsi="Times New Roman" w:cs="Times New Roman"/>
+          <w:b/>
+          <w:sz w:val="22"/>
+          <w:szCs w:val="22"/>
+          <w:u w:val="single"/>
+        </w:rPr>
+      </w:pPr>
+      <w:r>
+        <w:rPr>
+          <w:rFonts w:ascii="Times New Roman" w:hAnsi="Times New Roman" w:cs="Times New Roman"/>
+          <w:b/>
+          <w:sz w:val="22"/>
+          <w:szCs w:val="22"/>
+          <w:u w:val="single"/>
+        </w:rPr>
+        <w:t>Technologies currently under development</w:t>
+      </w:r>
+    </w:p>
+    <w:p>
+      <w:pPr>
+        <w:pStyle w:val="Default"/>
+        <w:jc w:val="both"/>
+        <w:rPr>
+          <w:rFonts w:ascii="Times New Roman" w:hAnsi="Times New Roman" w:cs="Times New Roman"/>
+          <w:bCs/>
+          <w:sz w:val="22"/>
+          <w:szCs w:val="22"/>
+        </w:rPr>
+      </w:pPr>
+      <w:r>
+        <w:rPr>
+          <w:rFonts w:ascii="Times New Roman" w:hAnsi="Times New Roman" w:cs="Times New Roman"/>
+          <w:b/>
+          <w:sz w:val="22"/>
+          <w:szCs w:val="22"/>
+        </w:rPr>
+        <w:t>4) ATLAS</w:t>
+      </w:r>
+      <w:r>
+        <w:rPr>
+          <w:rFonts w:ascii="Times New Roman" w:hAnsi="Times New Roman" w:cs="Times New Roman"/>
+          <w:bCs/>
+          <w:sz w:val="22"/>
+          <w:szCs w:val="22"/>
+        </w:rPr>
+        <w:t>: Advanced Transcript Localization and Analysis Suite for subcellular single molecule mRNA registration and its integration with single cell RNAseq datasets.</w:t>
+      </w:r>
+    </w:p>
+    <w:p>
+      <w:pPr>
+        <w:pStyle w:val="Default"/>
+        <w:jc w:val="both"/>
+        <w:rPr>
+          <w:rFonts w:ascii="Times New Roman" w:hAnsi="Times New Roman" w:cs="Times New Roman"/>
+          <w:bCs/>
+          <w:sz w:val="22"/>
+          <w:szCs w:val="22"/>
+        </w:rPr>
+      </w:pPr>
+      <w:r>
+        <w:rPr>
+          <w:rFonts w:ascii="Times New Roman" w:hAnsi="Times New Roman" w:cs="Times New Roman"/>
+          <w:b/>
+          <w:sz w:val="22"/>
+          <w:szCs w:val="22"/>
+        </w:rPr>
+        <w:t>5</w:t>
+      </w:r>
+      <w:r>
+        <w:rPr>
+          <w:rFonts w:ascii="Times New Roman" w:hAnsi="Times New Roman" w:cs="Times New Roman"/>
+          <w:b/>
+          <w:sz w:val="22"/>
+          <w:szCs w:val="22"/>
+        </w:rPr>
+        <w:t xml:space="preserve">) </w:t>
+      </w:r>
+      <w:r>
+        <w:rPr>
+          <w:rFonts w:ascii="Times New Roman" w:hAnsi="Times New Roman" w:cs="Times New Roman"/>
+          <w:b/>
+          <w:sz w:val="22"/>
+          <w:szCs w:val="22"/>
+        </w:rPr>
+        <w:t>CORN-DRIVE</w:t>
+      </w:r>
+      <w:r>
+        <w:rPr>
+          <w:rFonts w:ascii="Times New Roman" w:hAnsi="Times New Roman" w:cs="Times New Roman"/>
+          <w:bCs/>
+          <w:sz w:val="22"/>
+          <w:szCs w:val="22"/>
+        </w:rPr>
+        <w:t xml:space="preserve">: A </w:t>
+      </w:r>
+      <w:r>
+        <w:rPr>
+          <w:rFonts w:ascii="Times New Roman" w:hAnsi="Times New Roman" w:cs="Times New Roman"/>
+          <w:bCs/>
+          <w:sz w:val="22"/>
+          <w:szCs w:val="22"/>
+        </w:rPr>
+        <w:t xml:space="preserve">multi-sensor and </w:t>
+      </w:r>
+      <w:r>
+        <w:rPr>
+          <w:rFonts w:ascii="Times New Roman" w:hAnsi="Times New Roman" w:cs="Times New Roman"/>
+          <w:bCs/>
+          <w:sz w:val="22"/>
+          <w:szCs w:val="22"/>
+        </w:rPr>
+        <w:t xml:space="preserve">computer vision powered system for smart crop </w:t>
+      </w:r>
+      <w:r>
+        <w:rPr>
+          <w:rFonts w:ascii="Times New Roman" w:hAnsi="Times New Roman" w:cs="Times New Roman"/>
+          <w:bCs/>
+          <w:sz w:val="22"/>
+          <w:szCs w:val="22"/>
+        </w:rPr>
+        <w:t>growth</w:t>
+      </w:r>
+      <w:r>
+        <w:rPr>
+          <w:rFonts w:ascii="Times New Roman" w:hAnsi="Times New Roman" w:cs="Times New Roman"/>
+          <w:bCs/>
+          <w:sz w:val="22"/>
+          <w:szCs w:val="22"/>
+        </w:rPr>
+        <w:t xml:space="preserve"> maxim</w:t>
+      </w:r>
+      <w:r>
+        <w:rPr>
+          <w:rFonts w:ascii="Times New Roman" w:hAnsi="Times New Roman" w:cs="Times New Roman"/>
+          <w:bCs/>
+          <w:sz w:val="22"/>
+          <w:szCs w:val="22"/>
+        </w:rPr>
+        <w:t xml:space="preserve">izing </w:t>
+      </w:r>
+      <w:r>
+        <w:rPr>
+          <w:rFonts w:ascii="Times New Roman" w:hAnsi="Times New Roman" w:cs="Times New Roman"/>
+          <w:bCs/>
+          <w:sz w:val="22"/>
+          <w:szCs w:val="22"/>
+        </w:rPr>
+        <w:t>yield</w:t>
+      </w:r>
+      <w:r>
+        <w:rPr>
+          <w:rFonts w:ascii="Times New Roman" w:hAnsi="Times New Roman" w:cs="Times New Roman"/>
+          <w:bCs/>
+          <w:sz w:val="22"/>
+          <w:szCs w:val="22"/>
+        </w:rPr>
+        <w:t>, efficiency and energy</w:t>
+      </w:r>
+      <w:r>
+        <w:rPr>
+          <w:rFonts w:ascii="Times New Roman" w:hAnsi="Times New Roman" w:cs="Times New Roman"/>
+          <w:bCs/>
+          <w:sz w:val="22"/>
+          <w:szCs w:val="22"/>
+        </w:rPr>
+        <w:t>.</w:t>
+      </w:r>
+    </w:p>
+    <w:p>
+      <w:pPr>
+        <w:pStyle w:val="Default"/>
+        <w:jc w:val="both"/>
+        <w:rPr>
+          <w:rFonts w:ascii="Times New Roman" w:hAnsi="Times New Roman" w:cs="Times New Roman"/>
+          <w:bCs/>
+          <w:sz w:val="22"/>
+          <w:szCs w:val="22"/>
+        </w:rPr>
+      </w:pPr>
+      <w:r>
+        <w:rPr>
+          <w:rFonts w:ascii="Times New Roman" w:hAnsi="Times New Roman" w:cs="Times New Roman"/>
+          <w:b/>
+          <w:sz w:val="22"/>
+          <w:szCs w:val="22"/>
+        </w:rPr>
+        <w:t>6</w:t>
+      </w:r>
+      <w:r>
+        <w:rPr>
+          <w:rFonts w:ascii="Times New Roman" w:hAnsi="Times New Roman" w:cs="Times New Roman"/>
+          <w:b/>
+          <w:sz w:val="22"/>
+          <w:szCs w:val="22"/>
+        </w:rPr>
+        <w:t xml:space="preserve">) </w:t>
+      </w:r>
+      <w:r>
+        <w:rPr>
+          <w:rFonts w:ascii="Times New Roman" w:hAnsi="Times New Roman" w:cs="Times New Roman"/>
+          <w:b/>
+          <w:sz w:val="22"/>
+          <w:szCs w:val="22"/>
+        </w:rPr>
+        <w:t>Multiplex_AI</w:t>
+      </w:r>
+      <w:r>
+        <w:rPr>
+          <w:rFonts w:ascii="Times New Roman" w:hAnsi="Times New Roman" w:cs="Times New Roman"/>
+          <w:bCs/>
+          <w:sz w:val="22"/>
+          <w:szCs w:val="22"/>
+        </w:rPr>
+        <w:t>: An AI pipeline to process multiplex-FISH data to detect signal quality, non-specific signals, and signals in abnormal tissue types.</w:t>
+      </w:r>
+    </w:p>
+    <w:p>
+      <w:pPr>
+        <w:pStyle w:val="Default"/>
+        <w:jc w:val="both"/>
+        <w:rPr>
+          <w:rFonts w:ascii="Times New Roman" w:hAnsi="Times New Roman" w:cs="Times New Roman"/>
+          <w:sz w:val="20"/>
+          <w:szCs w:val="20"/>
+        </w:rPr>
+      </w:pPr>
     </w:p>
     <w:p>
       <w:pPr>
@@ -8900,7 +8292,7 @@
           <w:sz w:val="22"/>
           <w:szCs w:val="22"/>
         </w:rPr>
-        <w:t>FYP</w:t>
+        <w:t>Research Assistant</w:t>
       </w:r>
       <w:r>
         <w:rPr>
@@ -9050,6 +8442,7 @@
           <w:szCs w:val="22"/>
           <w:u w:val="single"/>
         </w:rPr>
+        <w:lastRenderedPageBreak/>
         <w:t>Past students</w:t>
       </w:r>
     </w:p>
@@ -9071,7 +8464,6 @@
           <w:sz w:val="22"/>
           <w:szCs w:val="22"/>
         </w:rPr>
-        <w:lastRenderedPageBreak/>
         <w:t xml:space="preserve">1) </w:t>
       </w:r>
       <w:r>
